--- a/outputs/algeria-migration-plan.docx
+++ b/outputs/algeria-migration-plan.docx
@@ -4,15 +4,12 @@
   <w:body>
     <w:p>
       <w:pPr>
-        <w:pBdr>
-          <w:bottom w:val="single" w:color="D8DEE9" w:sz="8" w:space="8"/>
-        </w:pBdr>
-        <w:spacing w:before="0" w:after="200"/>
-        <w:jc w:val="left"/>
+        <w:spacing w:before="0" w:after="80" w:line="264" w:lineRule="auto"/>
+        <w:jc w:val="center"/>
       </w:pPr>
       <w:r>
         <w:rPr>
-          <w:rFonts w:ascii="Calibri" w:hAnsi="Calibri" w:eastAsia="Calibri"/>
+          <w:rFonts w:ascii="Calibri" w:hAnsi="Calibri" w:eastAsia="微软雅黑"/>
           <w:b/>
           <w:color w:val="0B2545"/>
           <w:sz w:val="44"/>
@@ -22,11 +19,25 @@
     </w:p>
     <w:p>
       <w:pPr>
-        <w:pStyle w:val="3"/>
+        <w:spacing w:before="0" w:after="280" w:line="240" w:lineRule="auto"/>
+        <w:jc w:val="center"/>
       </w:pPr>
       <w:r>
         <w:rPr>
-          <w:rFonts w:ascii="Calibri" w:hAnsi="Calibri" w:eastAsia="Calibri"/>
+          <w:rFonts w:ascii="Calibri" w:hAnsi="Calibri" w:eastAsia="微软雅黑"/>
+          <w:color w:val="666666"/>
+          <w:sz w:val="20"/>
+        </w:rPr>
+        <w:t>迁移执行版 | 高可用部署、数据迁移与 DNS 核验</w:t>
+      </w:r>
+    </w:p>
+    <w:p>
+      <w:pPr>
+        <w:pStyle w:val="3"/>
+      </w:pPr>
+      <w:r>
+        <w:rPr>
+          <w:rFonts w:ascii="Calibri" w:hAnsi="Calibri" w:eastAsia="微软雅黑"/>
           <w:b/>
           <w:color w:val="2E74B5"/>
           <w:sz w:val="32"/>
@@ -36,25 +47,25 @@
     </w:p>
     <w:p>
       <w:pPr>
-        <w:spacing w:before="0" w:after="120" w:line="300" w:lineRule="auto"/>
+        <w:spacing w:before="0" w:after="120" w:line="264" w:lineRule="auto"/>
       </w:pPr>
       <w:r>
         <w:rPr>
-          <w:rFonts w:ascii="Calibri" w:hAnsi="Calibri" w:eastAsia="Calibri"/>
-          <w:color w:val="222222"/>
+          <w:rFonts w:ascii="Calibri" w:hAnsi="Calibri" w:eastAsia="微软雅黑"/>
+          <w:b w:val="0"/>
           <w:sz w:val="22"/>
         </w:rPr>
-        <w:t>本次迁移目标是将阿尔及利亚项目从现有环境平滑迁移到新的高可用环境，完成数据库和 MinIO 数据迁移、应用服务高可用部署，并对当前启用的 DNS 入口进行核验。迁移观察期内保留老环境作为应急保障。</w:t>
+        <w:t>本次迁移目标是将阿尔及利亚项目从现有环境平滑迁移到新的高可用环境，完成数据库和 MinIO 数据迁移、应用服务高可用部署，并对当前启用的 DNS 入口进行核验。</w:t>
       </w:r>
     </w:p>
     <w:p>
       <w:pPr>
-        <w:spacing w:before="0" w:after="120" w:line="300" w:lineRule="auto"/>
+        <w:spacing w:before="0" w:after="120" w:line="264" w:lineRule="auto"/>
       </w:pPr>
       <w:r>
         <w:rPr>
-          <w:rFonts w:ascii="Calibri" w:hAnsi="Calibri" w:eastAsia="Calibri"/>
-          <w:color w:val="222222"/>
+          <w:rFonts w:ascii="Calibri" w:hAnsi="Calibri" w:eastAsia="微软雅黑"/>
+          <w:b w:val="0"/>
           <w:sz w:val="22"/>
         </w:rPr>
         <w:t>核心目标：</w:t>
@@ -62,17 +73,21 @@
     </w:p>
     <w:p>
       <w:pPr>
+        <w:pStyle w:val="16"/>
         <w:numPr>
           <w:ilvl w:val="0"/>
           <w:numId w:val="7"/>
         </w:numPr>
-        <w:spacing w:after="80" w:line="300" w:lineRule="auto"/>
-        <w:ind w:left="270" w:leftChars="0"/>
+        <w:tabs>
+          <w:tab w:val="clear" w:pos="360"/>
+        </w:tabs>
+        <w:spacing w:before="0" w:after="160" w:line="280" w:lineRule="auto"/>
+        <w:ind w:leftChars="0"/>
       </w:pPr>
       <w:r>
         <w:rPr>
-          <w:rFonts w:ascii="Calibri" w:hAnsi="Calibri" w:eastAsia="Calibri"/>
-          <w:color w:val="222222"/>
+          <w:rFonts w:ascii="Calibri" w:hAnsi="Calibri" w:eastAsia="微软雅黑"/>
+          <w:b w:val="0"/>
           <w:sz w:val="22"/>
         </w:rPr>
         <w:t>保证数据库和 MinIO 数据完整可恢复。</w:t>
@@ -80,17 +95,18 @@
     </w:p>
     <w:p>
       <w:pPr>
+        <w:pStyle w:val="16"/>
         <w:numPr>
           <w:ilvl w:val="0"/>
           <w:numId w:val="7"/>
         </w:numPr>
-        <w:spacing w:after="80" w:line="300" w:lineRule="auto"/>
-        <w:ind w:left="270" w:leftChars="0" w:firstLine="0" w:firstLineChars="0"/>
+        <w:spacing w:before="0" w:after="160" w:line="280" w:lineRule="auto"/>
+        <w:ind w:left="360" w:leftChars="0" w:hanging="360" w:firstLineChars="0"/>
       </w:pPr>
       <w:r>
         <w:rPr>
-          <w:rFonts w:ascii="Calibri" w:hAnsi="Calibri" w:eastAsia="Calibri"/>
-          <w:color w:val="222222"/>
+          <w:rFonts w:ascii="Calibri" w:hAnsi="Calibri" w:eastAsia="微软雅黑"/>
+          <w:b w:val="0"/>
           <w:sz w:val="22"/>
         </w:rPr>
         <w:t>新环境具备容灾能力，避免 HA 单点故障。</w:t>
@@ -98,17 +114,18 @@
     </w:p>
     <w:p>
       <w:pPr>
+        <w:pStyle w:val="16"/>
         <w:numPr>
           <w:ilvl w:val="0"/>
           <w:numId w:val="7"/>
         </w:numPr>
-        <w:spacing w:after="80" w:line="300" w:lineRule="auto"/>
-        <w:ind w:left="270" w:leftChars="0" w:firstLine="0" w:firstLineChars="0"/>
+        <w:spacing w:before="0" w:after="160" w:line="280" w:lineRule="auto"/>
+        <w:ind w:left="360" w:leftChars="0" w:hanging="360" w:firstLineChars="0"/>
       </w:pPr>
       <w:r>
         <w:rPr>
-          <w:rFonts w:ascii="Calibri" w:hAnsi="Calibri" w:eastAsia="Calibri"/>
-          <w:color w:val="222222"/>
+          <w:rFonts w:ascii="Calibri" w:hAnsi="Calibri" w:eastAsia="微软雅黑"/>
+          <w:b w:val="0"/>
           <w:sz w:val="22"/>
         </w:rPr>
         <w:t>DNS，迁移期间重点核验解析和入口连通性。</w:t>
@@ -116,22 +133,21 @@
     </w:p>
     <w:p>
       <w:pPr>
+        <w:pStyle w:val="16"/>
         <w:numPr>
           <w:ilvl w:val="0"/>
           <w:numId w:val="7"/>
         </w:numPr>
-        <w:spacing w:after="80" w:line="300" w:lineRule="auto"/>
-        <w:ind w:left="270" w:leftChars="0" w:firstLine="0" w:firstLineChars="0"/>
-      </w:pPr>
-      <w:bookmarkStart w:id="0" w:name="_GoBack"/>
-      <w:bookmarkEnd w:id="0"/>
+        <w:spacing w:before="0" w:after="160" w:line="280" w:lineRule="auto"/>
+        <w:ind w:left="360" w:leftChars="0" w:hanging="360" w:firstLineChars="0"/>
+      </w:pPr>
       <w:r>
         <w:rPr>
-          <w:rFonts w:ascii="Calibri" w:hAnsi="Calibri" w:eastAsia="Calibri"/>
-          <w:color w:val="222222"/>
+          <w:rFonts w:ascii="Calibri" w:hAnsi="Calibri" w:eastAsia="微软雅黑"/>
+          <w:b w:val="0"/>
           <w:sz w:val="22"/>
         </w:rPr>
-        <w:t>老环境在观察期内保留，不在迁移当天释放。</w:t>
+        <w:t>旧环境在部署新环境前直接释放。</w:t>
       </w:r>
     </w:p>
     <w:p>
@@ -140,7 +156,7 @@
       </w:pPr>
       <w:r>
         <w:rPr>
-          <w:rFonts w:ascii="Calibri" w:hAnsi="Calibri" w:eastAsia="Calibri"/>
+          <w:rFonts w:ascii="Calibri" w:hAnsi="Calibri" w:eastAsia="微软雅黑"/>
           <w:b/>
           <w:color w:val="2E74B5"/>
           <w:sz w:val="32"/>
@@ -150,25 +166,41 @@
     </w:p>
     <w:p>
       <w:pPr>
-        <w:spacing w:before="0" w:after="120" w:line="300" w:lineRule="auto"/>
+        <w:spacing w:before="0" w:after="120" w:line="264" w:lineRule="auto"/>
       </w:pPr>
       <w:r>
         <w:rPr>
-          <w:rFonts w:ascii="Calibri" w:hAnsi="Calibri" w:eastAsia="Calibri"/>
-          <w:color w:val="222222"/>
+          <w:rFonts w:ascii="Calibri" w:hAnsi="Calibri" w:eastAsia="微软雅黑"/>
+          <w:b w:val="0"/>
           <w:sz w:val="22"/>
         </w:rPr>
-        <w:t>到现场后，在服务器资源、网络策略和访问权限准备完成的前提下，执行新版本 HA 迁移，预计 `24H` 完成。</w:t>
+        <w:t xml:space="preserve">到现场后，在服务器资源、网络策略和访问权限准备完成的前提下，执行新版本 HA 迁移，预计 </w:t>
+      </w:r>
+      <w:r>
+        <w:rPr>
+          <w:rFonts w:ascii="Consolas" w:hAnsi="Consolas" w:eastAsia="微软雅黑"/>
+          <w:b w:val="0"/>
+          <w:sz w:val="22"/>
+        </w:rPr>
+        <w:t>24H</w:t>
+      </w:r>
+      <w:r>
+        <w:rPr>
+          <w:rFonts w:ascii="Calibri" w:hAnsi="Calibri" w:eastAsia="微软雅黑"/>
+          <w:b w:val="0"/>
+          <w:sz w:val="22"/>
+        </w:rPr>
+        <w:t xml:space="preserve"> 完成。</w:t>
       </w:r>
     </w:p>
     <w:p>
       <w:pPr>
-        <w:spacing w:before="0" w:after="120" w:line="300" w:lineRule="auto"/>
+        <w:spacing w:before="0" w:after="120" w:line="264" w:lineRule="auto"/>
       </w:pPr>
       <w:r>
         <w:rPr>
-          <w:rFonts w:ascii="Calibri" w:hAnsi="Calibri" w:eastAsia="Calibri"/>
-          <w:color w:val="222222"/>
+          <w:rFonts w:ascii="Calibri" w:hAnsi="Calibri" w:eastAsia="微软雅黑"/>
+          <w:b w:val="0"/>
           <w:sz w:val="22"/>
         </w:rPr>
         <w:t>计划节奏：</w:t>
@@ -176,16 +208,13 @@
     </w:p>
     <w:p>
       <w:pPr>
-        <w:numPr>
-          <w:ilvl w:val="0"/>
-          <w:numId w:val="8"/>
-        </w:numPr>
-        <w:spacing w:after="80" w:line="300" w:lineRule="auto"/>
+        <w:pStyle w:val="14"/>
+        <w:spacing w:before="0" w:after="160" w:line="280" w:lineRule="auto"/>
       </w:pPr>
       <w:r>
         <w:rPr>
-          <w:rFonts w:ascii="Calibri" w:hAnsi="Calibri" w:eastAsia="Calibri"/>
-          <w:color w:val="222222"/>
+          <w:rFonts w:ascii="Calibri" w:hAnsi="Calibri" w:eastAsia="微软雅黑"/>
+          <w:b w:val="0"/>
           <w:sz w:val="22"/>
         </w:rPr>
         <w:t>检查服务器、网络、磁盘、DNS 和证书等基础条件。</w:t>
@@ -193,16 +222,13 @@
     </w:p>
     <w:p>
       <w:pPr>
-        <w:numPr>
-          <w:ilvl w:val="0"/>
-          <w:numId w:val="8"/>
-        </w:numPr>
-        <w:spacing w:after="80" w:line="300" w:lineRule="auto"/>
+        <w:pStyle w:val="14"/>
+        <w:spacing w:before="0" w:after="160" w:line="280" w:lineRule="auto"/>
       </w:pPr>
       <w:r>
         <w:rPr>
-          <w:rFonts w:ascii="Calibri" w:hAnsi="Calibri" w:eastAsia="Calibri"/>
-          <w:color w:val="222222"/>
+          <w:rFonts w:ascii="Calibri" w:hAnsi="Calibri" w:eastAsia="微软雅黑"/>
+          <w:b w:val="0"/>
           <w:sz w:val="22"/>
         </w:rPr>
         <w:t>执行数据库和 MinIO 迁移前备份。</w:t>
@@ -210,16 +236,13 @@
     </w:p>
     <w:p>
       <w:pPr>
-        <w:numPr>
-          <w:ilvl w:val="0"/>
-          <w:numId w:val="8"/>
-        </w:numPr>
-        <w:spacing w:after="80" w:line="300" w:lineRule="auto"/>
+        <w:pStyle w:val="14"/>
+        <w:spacing w:before="0" w:after="160" w:line="280" w:lineRule="auto"/>
       </w:pPr>
       <w:r>
         <w:rPr>
-          <w:rFonts w:ascii="Calibri" w:hAnsi="Calibri" w:eastAsia="Calibri"/>
-          <w:color w:val="222222"/>
+          <w:rFonts w:ascii="Calibri" w:hAnsi="Calibri" w:eastAsia="微软雅黑"/>
+          <w:b w:val="0"/>
           <w:sz w:val="22"/>
         </w:rPr>
         <w:t>部署新版本 HA 环境。</w:t>
@@ -227,16 +250,13 @@
     </w:p>
     <w:p>
       <w:pPr>
-        <w:numPr>
-          <w:ilvl w:val="0"/>
-          <w:numId w:val="8"/>
-        </w:numPr>
-        <w:spacing w:after="80" w:line="300" w:lineRule="auto"/>
+        <w:pStyle w:val="14"/>
+        <w:spacing w:before="0" w:after="160" w:line="280" w:lineRule="auto"/>
       </w:pPr>
       <w:r>
         <w:rPr>
-          <w:rFonts w:ascii="Calibri" w:hAnsi="Calibri" w:eastAsia="Calibri"/>
-          <w:color w:val="222222"/>
+          <w:rFonts w:ascii="Calibri" w:hAnsi="Calibri" w:eastAsia="微软雅黑"/>
+          <w:b w:val="0"/>
           <w:sz w:val="22"/>
         </w:rPr>
         <w:t>还原数据库和 MinIO 数据。</w:t>
@@ -244,16 +264,13 @@
     </w:p>
     <w:p>
       <w:pPr>
-        <w:numPr>
-          <w:ilvl w:val="0"/>
-          <w:numId w:val="8"/>
-        </w:numPr>
-        <w:spacing w:after="80" w:line="300" w:lineRule="auto"/>
+        <w:pStyle w:val="14"/>
+        <w:spacing w:before="0" w:after="160" w:line="280" w:lineRule="auto"/>
       </w:pPr>
       <w:r>
         <w:rPr>
-          <w:rFonts w:ascii="Calibri" w:hAnsi="Calibri" w:eastAsia="Calibri"/>
-          <w:color w:val="222222"/>
+          <w:rFonts w:ascii="Calibri" w:hAnsi="Calibri" w:eastAsia="微软雅黑"/>
+          <w:b w:val="0"/>
           <w:sz w:val="22"/>
         </w:rPr>
         <w:t>执行业务验证、DNS 入口核验和迁移后观察。</w:t>
@@ -265,7 +282,7 @@
       </w:pPr>
       <w:r>
         <w:rPr>
-          <w:rFonts w:ascii="Calibri" w:hAnsi="Calibri" w:eastAsia="Calibri"/>
+          <w:rFonts w:ascii="Calibri" w:hAnsi="Calibri" w:eastAsia="微软雅黑"/>
           <w:b/>
           <w:color w:val="2E74B5"/>
           <w:sz w:val="32"/>
@@ -275,29 +292,29 @@
     </w:p>
     <w:p>
       <w:pPr>
-        <w:spacing w:before="0" w:after="120" w:line="300" w:lineRule="auto"/>
+        <w:spacing w:before="0" w:after="120" w:line="264" w:lineRule="auto"/>
       </w:pPr>
       <w:r>
         <w:rPr>
-          <w:rFonts w:ascii="Calibri" w:hAnsi="Calibri" w:eastAsia="Calibri"/>
-          <w:color w:val="222222"/>
+          <w:rFonts w:ascii="Calibri" w:hAnsi="Calibri" w:eastAsia="微软雅黑"/>
+          <w:b w:val="0"/>
           <w:sz w:val="22"/>
         </w:rPr>
-        <w:t>以下资源为完成集群的最低要求。新 HA 部署和业务验证完成后，老环境先保留观察；观察期结束并完成验收后，再逐步释放旧服务器资源，并将业务扩容到新的 HA 资源上。仲裁节点不部署在任一业务机房，其余节点平均分布在两个机房。新环境资源是：从老环境上面压缩后生成新环境资源，建议老环境资源直接减半</w:t>
+        <w:t>全新资源</w:t>
       </w:r>
     </w:p>
     <w:tbl>
       <w:tblPr>
-        <w:tblStyle w:val="32"/>
+        <w:tblStyle w:val="33"/>
         <w:tblW w:w="9360" w:type="dxa"/>
         <w:tblInd w:w="120" w:type="dxa"/>
         <w:tblBorders>
-          <w:top w:val="single" w:color="B8C4D6" w:sz="6" w:space="0"/>
-          <w:left w:val="single" w:color="B8C4D6" w:sz="6" w:space="0"/>
-          <w:bottom w:val="single" w:color="B8C4D6" w:sz="6" w:space="0"/>
-          <w:right w:val="single" w:color="B8C4D6" w:sz="6" w:space="0"/>
-          <w:insideH w:val="single" w:color="B8C4D6" w:sz="6" w:space="0"/>
-          <w:insideV w:val="single" w:color="B8C4D6" w:sz="6" w:space="0"/>
+          <w:top w:val="single" w:color="D9DEE7" w:sz="6" w:space="0"/>
+          <w:left w:val="single" w:color="D9DEE7" w:sz="6" w:space="0"/>
+          <w:bottom w:val="single" w:color="D9DEE7" w:sz="6" w:space="0"/>
+          <w:right w:val="single" w:color="D9DEE7" w:sz="6" w:space="0"/>
+          <w:insideH w:val="single" w:color="D9DEE7" w:sz="6" w:space="0"/>
+          <w:insideV w:val="single" w:color="D9DEE7" w:sz="6" w:space="0"/>
         </w:tblBorders>
         <w:tblLayout w:type="fixed"/>
         <w:tblCellMar>
@@ -308,20 +325,149 @@
         </w:tblCellMar>
       </w:tblPr>
       <w:tblGrid>
-        <w:gridCol w:w="1900"/>
-        <w:gridCol w:w="950"/>
-        <w:gridCol w:w="3650"/>
-        <w:gridCol w:w="2860"/>
+        <w:gridCol w:w="1800"/>
+        <w:gridCol w:w="1100"/>
+        <w:gridCol w:w="3480"/>
+        <w:gridCol w:w="2980"/>
       </w:tblGrid>
       <w:tr>
         <w:tblPrEx>
           <w:tblBorders>
-            <w:top w:val="single" w:color="B8C4D6" w:sz="6" w:space="0"/>
-            <w:left w:val="single" w:color="B8C4D6" w:sz="6" w:space="0"/>
-            <w:bottom w:val="single" w:color="B8C4D6" w:sz="6" w:space="0"/>
-            <w:right w:val="single" w:color="B8C4D6" w:sz="6" w:space="0"/>
-            <w:insideH w:val="single" w:color="B8C4D6" w:sz="6" w:space="0"/>
-            <w:insideV w:val="single" w:color="B8C4D6" w:sz="6" w:space="0"/>
+            <w:top w:val="single" w:color="D9DEE7" w:sz="6" w:space="0"/>
+            <w:left w:val="single" w:color="D9DEE7" w:sz="6" w:space="0"/>
+            <w:bottom w:val="single" w:color="D9DEE7" w:sz="6" w:space="0"/>
+            <w:right w:val="single" w:color="D9DEE7" w:sz="6" w:space="0"/>
+            <w:insideH w:val="single" w:color="D9DEE7" w:sz="6" w:space="0"/>
+            <w:insideV w:val="single" w:color="D9DEE7" w:sz="6" w:space="0"/>
+          </w:tblBorders>
+          <w:tblCellMar>
+            <w:top w:w="0" w:type="dxa"/>
+            <w:left w:w="108" w:type="dxa"/>
+            <w:bottom w:w="0" w:type="dxa"/>
+            <w:right w:w="108" w:type="dxa"/>
+          </w:tblCellMar>
+        </w:tblPrEx>
+        <w:trPr>
+          <w:tblHeader/>
+        </w:trPr>
+        <w:tc>
+          <w:tcPr>
+            <w:tcW w:w="1800" w:type="dxa"/>
+            <w:shd w:val="clear" w:color="auto" w:fill="F2F4F7"/>
+            <w:tcMar>
+              <w:top w:w="80" w:type="dxa"/>
+              <w:left w:w="120" w:type="dxa"/>
+              <w:bottom w:w="80" w:type="dxa"/>
+              <w:right w:w="120" w:type="dxa"/>
+            </w:tcMar>
+            <w:vAlign w:val="center"/>
+          </w:tcPr>
+          <w:p>
+            <w:pPr>
+              <w:spacing w:before="0" w:after="0" w:line="264" w:lineRule="auto"/>
+              <w:jc w:val="left"/>
+            </w:pPr>
+            <w:r>
+              <w:rPr>
+                <w:rFonts w:ascii="Calibri" w:hAnsi="Calibri" w:eastAsia="微软雅黑"/>
+                <w:b/>
+                <w:sz w:val="20"/>
+              </w:rPr>
+              <w:t>角色</w:t>
+            </w:r>
+          </w:p>
+        </w:tc>
+        <w:tc>
+          <w:tcPr>
+            <w:tcW w:w="1100" w:type="dxa"/>
+            <w:shd w:val="clear" w:color="auto" w:fill="F2F4F7"/>
+            <w:tcMar>
+              <w:top w:w="80" w:type="dxa"/>
+              <w:left w:w="120" w:type="dxa"/>
+              <w:bottom w:w="80" w:type="dxa"/>
+              <w:right w:w="120" w:type="dxa"/>
+            </w:tcMar>
+            <w:vAlign w:val="center"/>
+          </w:tcPr>
+          <w:p>
+            <w:pPr>
+              <w:spacing w:before="0" w:after="0" w:line="264" w:lineRule="auto"/>
+              <w:jc w:val="center"/>
+            </w:pPr>
+            <w:r>
+              <w:rPr>
+                <w:rFonts w:ascii="Calibri" w:hAnsi="Calibri" w:eastAsia="微软雅黑"/>
+                <w:b/>
+                <w:sz w:val="20"/>
+              </w:rPr>
+              <w:t>数量</w:t>
+            </w:r>
+          </w:p>
+        </w:tc>
+        <w:tc>
+          <w:tcPr>
+            <w:tcW w:w="3480" w:type="dxa"/>
+            <w:shd w:val="clear" w:color="auto" w:fill="F2F4F7"/>
+            <w:tcMar>
+              <w:top w:w="80" w:type="dxa"/>
+              <w:left w:w="120" w:type="dxa"/>
+              <w:bottom w:w="80" w:type="dxa"/>
+              <w:right w:w="120" w:type="dxa"/>
+            </w:tcMar>
+            <w:vAlign w:val="center"/>
+          </w:tcPr>
+          <w:p>
+            <w:pPr>
+              <w:spacing w:before="0" w:after="0" w:line="264" w:lineRule="auto"/>
+              <w:jc w:val="left"/>
+            </w:pPr>
+            <w:r>
+              <w:rPr>
+                <w:rFonts w:ascii="Calibri" w:hAnsi="Calibri" w:eastAsia="微软雅黑"/>
+                <w:b/>
+                <w:sz w:val="20"/>
+              </w:rPr>
+              <w:t>配置</w:t>
+            </w:r>
+          </w:p>
+        </w:tc>
+        <w:tc>
+          <w:tcPr>
+            <w:tcW w:w="2980" w:type="dxa"/>
+            <w:shd w:val="clear" w:color="auto" w:fill="F2F4F7"/>
+            <w:tcMar>
+              <w:top w:w="80" w:type="dxa"/>
+              <w:left w:w="120" w:type="dxa"/>
+              <w:bottom w:w="80" w:type="dxa"/>
+              <w:right w:w="120" w:type="dxa"/>
+            </w:tcMar>
+            <w:vAlign w:val="center"/>
+          </w:tcPr>
+          <w:p>
+            <w:pPr>
+              <w:spacing w:before="0" w:after="0" w:line="264" w:lineRule="auto"/>
+              <w:jc w:val="left"/>
+            </w:pPr>
+            <w:r>
+              <w:rPr>
+                <w:rFonts w:ascii="Calibri" w:hAnsi="Calibri" w:eastAsia="微软雅黑"/>
+                <w:b/>
+                <w:sz w:val="20"/>
+              </w:rPr>
+              <w:t>主要用途</w:t>
+            </w:r>
+          </w:p>
+        </w:tc>
+      </w:tr>
+      <w:tr>
+        <w:tblPrEx>
+          <w:tblBorders>
+            <w:top w:val="single" w:color="D9DEE7" w:sz="6" w:space="0"/>
+            <w:left w:val="single" w:color="D9DEE7" w:sz="6" w:space="0"/>
+            <w:bottom w:val="single" w:color="D9DEE7" w:sz="6" w:space="0"/>
+            <w:right w:val="single" w:color="D9DEE7" w:sz="6" w:space="0"/>
+            <w:insideH w:val="single" w:color="D9DEE7" w:sz="6" w:space="0"/>
+            <w:insideV w:val="single" w:color="D9DEE7" w:sz="6" w:space="0"/>
           </w:tblBorders>
           <w:tblCellMar>
             <w:top w:w="0" w:type="dxa"/>
@@ -332,8 +478,7 @@
         </w:tblPrEx>
         <w:tc>
           <w:tcPr>
-            <w:tcW w:w="1900" w:type="dxa"/>
-            <w:shd w:val="clear" w:color="auto" w:fill="E8EEF5"/>
+            <w:tcW w:w="1800" w:type="dxa"/>
             <w:tcMar>
               <w:top w:w="80" w:type="dxa"/>
               <w:left w:w="120" w:type="dxa"/>
@@ -344,24 +489,22 @@
           </w:tcPr>
           <w:p>
             <w:pPr>
-              <w:spacing w:before="0" w:after="0" w:line="276" w:lineRule="auto"/>
+              <w:spacing w:before="0" w:after="0" w:line="264" w:lineRule="auto"/>
               <w:jc w:val="left"/>
             </w:pPr>
             <w:r>
               <w:rPr>
-                <w:rFonts w:ascii="Calibri" w:hAnsi="Calibri" w:eastAsia="Calibri"/>
-                <w:b/>
-                <w:color w:val="0B2545"/>
+                <w:rFonts w:ascii="Calibri" w:hAnsi="Calibri" w:eastAsia="微软雅黑"/>
+                <w:b w:val="0"/>
                 <w:sz w:val="20"/>
               </w:rPr>
-              <w:t>角色</w:t>
+              <w:t>仲裁节点</w:t>
             </w:r>
           </w:p>
         </w:tc>
         <w:tc>
           <w:tcPr>
-            <w:tcW w:w="950" w:type="dxa"/>
-            <w:shd w:val="clear" w:color="auto" w:fill="E8EEF5"/>
+            <w:tcW w:w="1100" w:type="dxa"/>
             <w:tcMar>
               <w:top w:w="80" w:type="dxa"/>
               <w:left w:w="120" w:type="dxa"/>
@@ -372,24 +515,22 @@
           </w:tcPr>
           <w:p>
             <w:pPr>
-              <w:spacing w:before="0" w:after="0" w:line="276" w:lineRule="auto"/>
+              <w:spacing w:before="0" w:after="0" w:line="264" w:lineRule="auto"/>
               <w:jc w:val="center"/>
             </w:pPr>
             <w:r>
               <w:rPr>
-                <w:rFonts w:ascii="Calibri" w:hAnsi="Calibri" w:eastAsia="Calibri"/>
-                <w:b/>
-                <w:color w:val="0B2545"/>
+                <w:rFonts w:ascii="Calibri" w:hAnsi="Calibri" w:eastAsia="微软雅黑"/>
+                <w:b w:val="0"/>
                 <w:sz w:val="20"/>
               </w:rPr>
-              <w:t>数量</w:t>
+              <w:t>1 台</w:t>
             </w:r>
           </w:p>
         </w:tc>
         <w:tc>
           <w:tcPr>
-            <w:tcW w:w="3650" w:type="dxa"/>
-            <w:shd w:val="clear" w:color="auto" w:fill="E8EEF5"/>
+            <w:tcW w:w="3480" w:type="dxa"/>
             <w:tcMar>
               <w:top w:w="80" w:type="dxa"/>
               <w:left w:w="120" w:type="dxa"/>
@@ -400,24 +541,39 @@
           </w:tcPr>
           <w:p>
             <w:pPr>
-              <w:spacing w:before="0" w:after="0" w:line="276" w:lineRule="auto"/>
+              <w:spacing w:before="0" w:after="0" w:line="264" w:lineRule="auto"/>
               <w:jc w:val="left"/>
             </w:pPr>
             <w:r>
               <w:rPr>
-                <w:rFonts w:ascii="Calibri" w:hAnsi="Calibri" w:eastAsia="Calibri"/>
-                <w:b/>
-                <w:color w:val="0B2545"/>
+                <w:rFonts w:ascii="Calibri" w:hAnsi="Calibri" w:eastAsia="微软雅黑"/>
+                <w:b w:val="0"/>
                 <w:sz w:val="20"/>
               </w:rPr>
-              <w:t>配置</w:t>
+              <w:t xml:space="preserve">8C / 16G / </w:t>
+            </w:r>
+            <w:r>
+              <w:rPr>
+                <w:rFonts w:hint="eastAsia"/>
+                <w:b w:val="0"/>
+                <w:sz w:val="20"/>
+                <w:lang w:val="en-US" w:eastAsia="zh-CN"/>
+              </w:rPr>
+              <w:t>600</w:t>
+            </w:r>
+            <w:r>
+              <w:rPr>
+                <w:rFonts w:ascii="Calibri" w:hAnsi="Calibri" w:eastAsia="微软雅黑"/>
+                <w:b w:val="0"/>
+                <w:sz w:val="20"/>
+              </w:rPr>
+              <w:t>G（100G 系统盘 + 500G 数据盘）</w:t>
             </w:r>
           </w:p>
         </w:tc>
         <w:tc>
           <w:tcPr>
-            <w:tcW w:w="2860" w:type="dxa"/>
-            <w:shd w:val="clear" w:color="auto" w:fill="E8EEF5"/>
+            <w:tcW w:w="2980" w:type="dxa"/>
             <w:tcMar>
               <w:top w:w="80" w:type="dxa"/>
               <w:left w:w="120" w:type="dxa"/>
@@ -428,17 +584,16 @@
           </w:tcPr>
           <w:p>
             <w:pPr>
-              <w:spacing w:before="0" w:after="0" w:line="276" w:lineRule="auto"/>
+              <w:spacing w:before="0" w:after="0" w:line="264" w:lineRule="auto"/>
               <w:jc w:val="left"/>
             </w:pPr>
             <w:r>
               <w:rPr>
-                <w:rFonts w:ascii="Calibri" w:hAnsi="Calibri" w:eastAsia="Calibri"/>
-                <w:b/>
-                <w:color w:val="0B2545"/>
+                <w:rFonts w:ascii="Calibri" w:hAnsi="Calibri" w:eastAsia="微软雅黑"/>
+                <w:b w:val="0"/>
                 <w:sz w:val="20"/>
               </w:rPr>
-              <w:t>主要用途</w:t>
+              <w:t>第三仲裁</w:t>
             </w:r>
           </w:p>
         </w:tc>
@@ -446,12 +601,12 @@
       <w:tr>
         <w:tblPrEx>
           <w:tblBorders>
-            <w:top w:val="single" w:color="B8C4D6" w:sz="6" w:space="0"/>
-            <w:left w:val="single" w:color="B8C4D6" w:sz="6" w:space="0"/>
-            <w:bottom w:val="single" w:color="B8C4D6" w:sz="6" w:space="0"/>
-            <w:right w:val="single" w:color="B8C4D6" w:sz="6" w:space="0"/>
-            <w:insideH w:val="single" w:color="B8C4D6" w:sz="6" w:space="0"/>
-            <w:insideV w:val="single" w:color="B8C4D6" w:sz="6" w:space="0"/>
+            <w:top w:val="single" w:color="D9DEE7" w:sz="6" w:space="0"/>
+            <w:left w:val="single" w:color="D9DEE7" w:sz="6" w:space="0"/>
+            <w:bottom w:val="single" w:color="D9DEE7" w:sz="6" w:space="0"/>
+            <w:right w:val="single" w:color="D9DEE7" w:sz="6" w:space="0"/>
+            <w:insideH w:val="single" w:color="D9DEE7" w:sz="6" w:space="0"/>
+            <w:insideV w:val="single" w:color="D9DEE7" w:sz="6" w:space="0"/>
           </w:tblBorders>
           <w:tblCellMar>
             <w:top w:w="0" w:type="dxa"/>
@@ -462,7 +617,7 @@
         </w:tblPrEx>
         <w:tc>
           <w:tcPr>
-            <w:tcW w:w="1900" w:type="dxa"/>
+            <w:tcW w:w="1800" w:type="dxa"/>
             <w:tcMar>
               <w:top w:w="80" w:type="dxa"/>
               <w:left w:w="120" w:type="dxa"/>
@@ -473,23 +628,22 @@
           </w:tcPr>
           <w:p>
             <w:pPr>
-              <w:spacing w:before="0" w:after="0" w:line="276" w:lineRule="auto"/>
+              <w:spacing w:before="0" w:after="0" w:line="264" w:lineRule="auto"/>
               <w:jc w:val="left"/>
             </w:pPr>
             <w:r>
               <w:rPr>
-                <w:rFonts w:ascii="Calibri" w:hAnsi="Calibri" w:eastAsia="Calibri"/>
+                <w:rFonts w:ascii="Calibri" w:hAnsi="Calibri" w:eastAsia="微软雅黑"/>
                 <w:b w:val="0"/>
-                <w:color w:val="222222"/>
                 <w:sz w:val="20"/>
               </w:rPr>
-              <w:t>仲裁节点</w:t>
+              <w:t>服务应用节点</w:t>
             </w:r>
           </w:p>
         </w:tc>
         <w:tc>
           <w:tcPr>
-            <w:tcW w:w="950" w:type="dxa"/>
+            <w:tcW w:w="1100" w:type="dxa"/>
             <w:tcMar>
               <w:top w:w="80" w:type="dxa"/>
               <w:left w:w="120" w:type="dxa"/>
@@ -500,23 +654,22 @@
           </w:tcPr>
           <w:p>
             <w:pPr>
-              <w:spacing w:before="0" w:after="0" w:line="276" w:lineRule="auto"/>
+              <w:spacing w:before="0" w:after="0" w:line="264" w:lineRule="auto"/>
               <w:jc w:val="center"/>
             </w:pPr>
             <w:r>
               <w:rPr>
-                <w:rFonts w:ascii="Calibri" w:hAnsi="Calibri" w:eastAsia="Calibri"/>
+                <w:rFonts w:ascii="Calibri" w:hAnsi="Calibri" w:eastAsia="微软雅黑"/>
                 <w:b w:val="0"/>
-                <w:color w:val="222222"/>
                 <w:sz w:val="20"/>
               </w:rPr>
-              <w:t>1 台</w:t>
+              <w:t>2 台</w:t>
             </w:r>
           </w:p>
         </w:tc>
         <w:tc>
           <w:tcPr>
-            <w:tcW w:w="3650" w:type="dxa"/>
+            <w:tcW w:w="3480" w:type="dxa"/>
             <w:tcMar>
               <w:top w:w="80" w:type="dxa"/>
               <w:left w:w="120" w:type="dxa"/>
@@ -527,23 +680,39 @@
           </w:tcPr>
           <w:p>
             <w:pPr>
-              <w:spacing w:before="0" w:after="0" w:line="276" w:lineRule="auto"/>
+              <w:spacing w:before="0" w:after="0" w:line="264" w:lineRule="auto"/>
               <w:jc w:val="left"/>
             </w:pPr>
             <w:r>
               <w:rPr>
-                <w:rFonts w:ascii="Calibri" w:hAnsi="Calibri" w:eastAsia="Calibri"/>
+                <w:rFonts w:ascii="Calibri" w:hAnsi="Calibri" w:eastAsia="微软雅黑"/>
                 <w:b w:val="0"/>
-                <w:color w:val="222222"/>
                 <w:sz w:val="20"/>
               </w:rPr>
-              <w:t>8C / 16G / 100G（60G 系统盘 + 40G 数据盘）</w:t>
+              <w:t xml:space="preserve">32C / 64G / </w:t>
+            </w:r>
+            <w:r>
+              <w:rPr>
+                <w:rFonts w:hint="eastAsia"/>
+                <w:b w:val="0"/>
+                <w:sz w:val="20"/>
+                <w:lang w:val="en-US" w:eastAsia="zh-CN"/>
+              </w:rPr>
+              <w:t>1200</w:t>
+            </w:r>
+            <w:r>
+              <w:rPr>
+                <w:rFonts w:ascii="Calibri" w:hAnsi="Calibri" w:eastAsia="微软雅黑"/>
+                <w:b w:val="0"/>
+                <w:sz w:val="20"/>
+              </w:rPr>
+              <w:t>G（100G 系统盘 + 500G 数据盘）</w:t>
             </w:r>
           </w:p>
         </w:tc>
         <w:tc>
           <w:tcPr>
-            <w:tcW w:w="2860" w:type="dxa"/>
+            <w:tcW w:w="2980" w:type="dxa"/>
             <w:tcMar>
               <w:top w:w="80" w:type="dxa"/>
               <w:left w:w="120" w:type="dxa"/>
@@ -554,17 +723,16 @@
           </w:tcPr>
           <w:p>
             <w:pPr>
-              <w:spacing w:before="0" w:after="0" w:line="276" w:lineRule="auto"/>
+              <w:spacing w:before="0" w:after="0" w:line="264" w:lineRule="auto"/>
               <w:jc w:val="left"/>
             </w:pPr>
             <w:r>
               <w:rPr>
-                <w:rFonts w:ascii="Calibri" w:hAnsi="Calibri" w:eastAsia="Calibri"/>
+                <w:rFonts w:ascii="Calibri" w:hAnsi="Calibri" w:eastAsia="微软雅黑"/>
                 <w:b w:val="0"/>
-                <w:color w:val="222222"/>
                 <w:sz w:val="20"/>
               </w:rPr>
-              <w:t>第三仲裁</w:t>
+              <w:t>服务应用集群</w:t>
             </w:r>
           </w:p>
         </w:tc>
@@ -572,12 +740,12 @@
       <w:tr>
         <w:tblPrEx>
           <w:tblBorders>
-            <w:top w:val="single" w:color="B8C4D6" w:sz="6" w:space="0"/>
-            <w:left w:val="single" w:color="B8C4D6" w:sz="6" w:space="0"/>
-            <w:bottom w:val="single" w:color="B8C4D6" w:sz="6" w:space="0"/>
-            <w:right w:val="single" w:color="B8C4D6" w:sz="6" w:space="0"/>
-            <w:insideH w:val="single" w:color="B8C4D6" w:sz="6" w:space="0"/>
-            <w:insideV w:val="single" w:color="B8C4D6" w:sz="6" w:space="0"/>
+            <w:top w:val="single" w:color="D9DEE7" w:sz="6" w:space="0"/>
+            <w:left w:val="single" w:color="D9DEE7" w:sz="6" w:space="0"/>
+            <w:bottom w:val="single" w:color="D9DEE7" w:sz="6" w:space="0"/>
+            <w:right w:val="single" w:color="D9DEE7" w:sz="6" w:space="0"/>
+            <w:insideH w:val="single" w:color="D9DEE7" w:sz="6" w:space="0"/>
+            <w:insideV w:val="single" w:color="D9DEE7" w:sz="6" w:space="0"/>
           </w:tblBorders>
           <w:tblCellMar>
             <w:top w:w="0" w:type="dxa"/>
@@ -588,7 +756,7 @@
         </w:tblPrEx>
         <w:tc>
           <w:tcPr>
-            <w:tcW w:w="1900" w:type="dxa"/>
+            <w:tcW w:w="1800" w:type="dxa"/>
             <w:tcMar>
               <w:top w:w="80" w:type="dxa"/>
               <w:left w:w="120" w:type="dxa"/>
@@ -599,23 +767,22 @@
           </w:tcPr>
           <w:p>
             <w:pPr>
-              <w:spacing w:before="0" w:after="0" w:line="276" w:lineRule="auto"/>
+              <w:spacing w:before="0" w:after="0" w:line="264" w:lineRule="auto"/>
               <w:jc w:val="left"/>
             </w:pPr>
             <w:r>
               <w:rPr>
-                <w:rFonts w:ascii="Calibri" w:hAnsi="Calibri" w:eastAsia="Calibri"/>
+                <w:rFonts w:ascii="Calibri" w:hAnsi="Calibri" w:eastAsia="微软雅黑"/>
                 <w:b w:val="0"/>
-                <w:color w:val="222222"/>
                 <w:sz w:val="20"/>
               </w:rPr>
-              <w:t>服务应用节点</w:t>
+              <w:t>MySQL、MinIO、Redis</w:t>
             </w:r>
           </w:p>
         </w:tc>
         <w:tc>
           <w:tcPr>
-            <w:tcW w:w="950" w:type="dxa"/>
+            <w:tcW w:w="1100" w:type="dxa"/>
             <w:tcMar>
               <w:top w:w="80" w:type="dxa"/>
               <w:left w:w="120" w:type="dxa"/>
@@ -626,14 +793,13 @@
           </w:tcPr>
           <w:p>
             <w:pPr>
-              <w:spacing w:before="0" w:after="0" w:line="276" w:lineRule="auto"/>
+              <w:spacing w:before="0" w:after="0" w:line="264" w:lineRule="auto"/>
               <w:jc w:val="center"/>
             </w:pPr>
             <w:r>
               <w:rPr>
-                <w:rFonts w:ascii="Calibri" w:hAnsi="Calibri" w:eastAsia="Calibri"/>
+                <w:rFonts w:ascii="Calibri" w:hAnsi="Calibri" w:eastAsia="微软雅黑"/>
                 <w:b w:val="0"/>
-                <w:color w:val="222222"/>
                 <w:sz w:val="20"/>
               </w:rPr>
               <w:t>2 台</w:t>
@@ -642,7 +808,7 @@
         </w:tc>
         <w:tc>
           <w:tcPr>
-            <w:tcW w:w="3650" w:type="dxa"/>
+            <w:tcW w:w="3480" w:type="dxa"/>
             <w:tcMar>
               <w:top w:w="80" w:type="dxa"/>
               <w:left w:w="120" w:type="dxa"/>
@@ -653,23 +819,90 @@
           </w:tcPr>
           <w:p>
             <w:pPr>
-              <w:spacing w:before="0" w:after="0" w:line="276" w:lineRule="auto"/>
+              <w:spacing w:before="0" w:after="0" w:line="264" w:lineRule="auto"/>
               <w:jc w:val="left"/>
             </w:pPr>
             <w:r>
               <w:rPr>
-                <w:rFonts w:ascii="Calibri" w:hAnsi="Calibri" w:eastAsia="Calibri"/>
+                <w:rFonts w:ascii="Calibri" w:hAnsi="Calibri" w:eastAsia="微软雅黑"/>
                 <w:b w:val="0"/>
-                <w:color w:val="222222"/>
                 <w:sz w:val="20"/>
               </w:rPr>
-              <w:t>8C / 16G / 100G（60G 系统盘 + 40G 数据盘）</w:t>
+              <w:t xml:space="preserve">16C / 32G / </w:t>
+            </w:r>
+            <w:r>
+              <w:rPr>
+                <w:rFonts w:hint="eastAsia"/>
+                <w:b w:val="0"/>
+                <w:sz w:val="20"/>
+                <w:lang w:val="en-US" w:eastAsia="zh-CN"/>
+              </w:rPr>
+              <w:t>3400</w:t>
+            </w:r>
+            <w:r>
+              <w:rPr>
+                <w:rFonts w:ascii="Calibri" w:hAnsi="Calibri" w:eastAsia="微软雅黑"/>
+                <w:b w:val="0"/>
+                <w:sz w:val="20"/>
+              </w:rPr>
+              <w:t xml:space="preserve">G（100G 系统盘 + </w:t>
+            </w:r>
+            <w:r>
+              <w:rPr>
+                <w:rFonts w:hint="eastAsia"/>
+                <w:b w:val="0"/>
+                <w:sz w:val="20"/>
+                <w:lang w:val="en-US" w:eastAsia="zh-CN"/>
+              </w:rPr>
+              <w:t>3</w:t>
+            </w:r>
+            <w:r>
+              <w:rPr>
+                <w:rFonts w:ascii="Calibri" w:hAnsi="Calibri" w:eastAsia="微软雅黑"/>
+                <w:b w:val="0"/>
+                <w:sz w:val="20"/>
+              </w:rPr>
+              <w:t>*500G 数据盘</w:t>
+            </w:r>
+            <w:r>
+              <w:rPr>
+                <w:rFonts w:hint="eastAsia"/>
+                <w:b w:val="0"/>
+                <w:sz w:val="20"/>
+                <w:lang w:val="en-US" w:eastAsia="zh-CN"/>
+              </w:rPr>
+              <w:t>+1</w:t>
+            </w:r>
+            <w:r>
+              <w:rPr>
+                <w:rFonts w:ascii="Calibri" w:hAnsi="Calibri" w:eastAsia="微软雅黑"/>
+                <w:b w:val="0"/>
+                <w:sz w:val="20"/>
+              </w:rPr>
+              <w:t>*</w:t>
+            </w:r>
+            <w:r>
+              <w:rPr>
+                <w:rFonts w:hint="eastAsia"/>
+                <w:b w:val="0"/>
+                <w:sz w:val="20"/>
+                <w:lang w:val="en-US" w:eastAsia="zh-CN"/>
+              </w:rPr>
+              <w:t>1</w:t>
+            </w:r>
+            <w:r>
+              <w:rPr>
+                <w:rFonts w:ascii="Calibri" w:hAnsi="Calibri" w:eastAsia="微软雅黑"/>
+                <w:b w:val="0"/>
+                <w:sz w:val="20"/>
+              </w:rPr>
+              <w:t>00G 数据盘）</w:t>
             </w:r>
           </w:p>
         </w:tc>
         <w:tc>
           <w:tcPr>
-            <w:tcW w:w="2860" w:type="dxa"/>
+            <w:tcW w:w="2980" w:type="dxa"/>
             <w:tcMar>
               <w:top w:w="80" w:type="dxa"/>
               <w:left w:w="120" w:type="dxa"/>
@@ -680,17 +913,16 @@
           </w:tcPr>
           <w:p>
             <w:pPr>
-              <w:spacing w:before="0" w:after="0" w:line="276" w:lineRule="auto"/>
+              <w:spacing w:before="0" w:after="0" w:line="264" w:lineRule="auto"/>
               <w:jc w:val="left"/>
             </w:pPr>
             <w:r>
               <w:rPr>
-                <w:rFonts w:ascii="Calibri" w:hAnsi="Calibri" w:eastAsia="Calibri"/>
+                <w:rFonts w:ascii="Calibri" w:hAnsi="Calibri" w:eastAsia="微软雅黑"/>
                 <w:b w:val="0"/>
-                <w:color w:val="222222"/>
                 <w:sz w:val="20"/>
               </w:rPr>
-              <w:t>服务应用集群</w:t>
+              <w:t>MySQL/Redis/MinIO 集群</w:t>
             </w:r>
           </w:p>
         </w:tc>
@@ -698,12 +930,12 @@
       <w:tr>
         <w:tblPrEx>
           <w:tblBorders>
-            <w:top w:val="single" w:color="B8C4D6" w:sz="6" w:space="0"/>
-            <w:left w:val="single" w:color="B8C4D6" w:sz="6" w:space="0"/>
-            <w:bottom w:val="single" w:color="B8C4D6" w:sz="6" w:space="0"/>
-            <w:right w:val="single" w:color="B8C4D6" w:sz="6" w:space="0"/>
-            <w:insideH w:val="single" w:color="B8C4D6" w:sz="6" w:space="0"/>
-            <w:insideV w:val="single" w:color="B8C4D6" w:sz="6" w:space="0"/>
+            <w:top w:val="single" w:color="D9DEE7" w:sz="6" w:space="0"/>
+            <w:left w:val="single" w:color="D9DEE7" w:sz="6" w:space="0"/>
+            <w:bottom w:val="single" w:color="D9DEE7" w:sz="6" w:space="0"/>
+            <w:right w:val="single" w:color="D9DEE7" w:sz="6" w:space="0"/>
+            <w:insideH w:val="single" w:color="D9DEE7" w:sz="6" w:space="0"/>
+            <w:insideV w:val="single" w:color="D9DEE7" w:sz="6" w:space="0"/>
           </w:tblBorders>
           <w:tblCellMar>
             <w:top w:w="0" w:type="dxa"/>
@@ -714,7 +946,7 @@
         </w:tblPrEx>
         <w:tc>
           <w:tcPr>
-            <w:tcW w:w="1900" w:type="dxa"/>
+            <w:tcW w:w="1800" w:type="dxa"/>
             <w:tcMar>
               <w:top w:w="80" w:type="dxa"/>
               <w:left w:w="120" w:type="dxa"/>
@@ -725,23 +957,22 @@
           </w:tcPr>
           <w:p>
             <w:pPr>
-              <w:spacing w:before="0" w:after="0" w:line="276" w:lineRule="auto"/>
+              <w:spacing w:before="0" w:after="0" w:line="264" w:lineRule="auto"/>
               <w:jc w:val="left"/>
             </w:pPr>
             <w:r>
               <w:rPr>
-                <w:rFonts w:ascii="Calibri" w:hAnsi="Calibri" w:eastAsia="Calibri"/>
+                <w:rFonts w:ascii="Calibri" w:hAnsi="Calibri" w:eastAsia="微软雅黑"/>
                 <w:b w:val="0"/>
-                <w:color w:val="222222"/>
                 <w:sz w:val="20"/>
               </w:rPr>
-              <w:t>MySQL、MinIO、Redis</w:t>
+              <w:t>IM 应用节点</w:t>
             </w:r>
           </w:p>
         </w:tc>
         <w:tc>
           <w:tcPr>
-            <w:tcW w:w="950" w:type="dxa"/>
+            <w:tcW w:w="1100" w:type="dxa"/>
             <w:tcMar>
               <w:top w:w="80" w:type="dxa"/>
               <w:left w:w="120" w:type="dxa"/>
@@ -752,23 +983,22 @@
           </w:tcPr>
           <w:p>
             <w:pPr>
-              <w:spacing w:before="0" w:after="0" w:line="276" w:lineRule="auto"/>
+              <w:spacing w:before="0" w:after="0" w:line="264" w:lineRule="auto"/>
               <w:jc w:val="center"/>
             </w:pPr>
             <w:r>
               <w:rPr>
-                <w:rFonts w:ascii="Calibri" w:hAnsi="Calibri" w:eastAsia="Calibri"/>
+                <w:rFonts w:ascii="Calibri" w:hAnsi="Calibri" w:eastAsia="微软雅黑"/>
                 <w:b w:val="0"/>
-                <w:color w:val="222222"/>
                 <w:sz w:val="20"/>
               </w:rPr>
-              <w:t>2 台</w:t>
+              <w:t>4 台</w:t>
             </w:r>
           </w:p>
         </w:tc>
         <w:tc>
           <w:tcPr>
-            <w:tcW w:w="3650" w:type="dxa"/>
+            <w:tcW w:w="3480" w:type="dxa"/>
             <w:tcMar>
               <w:top w:w="80" w:type="dxa"/>
               <w:left w:w="120" w:type="dxa"/>
@@ -779,23 +1009,39 @@
           </w:tcPr>
           <w:p>
             <w:pPr>
-              <w:spacing w:before="0" w:after="0" w:line="276" w:lineRule="auto"/>
+              <w:spacing w:before="0" w:after="0" w:line="264" w:lineRule="auto"/>
               <w:jc w:val="left"/>
             </w:pPr>
             <w:r>
               <w:rPr>
-                <w:rFonts w:ascii="Calibri" w:hAnsi="Calibri" w:eastAsia="Calibri"/>
+                <w:rFonts w:ascii="Calibri" w:hAnsi="Calibri" w:eastAsia="微软雅黑"/>
                 <w:b w:val="0"/>
-                <w:color w:val="222222"/>
                 <w:sz w:val="20"/>
               </w:rPr>
-              <w:t>8C / 16G / 460G（60G 系统盘 + 4*100G 数据盘）</w:t>
+              <w:t xml:space="preserve">16C / 64G / </w:t>
+            </w:r>
+            <w:r>
+              <w:rPr>
+                <w:rFonts w:hint="eastAsia"/>
+                <w:b w:val="0"/>
+                <w:sz w:val="20"/>
+                <w:lang w:val="en-US" w:eastAsia="zh-CN"/>
+              </w:rPr>
+              <w:t>2400</w:t>
+            </w:r>
+            <w:r>
+              <w:rPr>
+                <w:rFonts w:ascii="Calibri" w:hAnsi="Calibri" w:eastAsia="微软雅黑"/>
+                <w:b w:val="0"/>
+                <w:sz w:val="20"/>
+              </w:rPr>
+              <w:t>G（100G 系统盘 + 500G 数据盘）</w:t>
             </w:r>
           </w:p>
         </w:tc>
         <w:tc>
           <w:tcPr>
-            <w:tcW w:w="2860" w:type="dxa"/>
+            <w:tcW w:w="2980" w:type="dxa"/>
             <w:tcMar>
               <w:top w:w="80" w:type="dxa"/>
               <w:left w:w="120" w:type="dxa"/>
@@ -806,17 +1052,16 @@
           </w:tcPr>
           <w:p>
             <w:pPr>
-              <w:spacing w:before="0" w:after="0" w:line="276" w:lineRule="auto"/>
+              <w:spacing w:before="0" w:after="0" w:line="264" w:lineRule="auto"/>
               <w:jc w:val="left"/>
             </w:pPr>
             <w:r>
               <w:rPr>
-                <w:rFonts w:ascii="Calibri" w:hAnsi="Calibri" w:eastAsia="Calibri"/>
+                <w:rFonts w:ascii="Calibri" w:hAnsi="Calibri" w:eastAsia="微软雅黑"/>
                 <w:b w:val="0"/>
-                <w:color w:val="222222"/>
                 <w:sz w:val="20"/>
               </w:rPr>
-              <w:t>MySQL/Redis/MinIO 集群</w:t>
+              <w:t>IM 应用集群</w:t>
             </w:r>
           </w:p>
         </w:tc>
@@ -824,12 +1069,12 @@
       <w:tr>
         <w:tblPrEx>
           <w:tblBorders>
-            <w:top w:val="single" w:color="B8C4D6" w:sz="6" w:space="0"/>
-            <w:left w:val="single" w:color="B8C4D6" w:sz="6" w:space="0"/>
-            <w:bottom w:val="single" w:color="B8C4D6" w:sz="6" w:space="0"/>
-            <w:right w:val="single" w:color="B8C4D6" w:sz="6" w:space="0"/>
-            <w:insideH w:val="single" w:color="B8C4D6" w:sz="6" w:space="0"/>
-            <w:insideV w:val="single" w:color="B8C4D6" w:sz="6" w:space="0"/>
+            <w:top w:val="single" w:color="D9DEE7" w:sz="6" w:space="0"/>
+            <w:left w:val="single" w:color="D9DEE7" w:sz="6" w:space="0"/>
+            <w:bottom w:val="single" w:color="D9DEE7" w:sz="6" w:space="0"/>
+            <w:right w:val="single" w:color="D9DEE7" w:sz="6" w:space="0"/>
+            <w:insideH w:val="single" w:color="D9DEE7" w:sz="6" w:space="0"/>
+            <w:insideV w:val="single" w:color="D9DEE7" w:sz="6" w:space="0"/>
           </w:tblBorders>
           <w:tblCellMar>
             <w:top w:w="0" w:type="dxa"/>
@@ -840,7 +1085,7 @@
         </w:tblPrEx>
         <w:tc>
           <w:tcPr>
-            <w:tcW w:w="1900" w:type="dxa"/>
+            <w:tcW w:w="1800" w:type="dxa"/>
             <w:tcMar>
               <w:top w:w="80" w:type="dxa"/>
               <w:left w:w="120" w:type="dxa"/>
@@ -851,23 +1096,22 @@
           </w:tcPr>
           <w:p>
             <w:pPr>
-              <w:spacing w:before="0" w:after="0" w:line="276" w:lineRule="auto"/>
+              <w:spacing w:before="0" w:after="0" w:line="264" w:lineRule="auto"/>
               <w:jc w:val="left"/>
             </w:pPr>
             <w:r>
               <w:rPr>
-                <w:rFonts w:ascii="Calibri" w:hAnsi="Calibri" w:eastAsia="Calibri"/>
+                <w:rFonts w:ascii="Calibri" w:hAnsi="Calibri" w:eastAsia="微软雅黑"/>
                 <w:b w:val="0"/>
-                <w:color w:val="222222"/>
                 <w:sz w:val="20"/>
               </w:rPr>
-              <w:t>IM 应用节点</w:t>
+              <w:t>合计</w:t>
             </w:r>
           </w:p>
         </w:tc>
         <w:tc>
           <w:tcPr>
-            <w:tcW w:w="950" w:type="dxa"/>
+            <w:tcW w:w="1100" w:type="dxa"/>
             <w:tcMar>
               <w:top w:w="80" w:type="dxa"/>
               <w:left w:w="120" w:type="dxa"/>
@@ -878,23 +1122,22 @@
           </w:tcPr>
           <w:p>
             <w:pPr>
-              <w:spacing w:before="0" w:after="0" w:line="276" w:lineRule="auto"/>
+              <w:spacing w:before="0" w:after="0" w:line="264" w:lineRule="auto"/>
               <w:jc w:val="center"/>
             </w:pPr>
             <w:r>
               <w:rPr>
-                <w:rFonts w:ascii="Calibri" w:hAnsi="Calibri" w:eastAsia="Calibri"/>
+                <w:rFonts w:ascii="Calibri" w:hAnsi="Calibri" w:eastAsia="微软雅黑"/>
                 <w:b w:val="0"/>
-                <w:color w:val="222222"/>
                 <w:sz w:val="20"/>
               </w:rPr>
-              <w:t>4 台</w:t>
+              <w:t>9 台</w:t>
             </w:r>
           </w:p>
         </w:tc>
         <w:tc>
           <w:tcPr>
-            <w:tcW w:w="3650" w:type="dxa"/>
+            <w:tcW w:w="3480" w:type="dxa"/>
             <w:tcMar>
               <w:top w:w="80" w:type="dxa"/>
               <w:left w:w="120" w:type="dxa"/>
@@ -905,23 +1148,39 @@
           </w:tcPr>
           <w:p>
             <w:pPr>
-              <w:spacing w:before="0" w:after="0" w:line="276" w:lineRule="auto"/>
+              <w:spacing w:before="0" w:after="0" w:line="264" w:lineRule="auto"/>
               <w:jc w:val="left"/>
             </w:pPr>
             <w:r>
               <w:rPr>
-                <w:rFonts w:ascii="Calibri" w:hAnsi="Calibri" w:eastAsia="Calibri"/>
+                <w:rFonts w:ascii="Calibri" w:hAnsi="Calibri" w:eastAsia="微软雅黑"/>
                 <w:b w:val="0"/>
-                <w:color w:val="222222"/>
                 <w:sz w:val="20"/>
               </w:rPr>
-              <w:t>8C / 16G / 460G（60G 系统盘 + 4*100G 数据盘）</w:t>
+              <w:t xml:space="preserve">168C / 464GB / </w:t>
+            </w:r>
+            <w:r>
+              <w:rPr>
+                <w:rFonts w:hint="eastAsia"/>
+                <w:b w:val="0"/>
+                <w:sz w:val="20"/>
+                <w:lang w:val="en-US" w:eastAsia="zh-CN"/>
+              </w:rPr>
+              <w:t>7600</w:t>
+            </w:r>
+            <w:r>
+              <w:rPr>
+                <w:rFonts w:ascii="Calibri" w:hAnsi="Calibri" w:eastAsia="微软雅黑"/>
+                <w:b w:val="0"/>
+                <w:sz w:val="20"/>
+              </w:rPr>
+              <w:t>G</w:t>
             </w:r>
           </w:p>
         </w:tc>
         <w:tc>
           <w:tcPr>
-            <w:tcW w:w="2860" w:type="dxa"/>
+            <w:tcW w:w="2980" w:type="dxa"/>
             <w:tcMar>
               <w:top w:w="80" w:type="dxa"/>
               <w:left w:w="120" w:type="dxa"/>
@@ -932,17 +1191,1603 @@
           </w:tcPr>
           <w:p>
             <w:pPr>
-              <w:spacing w:before="0" w:after="0" w:line="276" w:lineRule="auto"/>
+              <w:spacing w:before="0" w:after="0" w:line="264" w:lineRule="auto"/>
               <w:jc w:val="left"/>
             </w:pPr>
             <w:r>
               <w:rPr>
-                <w:rFonts w:ascii="Calibri" w:hAnsi="Calibri" w:eastAsia="Calibri"/>
+                <w:rFonts w:ascii="Calibri" w:hAnsi="Calibri" w:eastAsia="微软雅黑"/>
                 <w:b w:val="0"/>
-                <w:color w:val="222222"/>
                 <w:sz w:val="20"/>
               </w:rPr>
-              <w:t>IM 应用集群</w:t>
+              <w:t xml:space="preserve">约 </w:t>
+            </w:r>
+            <w:r>
+              <w:rPr>
+                <w:rFonts w:hint="eastAsia"/>
+                <w:b w:val="0"/>
+                <w:sz w:val="20"/>
+                <w:lang w:val="en-US" w:eastAsia="zh-CN"/>
+              </w:rPr>
+              <w:t>7.6</w:t>
+            </w:r>
+            <w:bookmarkStart w:id="0" w:name="_GoBack"/>
+            <w:bookmarkEnd w:id="0"/>
+            <w:r>
+              <w:rPr>
+                <w:rFonts w:ascii="Calibri" w:hAnsi="Calibri" w:eastAsia="微软雅黑"/>
+                <w:b w:val="0"/>
+                <w:sz w:val="20"/>
+              </w:rPr>
+              <w:t>TB 磁盘</w:t>
+            </w:r>
+          </w:p>
+        </w:tc>
+      </w:tr>
+    </w:tbl>
+    <w:p>
+      <w:pPr>
+        <w:spacing w:before="0" w:after="160" w:line="240" w:lineRule="auto"/>
+      </w:pPr>
+    </w:p>
+    <w:p>
+      <w:pPr>
+        <w:pStyle w:val="3"/>
+      </w:pPr>
+      <w:r>
+        <w:rPr>
+          <w:rFonts w:ascii="Calibri" w:hAnsi="Calibri" w:eastAsia="微软雅黑"/>
+          <w:b/>
+          <w:color w:val="2E74B5"/>
+          <w:sz w:val="32"/>
+        </w:rPr>
+        <w:t>4. 数据库备份计划</w:t>
+      </w:r>
+    </w:p>
+    <w:p>
+      <w:pPr>
+        <w:spacing w:before="0" w:after="120" w:line="264" w:lineRule="auto"/>
+      </w:pPr>
+      <w:r>
+        <w:rPr>
+          <w:rFonts w:ascii="Calibri" w:hAnsi="Calibri" w:eastAsia="微软雅黑"/>
+          <w:b w:val="0"/>
+          <w:sz w:val="22"/>
+        </w:rPr>
+        <w:t>步骤：</w:t>
+      </w:r>
+    </w:p>
+    <w:p>
+      <w:pPr>
+        <w:pStyle w:val="14"/>
+        <w:numPr>
+          <w:ilvl w:val="0"/>
+          <w:numId w:val="8"/>
+        </w:numPr>
+        <w:spacing w:before="0" w:after="160" w:line="280" w:lineRule="auto"/>
+      </w:pPr>
+      <w:r>
+        <w:rPr>
+          <w:rFonts w:ascii="Calibri" w:hAnsi="Calibri" w:eastAsia="微软雅黑"/>
+          <w:b w:val="0"/>
+          <w:sz w:val="22"/>
+        </w:rPr>
+        <w:t>执行迁移前全量备份。</w:t>
+      </w:r>
+    </w:p>
+    <w:p>
+      <w:pPr>
+        <w:pStyle w:val="14"/>
+        <w:numPr>
+          <w:ilvl w:val="0"/>
+          <w:numId w:val="8"/>
+        </w:numPr>
+        <w:spacing w:before="0" w:after="160" w:line="280" w:lineRule="auto"/>
+      </w:pPr>
+      <w:r>
+        <w:rPr>
+          <w:rFonts w:ascii="Calibri" w:hAnsi="Calibri" w:eastAsia="微软雅黑"/>
+          <w:b w:val="0"/>
+          <w:sz w:val="22"/>
+        </w:rPr>
+        <w:t>将备份文件复制到备份存储和新环境。</w:t>
+      </w:r>
+    </w:p>
+    <w:p>
+      <w:pPr>
+        <w:pStyle w:val="14"/>
+        <w:numPr>
+          <w:ilvl w:val="0"/>
+          <w:numId w:val="8"/>
+        </w:numPr>
+        <w:spacing w:before="0" w:after="160" w:line="280" w:lineRule="auto"/>
+      </w:pPr>
+      <w:r>
+        <w:rPr>
+          <w:rFonts w:ascii="Calibri" w:hAnsi="Calibri" w:eastAsia="微软雅黑"/>
+          <w:b w:val="0"/>
+          <w:sz w:val="22"/>
+        </w:rPr>
+        <w:t>在新环境执行恢复演练，确认恢复耗时和数据完整性。</w:t>
+      </w:r>
+    </w:p>
+    <w:p>
+      <w:pPr>
+        <w:pStyle w:val="14"/>
+        <w:numPr>
+          <w:ilvl w:val="0"/>
+          <w:numId w:val="8"/>
+        </w:numPr>
+        <w:spacing w:before="0" w:after="160" w:line="280" w:lineRule="auto"/>
+      </w:pPr>
+      <w:r>
+        <w:rPr>
+          <w:rFonts w:ascii="Calibri" w:hAnsi="Calibri" w:eastAsia="微软雅黑"/>
+          <w:b w:val="0"/>
+          <w:sz w:val="22"/>
+        </w:rPr>
+        <w:t>正式迁移前进入维护或停写窗口，执行最终备份或增量同步。</w:t>
+      </w:r>
+    </w:p>
+    <w:p>
+      <w:pPr>
+        <w:pStyle w:val="14"/>
+        <w:numPr>
+          <w:ilvl w:val="0"/>
+          <w:numId w:val="8"/>
+        </w:numPr>
+        <w:spacing w:before="0" w:after="160" w:line="280" w:lineRule="auto"/>
+      </w:pPr>
+      <w:r>
+        <w:rPr>
+          <w:rFonts w:ascii="Calibri" w:hAnsi="Calibri" w:eastAsia="微软雅黑"/>
+          <w:b w:val="0"/>
+          <w:sz w:val="22"/>
+        </w:rPr>
+        <w:t>数据恢复后校验核心表、关键数据量和业务连接。</w:t>
+      </w:r>
+    </w:p>
+    <w:p>
+      <w:pPr>
+        <w:pStyle w:val="3"/>
+      </w:pPr>
+      <w:r>
+        <w:rPr>
+          <w:rFonts w:ascii="Calibri" w:hAnsi="Calibri" w:eastAsia="微软雅黑"/>
+          <w:b/>
+          <w:color w:val="2E74B5"/>
+          <w:sz w:val="32"/>
+        </w:rPr>
+        <w:t>5. MinIO 备份计划</w:t>
+      </w:r>
+    </w:p>
+    <w:p>
+      <w:pPr>
+        <w:spacing w:before="0" w:after="120" w:line="264" w:lineRule="auto"/>
+      </w:pPr>
+      <w:r>
+        <w:rPr>
+          <w:rFonts w:ascii="Calibri" w:hAnsi="Calibri" w:eastAsia="微软雅黑"/>
+          <w:b w:val="0"/>
+          <w:sz w:val="22"/>
+        </w:rPr>
+        <w:t>步骤：</w:t>
+      </w:r>
+    </w:p>
+    <w:p>
+      <w:pPr>
+        <w:pStyle w:val="14"/>
+        <w:numPr>
+          <w:ilvl w:val="0"/>
+          <w:numId w:val="9"/>
+        </w:numPr>
+        <w:spacing w:before="0" w:after="160" w:line="280" w:lineRule="auto"/>
+      </w:pPr>
+      <w:r>
+        <w:rPr>
+          <w:rFonts w:ascii="Calibri" w:hAnsi="Calibri" w:eastAsia="微软雅黑"/>
+          <w:b w:val="0"/>
+          <w:sz w:val="22"/>
+        </w:rPr>
+        <w:t>统计 bucket 列表、对象数量、总容量、用户、策略、access key、生命周期和复制策略。</w:t>
+      </w:r>
+    </w:p>
+    <w:p>
+      <w:pPr>
+        <w:pStyle w:val="14"/>
+        <w:numPr>
+          <w:ilvl w:val="0"/>
+          <w:numId w:val="9"/>
+        </w:numPr>
+        <w:spacing w:before="0" w:after="160" w:line="280" w:lineRule="auto"/>
+      </w:pPr>
+      <w:r>
+        <w:rPr>
+          <w:rFonts w:ascii="Calibri" w:hAnsi="Calibri" w:eastAsia="微软雅黑"/>
+          <w:b w:val="0"/>
+          <w:sz w:val="22"/>
+        </w:rPr>
+        <w:t xml:space="preserve">对主写 MinIO 执行对象备份或 </w:t>
+      </w:r>
+      <w:r>
+        <w:rPr>
+          <w:rFonts w:ascii="Consolas" w:hAnsi="Consolas" w:eastAsia="微软雅黑"/>
+          <w:b w:val="0"/>
+          <w:sz w:val="22"/>
+        </w:rPr>
+        <w:t>mc mirror</w:t>
+      </w:r>
+      <w:r>
+        <w:rPr>
+          <w:rFonts w:ascii="Calibri" w:hAnsi="Calibri" w:eastAsia="微软雅黑"/>
+          <w:b w:val="0"/>
+          <w:sz w:val="22"/>
+        </w:rPr>
+        <w:t xml:space="preserve"> 同步，并校验备节点 replication 数据是否一致。</w:t>
+      </w:r>
+    </w:p>
+    <w:p>
+      <w:pPr>
+        <w:pStyle w:val="14"/>
+        <w:numPr>
+          <w:ilvl w:val="0"/>
+          <w:numId w:val="9"/>
+        </w:numPr>
+        <w:spacing w:before="0" w:after="160" w:line="280" w:lineRule="auto"/>
+      </w:pPr>
+      <w:r>
+        <w:rPr>
+          <w:rFonts w:ascii="Calibri" w:hAnsi="Calibri" w:eastAsia="微软雅黑"/>
+          <w:b w:val="0"/>
+          <w:sz w:val="22"/>
+        </w:rPr>
+        <w:t>导出并记录 bucket policy、用户策略、访问权限等元数据。</w:t>
+      </w:r>
+    </w:p>
+    <w:p>
+      <w:pPr>
+        <w:pStyle w:val="14"/>
+        <w:numPr>
+          <w:ilvl w:val="0"/>
+          <w:numId w:val="9"/>
+        </w:numPr>
+        <w:spacing w:before="0" w:after="160" w:line="280" w:lineRule="auto"/>
+      </w:pPr>
+      <w:r>
+        <w:rPr>
+          <w:rFonts w:ascii="Calibri" w:hAnsi="Calibri" w:eastAsia="微软雅黑"/>
+          <w:b w:val="0"/>
+          <w:sz w:val="22"/>
+        </w:rPr>
+        <w:t>抽样校验对象大小、ETag/hash 和业务读取结果。</w:t>
+      </w:r>
+    </w:p>
+    <w:p>
+      <w:pPr>
+        <w:pStyle w:val="14"/>
+        <w:numPr>
+          <w:ilvl w:val="0"/>
+          <w:numId w:val="9"/>
+        </w:numPr>
+        <w:spacing w:before="0" w:after="160" w:line="280" w:lineRule="auto"/>
+      </w:pPr>
+      <w:r>
+        <w:rPr>
+          <w:rFonts w:ascii="Calibri" w:hAnsi="Calibri" w:eastAsia="微软雅黑"/>
+          <w:b w:val="0"/>
+          <w:sz w:val="22"/>
+        </w:rPr>
+        <w:t>记录预同步耗时、剩余增量规模和 replication lag。</w:t>
+      </w:r>
+    </w:p>
+    <w:p>
+      <w:pPr>
+        <w:pStyle w:val="3"/>
+      </w:pPr>
+      <w:r>
+        <w:rPr>
+          <w:rFonts w:ascii="Calibri" w:hAnsi="Calibri" w:eastAsia="微软雅黑"/>
+          <w:b/>
+          <w:color w:val="2E74B5"/>
+          <w:sz w:val="32"/>
+        </w:rPr>
+        <w:t>6. 新 HA 环境部署</w:t>
+      </w:r>
+    </w:p>
+    <w:p>
+      <w:pPr>
+        <w:pStyle w:val="4"/>
+      </w:pPr>
+      <w:r>
+        <w:rPr>
+          <w:rFonts w:ascii="Calibri" w:hAnsi="Calibri" w:eastAsia="微软雅黑"/>
+          <w:b/>
+          <w:color w:val="2E74B5"/>
+          <w:sz w:val="26"/>
+        </w:rPr>
+        <w:t>6.1 基础环境部署</w:t>
+      </w:r>
+    </w:p>
+    <w:p>
+      <w:pPr>
+        <w:pStyle w:val="14"/>
+        <w:numPr>
+          <w:ilvl w:val="0"/>
+          <w:numId w:val="10"/>
+        </w:numPr>
+        <w:spacing w:before="0" w:after="160" w:line="280" w:lineRule="auto"/>
+      </w:pPr>
+      <w:r>
+        <w:rPr>
+          <w:rFonts w:ascii="Calibri" w:hAnsi="Calibri" w:eastAsia="微软雅黑"/>
+          <w:b w:val="0"/>
+          <w:sz w:val="22"/>
+        </w:rPr>
+        <w:t>初始化操作系统和基础安全配置。</w:t>
+      </w:r>
+    </w:p>
+    <w:p>
+      <w:pPr>
+        <w:pStyle w:val="14"/>
+        <w:numPr>
+          <w:ilvl w:val="0"/>
+          <w:numId w:val="10"/>
+        </w:numPr>
+        <w:spacing w:before="0" w:after="160" w:line="280" w:lineRule="auto"/>
+      </w:pPr>
+      <w:r>
+        <w:rPr>
+          <w:rFonts w:ascii="Calibri" w:hAnsi="Calibri" w:eastAsia="微软雅黑"/>
+          <w:b w:val="0"/>
+          <w:sz w:val="22"/>
+        </w:rPr>
+        <w:t>配置主机名、内网 IP、DNS、NTP 和防火墙。</w:t>
+      </w:r>
+    </w:p>
+    <w:p>
+      <w:pPr>
+        <w:pStyle w:val="14"/>
+        <w:numPr>
+          <w:ilvl w:val="0"/>
+          <w:numId w:val="10"/>
+        </w:numPr>
+        <w:spacing w:before="0" w:after="160" w:line="280" w:lineRule="auto"/>
+      </w:pPr>
+      <w:r>
+        <w:rPr>
+          <w:rFonts w:ascii="Calibri" w:hAnsi="Calibri" w:eastAsia="微软雅黑"/>
+          <w:b w:val="0"/>
+          <w:sz w:val="22"/>
+        </w:rPr>
+        <w:t>挂载数据盘并设置开机自动挂载。</w:t>
+      </w:r>
+    </w:p>
+    <w:p>
+      <w:pPr>
+        <w:pStyle w:val="14"/>
+        <w:numPr>
+          <w:ilvl w:val="0"/>
+          <w:numId w:val="10"/>
+        </w:numPr>
+        <w:spacing w:before="0" w:after="160" w:line="280" w:lineRule="auto"/>
+      </w:pPr>
+      <w:r>
+        <w:rPr>
+          <w:rFonts w:ascii="Calibri" w:hAnsi="Calibri" w:eastAsia="微软雅黑"/>
+          <w:b w:val="0"/>
+          <w:sz w:val="22"/>
+        </w:rPr>
+        <w:t>安装 Docker 或项目所需运行时。</w:t>
+      </w:r>
+    </w:p>
+    <w:p>
+      <w:pPr>
+        <w:pStyle w:val="14"/>
+        <w:numPr>
+          <w:ilvl w:val="0"/>
+          <w:numId w:val="10"/>
+        </w:numPr>
+        <w:spacing w:before="0" w:after="160" w:line="280" w:lineRule="auto"/>
+      </w:pPr>
+      <w:r>
+        <w:rPr>
+          <w:rFonts w:ascii="Calibri" w:hAnsi="Calibri" w:eastAsia="微软雅黑"/>
+          <w:b w:val="0"/>
+          <w:sz w:val="22"/>
+        </w:rPr>
+        <w:t>配置系统日志、磁盘监控和基础告警。</w:t>
+      </w:r>
+    </w:p>
+    <w:p>
+      <w:pPr>
+        <w:pStyle w:val="4"/>
+      </w:pPr>
+      <w:r>
+        <w:rPr>
+          <w:rFonts w:ascii="Calibri" w:hAnsi="Calibri" w:eastAsia="微软雅黑"/>
+          <w:b/>
+          <w:color w:val="2E74B5"/>
+          <w:sz w:val="26"/>
+        </w:rPr>
+        <w:t>6.2 数据库 HA 部署</w:t>
+      </w:r>
+    </w:p>
+    <w:p>
+      <w:pPr>
+        <w:pStyle w:val="14"/>
+        <w:numPr>
+          <w:ilvl w:val="0"/>
+          <w:numId w:val="11"/>
+        </w:numPr>
+        <w:spacing w:before="0" w:after="160" w:line="280" w:lineRule="auto"/>
+      </w:pPr>
+      <w:r>
+        <w:rPr>
+          <w:rFonts w:ascii="Calibri" w:hAnsi="Calibri" w:eastAsia="微软雅黑"/>
+          <w:b w:val="0"/>
+          <w:sz w:val="22"/>
+        </w:rPr>
+        <w:t>在 数据库节点部署数据库服务。</w:t>
+      </w:r>
+    </w:p>
+    <w:p>
+      <w:pPr>
+        <w:pStyle w:val="14"/>
+        <w:numPr>
+          <w:ilvl w:val="0"/>
+          <w:numId w:val="11"/>
+        </w:numPr>
+        <w:spacing w:before="0" w:after="160" w:line="280" w:lineRule="auto"/>
+      </w:pPr>
+      <w:r>
+        <w:rPr>
+          <w:rFonts w:ascii="Calibri" w:hAnsi="Calibri" w:eastAsia="微软雅黑"/>
+          <w:b w:val="0"/>
+          <w:sz w:val="22"/>
+        </w:rPr>
+        <w:t>配置数据库 HA，MySQL InnoDB Cluster。</w:t>
+      </w:r>
+    </w:p>
+    <w:p>
+      <w:pPr>
+        <w:pStyle w:val="14"/>
+        <w:numPr>
+          <w:ilvl w:val="0"/>
+          <w:numId w:val="11"/>
+        </w:numPr>
+        <w:spacing w:before="0" w:after="160" w:line="280" w:lineRule="auto"/>
+      </w:pPr>
+      <w:r>
+        <w:rPr>
+          <w:rFonts w:ascii="Calibri" w:hAnsi="Calibri" w:eastAsia="微软雅黑"/>
+          <w:b w:val="0"/>
+          <w:sz w:val="22"/>
+        </w:rPr>
+        <w:t>确认主节点、从节点、复制状态和故障转移能力。</w:t>
+      </w:r>
+    </w:p>
+    <w:p>
+      <w:pPr>
+        <w:pStyle w:val="14"/>
+        <w:numPr>
+          <w:ilvl w:val="0"/>
+          <w:numId w:val="11"/>
+        </w:numPr>
+        <w:spacing w:before="0" w:after="160" w:line="280" w:lineRule="auto"/>
+      </w:pPr>
+      <w:r>
+        <w:rPr>
+          <w:rFonts w:ascii="Calibri" w:hAnsi="Calibri" w:eastAsia="微软雅黑"/>
+          <w:b w:val="0"/>
+          <w:sz w:val="22"/>
+        </w:rPr>
+        <w:t>创建业务所需数据库、用户和权限。</w:t>
+      </w:r>
+    </w:p>
+    <w:p>
+      <w:pPr>
+        <w:pStyle w:val="14"/>
+        <w:numPr>
+          <w:ilvl w:val="0"/>
+          <w:numId w:val="11"/>
+        </w:numPr>
+        <w:spacing w:before="0" w:after="160" w:line="280" w:lineRule="auto"/>
+      </w:pPr>
+      <w:r>
+        <w:rPr>
+          <w:rFonts w:ascii="Calibri" w:hAnsi="Calibri" w:eastAsia="微软雅黑"/>
+          <w:b w:val="0"/>
+          <w:sz w:val="22"/>
+        </w:rPr>
+        <w:t>恢复迁移数据并执行一致性校验。</w:t>
+      </w:r>
+    </w:p>
+    <w:p>
+      <w:pPr>
+        <w:pStyle w:val="4"/>
+      </w:pPr>
+      <w:r>
+        <w:rPr>
+          <w:rFonts w:ascii="Calibri" w:hAnsi="Calibri" w:eastAsia="微软雅黑"/>
+          <w:b/>
+          <w:color w:val="2E74B5"/>
+          <w:sz w:val="26"/>
+        </w:rPr>
+        <w:t>6.3 MinIO HA 部署</w:t>
+      </w:r>
+    </w:p>
+    <w:p>
+      <w:pPr>
+        <w:pStyle w:val="14"/>
+        <w:numPr>
+          <w:ilvl w:val="0"/>
+          <w:numId w:val="12"/>
+        </w:numPr>
+        <w:spacing w:before="0" w:after="160" w:line="280" w:lineRule="auto"/>
+      </w:pPr>
+      <w:r>
+        <w:rPr>
+          <w:rFonts w:ascii="Calibri" w:hAnsi="Calibri" w:eastAsia="微软雅黑"/>
+          <w:b w:val="0"/>
+          <w:sz w:val="22"/>
+        </w:rPr>
+        <w:t>配置独立数据盘、服务参数、控制台和内部访问地址。</w:t>
+      </w:r>
+    </w:p>
+    <w:p>
+      <w:pPr>
+        <w:pStyle w:val="14"/>
+        <w:numPr>
+          <w:ilvl w:val="0"/>
+          <w:numId w:val="12"/>
+        </w:numPr>
+        <w:spacing w:before="0" w:after="160" w:line="280" w:lineRule="auto"/>
+      </w:pPr>
+      <w:r>
+        <w:rPr>
+          <w:rFonts w:ascii="Calibri" w:hAnsi="Calibri" w:eastAsia="微软雅黑"/>
+          <w:b w:val="0"/>
+          <w:sz w:val="22"/>
+        </w:rPr>
+        <w:t>创建 bucket、用户、策略和访问权限。</w:t>
+      </w:r>
+    </w:p>
+    <w:p>
+      <w:pPr>
+        <w:pStyle w:val="14"/>
+        <w:numPr>
+          <w:ilvl w:val="0"/>
+          <w:numId w:val="12"/>
+        </w:numPr>
+        <w:spacing w:before="0" w:after="160" w:line="280" w:lineRule="auto"/>
+      </w:pPr>
+      <w:r>
+        <w:rPr>
+          <w:rFonts w:ascii="Calibri" w:hAnsi="Calibri" w:eastAsia="微软雅黑"/>
+          <w:b w:val="0"/>
+          <w:sz w:val="22"/>
+        </w:rPr>
+        <w:t>配置 bucket replication，确认主写节点到备节点的对象同步正常。</w:t>
+      </w:r>
+    </w:p>
+    <w:p>
+      <w:pPr>
+        <w:pStyle w:val="14"/>
+        <w:numPr>
+          <w:ilvl w:val="0"/>
+          <w:numId w:val="12"/>
+        </w:numPr>
+        <w:spacing w:before="0" w:after="160" w:line="280" w:lineRule="auto"/>
+      </w:pPr>
+      <w:r>
+        <w:rPr>
+          <w:rFonts w:ascii="Calibri" w:hAnsi="Calibri" w:eastAsia="微软雅黑"/>
+          <w:b w:val="0"/>
+          <w:sz w:val="22"/>
+        </w:rPr>
+        <w:t>恢复对象数据并执行读写、同步和故障切换校验。</w:t>
+      </w:r>
+    </w:p>
+    <w:p>
+      <w:pPr>
+        <w:pStyle w:val="4"/>
+      </w:pPr>
+      <w:r>
+        <w:rPr>
+          <w:rFonts w:ascii="Calibri" w:hAnsi="Calibri" w:eastAsia="微软雅黑"/>
+          <w:b/>
+          <w:color w:val="2E74B5"/>
+          <w:sz w:val="26"/>
+        </w:rPr>
+        <w:t>6.4 应用 HA 部署</w:t>
+      </w:r>
+    </w:p>
+    <w:p>
+      <w:pPr>
+        <w:pStyle w:val="14"/>
+        <w:numPr>
+          <w:ilvl w:val="0"/>
+          <w:numId w:val="13"/>
+        </w:numPr>
+        <w:spacing w:before="0" w:after="160" w:line="280" w:lineRule="auto"/>
+      </w:pPr>
+      <w:r>
+        <w:rPr>
+          <w:rFonts w:ascii="Calibri" w:hAnsi="Calibri" w:eastAsia="微软雅黑"/>
+          <w:b w:val="0"/>
+          <w:sz w:val="22"/>
+        </w:rPr>
+        <w:t>在应用节点部署业务服务多实例。</w:t>
+      </w:r>
+    </w:p>
+    <w:p>
+      <w:pPr>
+        <w:pStyle w:val="14"/>
+        <w:numPr>
+          <w:ilvl w:val="0"/>
+          <w:numId w:val="13"/>
+        </w:numPr>
+        <w:spacing w:before="0" w:after="160" w:line="280" w:lineRule="auto"/>
+      </w:pPr>
+      <w:r>
+        <w:rPr>
+          <w:rFonts w:ascii="Calibri" w:hAnsi="Calibri" w:eastAsia="微软雅黑"/>
+          <w:b w:val="0"/>
+          <w:sz w:val="22"/>
+        </w:rPr>
+        <w:t>应用连接新数据库和新 MinIO。</w:t>
+      </w:r>
+    </w:p>
+    <w:p>
+      <w:pPr>
+        <w:pStyle w:val="14"/>
+        <w:numPr>
+          <w:ilvl w:val="0"/>
+          <w:numId w:val="13"/>
+        </w:numPr>
+        <w:spacing w:before="0" w:after="160" w:line="280" w:lineRule="auto"/>
+      </w:pPr>
+      <w:r>
+        <w:rPr>
+          <w:rFonts w:ascii="Calibri" w:hAnsi="Calibri" w:eastAsia="微软雅黑"/>
+          <w:b w:val="0"/>
+          <w:sz w:val="22"/>
+        </w:rPr>
+        <w:t>配置服务健康检查。</w:t>
+      </w:r>
+    </w:p>
+    <w:p>
+      <w:pPr>
+        <w:pStyle w:val="14"/>
+        <w:numPr>
+          <w:ilvl w:val="0"/>
+          <w:numId w:val="13"/>
+        </w:numPr>
+        <w:spacing w:before="0" w:after="160" w:line="280" w:lineRule="auto"/>
+      </w:pPr>
+      <w:r>
+        <w:rPr>
+          <w:rFonts w:ascii="Calibri" w:hAnsi="Calibri" w:eastAsia="微软雅黑"/>
+          <w:b w:val="0"/>
+          <w:sz w:val="22"/>
+        </w:rPr>
+        <w:t>配置负载均衡后端节点。</w:t>
+      </w:r>
+    </w:p>
+    <w:p>
+      <w:pPr>
+        <w:pStyle w:val="14"/>
+        <w:numPr>
+          <w:ilvl w:val="0"/>
+          <w:numId w:val="13"/>
+        </w:numPr>
+        <w:spacing w:before="0" w:after="160" w:line="280" w:lineRule="auto"/>
+      </w:pPr>
+      <w:r>
+        <w:rPr>
+          <w:rFonts w:ascii="Calibri" w:hAnsi="Calibri" w:eastAsia="微软雅黑"/>
+          <w:b w:val="0"/>
+          <w:sz w:val="22"/>
+        </w:rPr>
+        <w:t>验证应用启动、日志、接口、登录和核心业务流程。</w:t>
+      </w:r>
+    </w:p>
+    <w:p>
+      <w:pPr>
+        <w:pStyle w:val="3"/>
+      </w:pPr>
+      <w:r>
+        <w:rPr>
+          <w:rFonts w:ascii="Calibri" w:hAnsi="Calibri" w:eastAsia="微软雅黑"/>
+          <w:b/>
+          <w:color w:val="2E74B5"/>
+          <w:sz w:val="32"/>
+        </w:rPr>
+        <w:t>7. 数据库和 MinIO 还原流程</w:t>
+      </w:r>
+    </w:p>
+    <w:p>
+      <w:pPr>
+        <w:spacing w:before="0" w:after="120" w:line="264" w:lineRule="auto"/>
+      </w:pPr>
+      <w:r>
+        <w:rPr>
+          <w:rFonts w:ascii="Calibri" w:hAnsi="Calibri" w:eastAsia="微软雅黑"/>
+          <w:b w:val="0"/>
+          <w:sz w:val="22"/>
+        </w:rPr>
+        <w:t>正式还原顺序如下：</w:t>
+      </w:r>
+    </w:p>
+    <w:p>
+      <w:pPr>
+        <w:pStyle w:val="14"/>
+        <w:numPr>
+          <w:ilvl w:val="0"/>
+          <w:numId w:val="14"/>
+        </w:numPr>
+        <w:spacing w:before="0" w:after="160" w:line="280" w:lineRule="auto"/>
+      </w:pPr>
+      <w:r>
+        <w:rPr>
+          <w:rFonts w:ascii="Calibri" w:hAnsi="Calibri" w:eastAsia="微软雅黑"/>
+          <w:b w:val="0"/>
+          <w:sz w:val="22"/>
+        </w:rPr>
+        <w:t>确认新数据库 HA 集群状态正常。</w:t>
+      </w:r>
+    </w:p>
+    <w:p>
+      <w:pPr>
+        <w:pStyle w:val="14"/>
+        <w:numPr>
+          <w:ilvl w:val="0"/>
+          <w:numId w:val="14"/>
+        </w:numPr>
+        <w:spacing w:before="0" w:after="160" w:line="280" w:lineRule="auto"/>
+      </w:pPr>
+      <w:r>
+        <w:rPr>
+          <w:rFonts w:ascii="Calibri" w:hAnsi="Calibri" w:eastAsia="微软雅黑"/>
+          <w:b w:val="0"/>
+          <w:sz w:val="22"/>
+        </w:rPr>
+        <w:t>将最终数据库备份恢复到新数据库。</w:t>
+      </w:r>
+    </w:p>
+    <w:p>
+      <w:pPr>
+        <w:pStyle w:val="14"/>
+        <w:numPr>
+          <w:ilvl w:val="0"/>
+          <w:numId w:val="14"/>
+        </w:numPr>
+        <w:spacing w:before="0" w:after="160" w:line="280" w:lineRule="auto"/>
+      </w:pPr>
+      <w:r>
+        <w:rPr>
+          <w:rFonts w:ascii="Calibri" w:hAnsi="Calibri" w:eastAsia="微软雅黑"/>
+          <w:b w:val="0"/>
+          <w:sz w:val="22"/>
+        </w:rPr>
+        <w:t>校验数据库完整性和核心业务数据。</w:t>
+      </w:r>
+    </w:p>
+    <w:p>
+      <w:pPr>
+        <w:pStyle w:val="14"/>
+        <w:numPr>
+          <w:ilvl w:val="0"/>
+          <w:numId w:val="14"/>
+        </w:numPr>
+        <w:spacing w:before="0" w:after="160" w:line="280" w:lineRule="auto"/>
+      </w:pPr>
+      <w:r>
+        <w:rPr>
+          <w:rFonts w:ascii="Calibri" w:hAnsi="Calibri" w:eastAsia="微软雅黑"/>
+          <w:b w:val="0"/>
+          <w:sz w:val="22"/>
+        </w:rPr>
+        <w:t>确认 MinIO 服务状态和 bucket replication 状态正常。</w:t>
+      </w:r>
+    </w:p>
+    <w:p>
+      <w:pPr>
+        <w:pStyle w:val="14"/>
+        <w:numPr>
+          <w:ilvl w:val="0"/>
+          <w:numId w:val="14"/>
+        </w:numPr>
+        <w:spacing w:before="0" w:after="160" w:line="280" w:lineRule="auto"/>
+      </w:pPr>
+      <w:r>
+        <w:rPr>
+          <w:rFonts w:ascii="Calibri" w:hAnsi="Calibri" w:eastAsia="微软雅黑"/>
+          <w:b w:val="0"/>
+          <w:sz w:val="22"/>
+        </w:rPr>
+        <w:t>将最终 MinIO 对象数据和元数据恢复到新 MinIO。</w:t>
+      </w:r>
+    </w:p>
+    <w:p>
+      <w:pPr>
+        <w:pStyle w:val="14"/>
+        <w:numPr>
+          <w:ilvl w:val="0"/>
+          <w:numId w:val="14"/>
+        </w:numPr>
+        <w:spacing w:before="0" w:after="160" w:line="280" w:lineRule="auto"/>
+      </w:pPr>
+      <w:r>
+        <w:rPr>
+          <w:rFonts w:ascii="Calibri" w:hAnsi="Calibri" w:eastAsia="微软雅黑"/>
+          <w:b w:val="0"/>
+          <w:sz w:val="22"/>
+        </w:rPr>
+        <w:t>校验对象数量、关键文件和访问权限。</w:t>
+      </w:r>
+    </w:p>
+    <w:p>
+      <w:pPr>
+        <w:pStyle w:val="14"/>
+        <w:numPr>
+          <w:ilvl w:val="0"/>
+          <w:numId w:val="14"/>
+        </w:numPr>
+        <w:spacing w:before="0" w:after="160" w:line="280" w:lineRule="auto"/>
+      </w:pPr>
+      <w:r>
+        <w:rPr>
+          <w:rFonts w:ascii="Calibri" w:hAnsi="Calibri" w:eastAsia="微软雅黑"/>
+          <w:b w:val="0"/>
+          <w:sz w:val="22"/>
+        </w:rPr>
+        <w:t>修改应用配置，使应用连接新数据库和新 MinIO。</w:t>
+      </w:r>
+    </w:p>
+    <w:p>
+      <w:pPr>
+        <w:pStyle w:val="14"/>
+        <w:numPr>
+          <w:ilvl w:val="0"/>
+          <w:numId w:val="14"/>
+        </w:numPr>
+        <w:spacing w:before="0" w:after="160" w:line="280" w:lineRule="auto"/>
+      </w:pPr>
+      <w:r>
+        <w:rPr>
+          <w:rFonts w:ascii="Calibri" w:hAnsi="Calibri" w:eastAsia="微软雅黑"/>
+          <w:b w:val="0"/>
+          <w:sz w:val="22"/>
+        </w:rPr>
+        <w:t>启动应用服务并执行完整业务验证。</w:t>
+      </w:r>
+    </w:p>
+    <w:p>
+      <w:pPr>
+        <w:pStyle w:val="3"/>
+      </w:pPr>
+      <w:r>
+        <w:rPr>
+          <w:rFonts w:ascii="Calibri" w:hAnsi="Calibri" w:eastAsia="微软雅黑"/>
+          <w:b/>
+          <w:color w:val="2E74B5"/>
+          <w:sz w:val="32"/>
+        </w:rPr>
+        <w:t>8. DNS 核验计划</w:t>
+      </w:r>
+    </w:p>
+    <w:p>
+      <w:pPr>
+        <w:spacing w:before="0" w:after="120" w:line="264" w:lineRule="auto"/>
+      </w:pPr>
+      <w:r>
+        <w:rPr>
+          <w:rFonts w:ascii="Calibri" w:hAnsi="Calibri" w:eastAsia="微软雅黑"/>
+          <w:b w:val="0"/>
+          <w:sz w:val="22"/>
+        </w:rPr>
+        <w:t>本次不进行 DNS 切换，仅核验 DNS 解析、入口连通性和迁移前入口记录。</w:t>
+      </w:r>
+    </w:p>
+    <w:p>
+      <w:pPr>
+        <w:pStyle w:val="4"/>
+      </w:pPr>
+      <w:r>
+        <w:rPr>
+          <w:rFonts w:ascii="Calibri" w:hAnsi="Calibri" w:eastAsia="微软雅黑"/>
+          <w:b/>
+          <w:color w:val="2E74B5"/>
+          <w:sz w:val="26"/>
+        </w:rPr>
+        <w:t>8.1 迁移前准备</w:t>
+      </w:r>
+    </w:p>
+    <w:p>
+      <w:pPr>
+        <w:pStyle w:val="14"/>
+        <w:numPr>
+          <w:ilvl w:val="0"/>
+          <w:numId w:val="15"/>
+        </w:numPr>
+        <w:spacing w:before="0" w:after="160" w:line="280" w:lineRule="auto"/>
+      </w:pPr>
+      <w:r>
+        <w:rPr>
+          <w:rFonts w:ascii="Calibri" w:hAnsi="Calibri" w:eastAsia="微软雅黑"/>
+          <w:b w:val="0"/>
+          <w:sz w:val="22"/>
+        </w:rPr>
+        <w:t>确认当前业务域名解析记录、TTL、证书和负载均衡入口。</w:t>
+      </w:r>
+    </w:p>
+    <w:p>
+      <w:pPr>
+        <w:pStyle w:val="14"/>
+        <w:numPr>
+          <w:ilvl w:val="0"/>
+          <w:numId w:val="15"/>
+        </w:numPr>
+        <w:spacing w:before="0" w:after="160" w:line="280" w:lineRule="auto"/>
+      </w:pPr>
+      <w:r>
+        <w:rPr>
+          <w:rFonts w:ascii="Calibri" w:hAnsi="Calibri" w:eastAsia="微软雅黑"/>
+          <w:b w:val="0"/>
+          <w:sz w:val="22"/>
+        </w:rPr>
+        <w:t>确认新 HA 入口公网 IP、证书和负载均衡配置。</w:t>
+      </w:r>
+    </w:p>
+    <w:p>
+      <w:pPr>
+        <w:pStyle w:val="14"/>
+        <w:numPr>
+          <w:ilvl w:val="0"/>
+          <w:numId w:val="15"/>
+        </w:numPr>
+        <w:spacing w:before="0" w:after="160" w:line="280" w:lineRule="auto"/>
+      </w:pPr>
+      <w:r>
+        <w:rPr>
+          <w:rFonts w:ascii="Calibri" w:hAnsi="Calibri" w:eastAsia="微软雅黑"/>
+          <w:b w:val="0"/>
+          <w:sz w:val="22"/>
+        </w:rPr>
+        <w:t>确认新环境健康检查通过。</w:t>
+      </w:r>
+    </w:p>
+    <w:p>
+      <w:pPr>
+        <w:pStyle w:val="4"/>
+      </w:pPr>
+      <w:r>
+        <w:rPr>
+          <w:rFonts w:ascii="Calibri" w:hAnsi="Calibri" w:eastAsia="微软雅黑"/>
+          <w:b/>
+          <w:color w:val="2E74B5"/>
+          <w:sz w:val="26"/>
+        </w:rPr>
+        <w:t>8.2 正式核验</w:t>
+      </w:r>
+    </w:p>
+    <w:p>
+      <w:pPr>
+        <w:pStyle w:val="14"/>
+        <w:numPr>
+          <w:ilvl w:val="0"/>
+          <w:numId w:val="16"/>
+        </w:numPr>
+        <w:spacing w:before="0" w:after="160" w:line="280" w:lineRule="auto"/>
+      </w:pPr>
+      <w:r>
+        <w:rPr>
+          <w:rFonts w:ascii="Calibri" w:hAnsi="Calibri" w:eastAsia="微软雅黑"/>
+          <w:b w:val="0"/>
+          <w:sz w:val="22"/>
+        </w:rPr>
+        <w:t>业务进入维护或只读状态。</w:t>
+      </w:r>
+    </w:p>
+    <w:p>
+      <w:pPr>
+        <w:pStyle w:val="14"/>
+        <w:numPr>
+          <w:ilvl w:val="0"/>
+          <w:numId w:val="16"/>
+        </w:numPr>
+        <w:spacing w:before="0" w:after="160" w:line="280" w:lineRule="auto"/>
+      </w:pPr>
+      <w:r>
+        <w:rPr>
+          <w:rFonts w:ascii="Calibri" w:hAnsi="Calibri" w:eastAsia="微软雅黑"/>
+          <w:b w:val="0"/>
+          <w:sz w:val="22"/>
+        </w:rPr>
+        <w:t>完成数据库和 MinIO 最终同步。</w:t>
+      </w:r>
+    </w:p>
+    <w:p>
+      <w:pPr>
+        <w:pStyle w:val="14"/>
+        <w:numPr>
+          <w:ilvl w:val="0"/>
+          <w:numId w:val="16"/>
+        </w:numPr>
+        <w:spacing w:before="0" w:after="160" w:line="280" w:lineRule="auto"/>
+      </w:pPr>
+      <w:r>
+        <w:rPr>
+          <w:rFonts w:ascii="Calibri" w:hAnsi="Calibri" w:eastAsia="微软雅黑"/>
+          <w:b w:val="0"/>
+          <w:sz w:val="22"/>
+        </w:rPr>
+        <w:t>在新环境完成业务验证。</w:t>
+      </w:r>
+    </w:p>
+    <w:p>
+      <w:pPr>
+        <w:pStyle w:val="14"/>
+        <w:numPr>
+          <w:ilvl w:val="0"/>
+          <w:numId w:val="16"/>
+        </w:numPr>
+        <w:spacing w:before="0" w:after="160" w:line="280" w:lineRule="auto"/>
+      </w:pPr>
+      <w:r>
+        <w:rPr>
+          <w:rFonts w:ascii="Calibri" w:hAnsi="Calibri" w:eastAsia="微软雅黑"/>
+          <w:b w:val="0"/>
+          <w:sz w:val="22"/>
+        </w:rPr>
+        <w:t>核验业务域名仍解析到当前新 DNS 入口。</w:t>
+      </w:r>
+    </w:p>
+    <w:p>
+      <w:pPr>
+        <w:pStyle w:val="14"/>
+        <w:numPr>
+          <w:ilvl w:val="0"/>
+          <w:numId w:val="16"/>
+        </w:numPr>
+        <w:spacing w:before="0" w:after="160" w:line="280" w:lineRule="auto"/>
+      </w:pPr>
+      <w:r>
+        <w:rPr>
+          <w:rFonts w:ascii="Calibri" w:hAnsi="Calibri" w:eastAsia="微软雅黑"/>
+          <w:b w:val="0"/>
+          <w:sz w:val="22"/>
+        </w:rPr>
+        <w:t>进行多地区解析验证。</w:t>
+      </w:r>
+    </w:p>
+    <w:p>
+      <w:pPr>
+        <w:pStyle w:val="14"/>
+        <w:numPr>
+          <w:ilvl w:val="0"/>
+          <w:numId w:val="16"/>
+        </w:numPr>
+        <w:spacing w:before="0" w:after="160" w:line="280" w:lineRule="auto"/>
+      </w:pPr>
+      <w:r>
+        <w:rPr>
+          <w:rFonts w:ascii="Calibri" w:hAnsi="Calibri" w:eastAsia="微软雅黑"/>
+          <w:b w:val="0"/>
+          <w:sz w:val="22"/>
+        </w:rPr>
+        <w:t>验证访问、登录、核心 API、文件上传下载。</w:t>
+      </w:r>
+    </w:p>
+    <w:p>
+      <w:pPr>
+        <w:pStyle w:val="4"/>
+      </w:pPr>
+      <w:r>
+        <w:rPr>
+          <w:rFonts w:ascii="Calibri" w:hAnsi="Calibri" w:eastAsia="微软雅黑"/>
+          <w:b/>
+          <w:color w:val="2E74B5"/>
+          <w:sz w:val="26"/>
+        </w:rPr>
+        <w:t>8.3 核验后观察</w:t>
+      </w:r>
+    </w:p>
+    <w:p>
+      <w:pPr>
+        <w:spacing w:before="0" w:after="120" w:line="264" w:lineRule="auto"/>
+      </w:pPr>
+      <w:r>
+        <w:rPr>
+          <w:rFonts w:ascii="Calibri" w:hAnsi="Calibri" w:eastAsia="微软雅黑"/>
+          <w:b w:val="0"/>
+          <w:sz w:val="22"/>
+        </w:rPr>
+        <w:t>迁移后持续观察 24-72 小时：</w:t>
+      </w:r>
+    </w:p>
+    <w:p>
+      <w:pPr>
+        <w:pStyle w:val="16"/>
+        <w:numPr>
+          <w:ilvl w:val="0"/>
+          <w:numId w:val="17"/>
+        </w:numPr>
+        <w:spacing w:before="0" w:after="160" w:line="280" w:lineRule="auto"/>
+        <w:ind w:leftChars="0"/>
+      </w:pPr>
+      <w:r>
+        <w:rPr>
+          <w:rFonts w:ascii="Calibri" w:hAnsi="Calibri" w:eastAsia="微软雅黑"/>
+          <w:b w:val="0"/>
+          <w:sz w:val="22"/>
+        </w:rPr>
+        <w:t>应用错误率。</w:t>
+      </w:r>
+    </w:p>
+    <w:p>
+      <w:pPr>
+        <w:pStyle w:val="16"/>
+        <w:numPr>
+          <w:ilvl w:val="0"/>
+          <w:numId w:val="17"/>
+        </w:numPr>
+        <w:spacing w:before="0" w:after="160" w:line="280" w:lineRule="auto"/>
+        <w:ind w:left="360" w:leftChars="0" w:hanging="360" w:firstLineChars="0"/>
+      </w:pPr>
+      <w:r>
+        <w:rPr>
+          <w:rFonts w:ascii="Calibri" w:hAnsi="Calibri" w:eastAsia="微软雅黑"/>
+          <w:b w:val="0"/>
+          <w:sz w:val="22"/>
+        </w:rPr>
+        <w:t>接口延迟。</w:t>
+      </w:r>
+    </w:p>
+    <w:p>
+      <w:pPr>
+        <w:pStyle w:val="16"/>
+        <w:numPr>
+          <w:ilvl w:val="0"/>
+          <w:numId w:val="17"/>
+        </w:numPr>
+        <w:spacing w:before="0" w:after="160" w:line="280" w:lineRule="auto"/>
+        <w:ind w:left="360" w:leftChars="0" w:hanging="360" w:firstLineChars="0"/>
+      </w:pPr>
+      <w:r>
+        <w:rPr>
+          <w:rFonts w:ascii="Calibri" w:hAnsi="Calibri" w:eastAsia="微软雅黑"/>
+          <w:b w:val="0"/>
+          <w:sz w:val="22"/>
+        </w:rPr>
+        <w:t>数据库连接数、复制状态和慢查询。</w:t>
+      </w:r>
+    </w:p>
+    <w:p>
+      <w:pPr>
+        <w:pStyle w:val="16"/>
+        <w:numPr>
+          <w:ilvl w:val="0"/>
+          <w:numId w:val="17"/>
+        </w:numPr>
+        <w:spacing w:before="0" w:after="160" w:line="280" w:lineRule="auto"/>
+        <w:ind w:left="360" w:leftChars="0" w:hanging="360" w:firstLineChars="0"/>
+      </w:pPr>
+      <w:r>
+        <w:rPr>
+          <w:rFonts w:ascii="Calibri" w:hAnsi="Calibri" w:eastAsia="微软雅黑"/>
+          <w:b w:val="0"/>
+          <w:sz w:val="22"/>
+        </w:rPr>
+        <w:t>MinIO 节点状态、bucket replication 状态、磁盘使用率和对象读写。</w:t>
+      </w:r>
+    </w:p>
+    <w:p>
+      <w:pPr>
+        <w:pStyle w:val="16"/>
+        <w:numPr>
+          <w:ilvl w:val="0"/>
+          <w:numId w:val="17"/>
+        </w:numPr>
+        <w:spacing w:before="0" w:after="160" w:line="280" w:lineRule="auto"/>
+        <w:ind w:left="360" w:leftChars="0" w:hanging="360" w:firstLineChars="0"/>
+      </w:pPr>
+      <w:r>
+        <w:rPr>
+          <w:rFonts w:ascii="Calibri" w:hAnsi="Calibri" w:eastAsia="微软雅黑"/>
+          <w:b w:val="0"/>
+          <w:sz w:val="22"/>
+        </w:rPr>
+        <w:t>负载均衡健康检查。</w:t>
+      </w:r>
+    </w:p>
+    <w:p>
+      <w:pPr>
+        <w:pStyle w:val="16"/>
+        <w:numPr>
+          <w:ilvl w:val="0"/>
+          <w:numId w:val="17"/>
+        </w:numPr>
+        <w:spacing w:before="0" w:after="160" w:line="280" w:lineRule="auto"/>
+        <w:ind w:left="360" w:leftChars="0" w:hanging="360" w:firstLineChars="0"/>
+      </w:pPr>
+      <w:r>
+        <w:rPr>
+          <w:rFonts w:ascii="Calibri" w:hAnsi="Calibri" w:eastAsia="微软雅黑"/>
+          <w:b w:val="0"/>
+          <w:sz w:val="22"/>
+        </w:rPr>
+        <w:t>服务器 CPU、内存、磁盘和网络流量。</w:t>
+      </w:r>
+    </w:p>
+    <w:p>
+      <w:pPr>
+        <w:pStyle w:val="3"/>
+      </w:pPr>
+      <w:r>
+        <w:rPr>
+          <w:rFonts w:ascii="Calibri" w:hAnsi="Calibri" w:eastAsia="微软雅黑"/>
+          <w:b/>
+          <w:color w:val="2E74B5"/>
+          <w:sz w:val="32"/>
+        </w:rPr>
+        <w:t>9. 旧环境</w:t>
+      </w:r>
+    </w:p>
+    <w:p>
+      <w:pPr>
+        <w:pStyle w:val="14"/>
+        <w:numPr>
+          <w:ilvl w:val="0"/>
+          <w:numId w:val="18"/>
+        </w:numPr>
+        <w:spacing w:before="0" w:after="160" w:line="280" w:lineRule="auto"/>
+      </w:pPr>
+      <w:r>
+        <w:rPr>
+          <w:rFonts w:ascii="Calibri" w:hAnsi="Calibri" w:eastAsia="微软雅黑"/>
+          <w:b w:val="0"/>
+          <w:sz w:val="22"/>
+        </w:rPr>
+        <w:t>旧环境在部署新环境前直接释放。</w:t>
+      </w:r>
+    </w:p>
+    <w:p>
+      <w:pPr>
+        <w:pStyle w:val="3"/>
+      </w:pPr>
+      <w:r>
+        <w:rPr>
+          <w:rFonts w:ascii="Calibri" w:hAnsi="Calibri" w:eastAsia="微软雅黑"/>
+          <w:b/>
+          <w:color w:val="2E74B5"/>
+          <w:sz w:val="32"/>
+        </w:rPr>
+        <w:t>10. 验收标准</w:t>
+      </w:r>
+    </w:p>
+    <w:p>
+      <w:pPr>
+        <w:spacing w:before="0" w:after="120" w:line="264" w:lineRule="auto"/>
+      </w:pPr>
+      <w:r>
+        <w:rPr>
+          <w:rFonts w:ascii="Calibri" w:hAnsi="Calibri" w:eastAsia="微软雅黑"/>
+          <w:b w:val="0"/>
+          <w:sz w:val="22"/>
+        </w:rPr>
+        <w:t>迁移完成后，按以下标准验收：</w:t>
+      </w:r>
+    </w:p>
+    <w:p>
+      <w:pPr>
+        <w:pStyle w:val="16"/>
+        <w:numPr>
+          <w:ilvl w:val="0"/>
+          <w:numId w:val="19"/>
+        </w:numPr>
+        <w:spacing w:before="0" w:after="160" w:line="280" w:lineRule="auto"/>
+        <w:ind w:leftChars="0"/>
+      </w:pPr>
+      <w:r>
+        <w:rPr>
+          <w:rFonts w:ascii="Calibri" w:hAnsi="Calibri" w:eastAsia="微软雅黑"/>
+          <w:b w:val="0"/>
+          <w:sz w:val="22"/>
+        </w:rPr>
+        <w:t>新 HA 入口访问正常。</w:t>
+      </w:r>
+    </w:p>
+    <w:p>
+      <w:pPr>
+        <w:pStyle w:val="16"/>
+        <w:numPr>
+          <w:ilvl w:val="0"/>
+          <w:numId w:val="19"/>
+        </w:numPr>
+        <w:spacing w:before="0" w:after="160" w:line="280" w:lineRule="auto"/>
+        <w:ind w:left="360" w:leftChars="0" w:hanging="360" w:firstLineChars="0"/>
+      </w:pPr>
+      <w:r>
+        <w:rPr>
+          <w:rFonts w:ascii="Calibri" w:hAnsi="Calibri" w:eastAsia="微软雅黑"/>
+          <w:b w:val="0"/>
+          <w:sz w:val="22"/>
+        </w:rPr>
+        <w:t>应用核心业务流程验证通过。</w:t>
+      </w:r>
+    </w:p>
+    <w:p>
+      <w:pPr>
+        <w:pStyle w:val="16"/>
+        <w:numPr>
+          <w:ilvl w:val="0"/>
+          <w:numId w:val="19"/>
+        </w:numPr>
+        <w:spacing w:before="0" w:after="160" w:line="280" w:lineRule="auto"/>
+        <w:ind w:left="360" w:leftChars="0" w:hanging="360" w:firstLineChars="0"/>
+      </w:pPr>
+      <w:r>
+        <w:rPr>
+          <w:rFonts w:ascii="Calibri" w:hAnsi="Calibri" w:eastAsia="微软雅黑"/>
+          <w:b w:val="0"/>
+          <w:sz w:val="22"/>
+        </w:rPr>
+        <w:t>数据库 HA 状态正常，数据完整。</w:t>
+      </w:r>
+    </w:p>
+    <w:p>
+      <w:pPr>
+        <w:pStyle w:val="16"/>
+        <w:numPr>
+          <w:ilvl w:val="0"/>
+          <w:numId w:val="19"/>
+        </w:numPr>
+        <w:spacing w:before="0" w:after="160" w:line="280" w:lineRule="auto"/>
+        <w:ind w:left="360" w:leftChars="0" w:hanging="360" w:firstLineChars="0"/>
+      </w:pPr>
+      <w:r>
+        <w:rPr>
+          <w:rFonts w:ascii="Calibri" w:hAnsi="Calibri" w:eastAsia="微软雅黑"/>
+          <w:b w:val="0"/>
+          <w:sz w:val="22"/>
+        </w:rPr>
+        <w:t>MinIO 集群状态正常，bucket replication 正常，核心文件访问正常。</w:t>
+      </w:r>
+    </w:p>
+    <w:p>
+      <w:pPr>
+        <w:pStyle w:val="16"/>
+        <w:numPr>
+          <w:ilvl w:val="0"/>
+          <w:numId w:val="19"/>
+        </w:numPr>
+        <w:spacing w:before="0" w:after="160" w:line="280" w:lineRule="auto"/>
+        <w:ind w:left="360" w:leftChars="0" w:hanging="360" w:firstLineChars="0"/>
+      </w:pPr>
+      <w:r>
+        <w:rPr>
+          <w:rFonts w:ascii="Calibri" w:hAnsi="Calibri" w:eastAsia="微软雅黑"/>
+          <w:b w:val="0"/>
+          <w:sz w:val="22"/>
+        </w:rPr>
+        <w:t>当前新 DNS 解析和入口访问验证通过。</w:t>
+      </w:r>
+    </w:p>
+    <w:p>
+      <w:pPr>
+        <w:pStyle w:val="16"/>
+        <w:numPr>
+          <w:ilvl w:val="0"/>
+          <w:numId w:val="19"/>
+        </w:numPr>
+        <w:spacing w:before="0" w:after="160" w:line="280" w:lineRule="auto"/>
+        <w:ind w:left="360" w:leftChars="0" w:hanging="360" w:firstLineChars="0"/>
+      </w:pPr>
+      <w:r>
+        <w:rPr>
+          <w:rFonts w:ascii="Calibri" w:hAnsi="Calibri" w:eastAsia="微软雅黑"/>
+          <w:b w:val="0"/>
+          <w:sz w:val="22"/>
+        </w:rPr>
+        <w:t>迁移日志、备份文件、校验记录完整留存。</w:t>
+      </w:r>
+    </w:p>
+    <w:p>
+      <w:pPr>
+        <w:pStyle w:val="16"/>
+        <w:numPr>
+          <w:ilvl w:val="0"/>
+          <w:numId w:val="19"/>
+        </w:numPr>
+        <w:spacing w:before="0" w:after="160" w:line="280" w:lineRule="auto"/>
+        <w:ind w:left="360" w:leftChars="0" w:hanging="360" w:firstLineChars="0"/>
+      </w:pPr>
+      <w:r>
+        <w:rPr>
+          <w:rFonts w:ascii="Calibri" w:hAnsi="Calibri" w:eastAsia="微软雅黑"/>
+          <w:b w:val="0"/>
+          <w:sz w:val="22"/>
+        </w:rPr>
+        <w:t>确认业务可用并完成验收签字或邮件确认。</w:t>
+      </w:r>
+    </w:p>
+    <w:p>
+      <w:pPr>
+        <w:pStyle w:val="3"/>
+      </w:pPr>
+      <w:r>
+        <w:rPr>
+          <w:rFonts w:ascii="Calibri" w:hAnsi="Calibri" w:eastAsia="微软雅黑"/>
+          <w:b/>
+          <w:color w:val="2E74B5"/>
+          <w:sz w:val="32"/>
+        </w:rPr>
+        <w:t>11. 配合事项</w:t>
+      </w:r>
+    </w:p>
+    <w:p>
+      <w:pPr>
+        <w:spacing w:before="0" w:after="120" w:line="264" w:lineRule="auto"/>
+      </w:pPr>
+      <w:r>
+        <w:rPr>
+          <w:rFonts w:ascii="Calibri" w:hAnsi="Calibri" w:eastAsia="微软雅黑"/>
+          <w:b w:val="0"/>
+          <w:sz w:val="22"/>
+        </w:rPr>
+        <w:t>客户侧需要提前配合确认：</w:t>
+      </w:r>
+    </w:p>
+    <w:p>
+      <w:pPr>
+        <w:pStyle w:val="16"/>
+        <w:numPr>
+          <w:ilvl w:val="0"/>
+          <w:numId w:val="20"/>
+        </w:numPr>
+        <w:spacing w:before="0" w:after="160" w:line="280" w:lineRule="auto"/>
+        <w:ind w:leftChars="0"/>
+      </w:pPr>
+      <w:r>
+        <w:rPr>
+          <w:rFonts w:ascii="Calibri" w:hAnsi="Calibri" w:eastAsia="微软雅黑"/>
+          <w:b w:val="0"/>
+          <w:sz w:val="22"/>
+        </w:rPr>
+        <w:t>新环境服务器资源和网络策略。</w:t>
+      </w:r>
+    </w:p>
+    <w:p>
+      <w:pPr>
+        <w:pStyle w:val="16"/>
+        <w:numPr>
+          <w:ilvl w:val="0"/>
+          <w:numId w:val="20"/>
+        </w:numPr>
+        <w:spacing w:before="0" w:after="160" w:line="280" w:lineRule="auto"/>
+        <w:ind w:left="360" w:leftChars="0" w:hanging="360" w:firstLineChars="0"/>
+      </w:pPr>
+      <w:r>
+        <w:rPr>
+          <w:rFonts w:ascii="Calibri" w:hAnsi="Calibri" w:eastAsia="微软雅黑"/>
+          <w:b w:val="0"/>
+          <w:sz w:val="22"/>
+        </w:rPr>
+        <w:t>DNS 当前记录、证书和入口配置确认人。</w:t>
+      </w:r>
+    </w:p>
+    <w:p>
+      <w:pPr>
+        <w:pStyle w:val="3"/>
+      </w:pPr>
+      <w:r>
+        <w:rPr>
+          <w:rFonts w:ascii="Calibri" w:hAnsi="Calibri" w:eastAsia="微软雅黑"/>
+          <w:b/>
+          <w:color w:val="2E74B5"/>
+          <w:sz w:val="32"/>
+        </w:rPr>
+        <w:t>12. 迁移当天检查清单</w:t>
+      </w:r>
+    </w:p>
+    <w:tbl>
+      <w:tblPr>
+        <w:tblStyle w:val="33"/>
+        <w:tblW w:w="9360" w:type="dxa"/>
+        <w:tblInd w:w="120" w:type="dxa"/>
+        <w:tblBorders>
+          <w:top w:val="single" w:color="D9DEE7" w:sz="6" w:space="0"/>
+          <w:left w:val="single" w:color="D9DEE7" w:sz="6" w:space="0"/>
+          <w:bottom w:val="single" w:color="D9DEE7" w:sz="6" w:space="0"/>
+          <w:right w:val="single" w:color="D9DEE7" w:sz="6" w:space="0"/>
+          <w:insideH w:val="single" w:color="D9DEE7" w:sz="6" w:space="0"/>
+          <w:insideV w:val="single" w:color="D9DEE7" w:sz="6" w:space="0"/>
+        </w:tblBorders>
+        <w:tblLayout w:type="fixed"/>
+        <w:tblCellMar>
+          <w:top w:w="0" w:type="dxa"/>
+          <w:left w:w="108" w:type="dxa"/>
+          <w:bottom w:w="0" w:type="dxa"/>
+          <w:right w:w="108" w:type="dxa"/>
+        </w:tblCellMar>
+      </w:tblPr>
+      <w:tblGrid>
+        <w:gridCol w:w="3600"/>
+        <w:gridCol w:w="5760"/>
+      </w:tblGrid>
+      <w:tr>
+        <w:tblPrEx>
+          <w:tblBorders>
+            <w:top w:val="single" w:color="D9DEE7" w:sz="6" w:space="0"/>
+            <w:left w:val="single" w:color="D9DEE7" w:sz="6" w:space="0"/>
+            <w:bottom w:val="single" w:color="D9DEE7" w:sz="6" w:space="0"/>
+            <w:right w:val="single" w:color="D9DEE7" w:sz="6" w:space="0"/>
+            <w:insideH w:val="single" w:color="D9DEE7" w:sz="6" w:space="0"/>
+            <w:insideV w:val="single" w:color="D9DEE7" w:sz="6" w:space="0"/>
+          </w:tblBorders>
+          <w:tblCellMar>
+            <w:top w:w="0" w:type="dxa"/>
+            <w:left w:w="108" w:type="dxa"/>
+            <w:bottom w:w="0" w:type="dxa"/>
+            <w:right w:w="108" w:type="dxa"/>
+          </w:tblCellMar>
+        </w:tblPrEx>
+        <w:trPr>
+          <w:tblHeader/>
+        </w:trPr>
+        <w:tc>
+          <w:tcPr>
+            <w:tcW w:w="3600" w:type="dxa"/>
+            <w:shd w:val="clear" w:color="auto" w:fill="F2F4F7"/>
+            <w:tcMar>
+              <w:top w:w="80" w:type="dxa"/>
+              <w:left w:w="120" w:type="dxa"/>
+              <w:bottom w:w="80" w:type="dxa"/>
+              <w:right w:w="120" w:type="dxa"/>
+            </w:tcMar>
+            <w:vAlign w:val="center"/>
+          </w:tcPr>
+          <w:p>
+            <w:pPr>
+              <w:spacing w:before="0" w:after="0" w:line="264" w:lineRule="auto"/>
+              <w:jc w:val="left"/>
+            </w:pPr>
+            <w:r>
+              <w:rPr>
+                <w:rFonts w:ascii="Calibri" w:hAnsi="Calibri" w:eastAsia="微软雅黑"/>
+                <w:b/>
+                <w:sz w:val="20"/>
+              </w:rPr>
+              <w:t>检查项</w:t>
+            </w:r>
+          </w:p>
+        </w:tc>
+        <w:tc>
+          <w:tcPr>
+            <w:tcW w:w="5760" w:type="dxa"/>
+            <w:shd w:val="clear" w:color="auto" w:fill="F2F4F7"/>
+            <w:tcMar>
+              <w:top w:w="80" w:type="dxa"/>
+              <w:left w:w="120" w:type="dxa"/>
+              <w:bottom w:w="80" w:type="dxa"/>
+              <w:right w:w="120" w:type="dxa"/>
+            </w:tcMar>
+            <w:vAlign w:val="center"/>
+          </w:tcPr>
+          <w:p>
+            <w:pPr>
+              <w:spacing w:before="0" w:after="0" w:line="264" w:lineRule="auto"/>
+              <w:jc w:val="center"/>
+            </w:pPr>
+            <w:r>
+              <w:rPr>
+                <w:rFonts w:ascii="Calibri" w:hAnsi="Calibri" w:eastAsia="微软雅黑"/>
+                <w:b/>
+                <w:sz w:val="20"/>
+              </w:rPr>
+              <w:t>状态</w:t>
             </w:r>
           </w:p>
         </w:tc>
@@ -950,12 +2795,12 @@
       <w:tr>
         <w:tblPrEx>
           <w:tblBorders>
-            <w:top w:val="single" w:color="B8C4D6" w:sz="6" w:space="0"/>
-            <w:left w:val="single" w:color="B8C4D6" w:sz="6" w:space="0"/>
-            <w:bottom w:val="single" w:color="B8C4D6" w:sz="6" w:space="0"/>
-            <w:right w:val="single" w:color="B8C4D6" w:sz="6" w:space="0"/>
-            <w:insideH w:val="single" w:color="B8C4D6" w:sz="6" w:space="0"/>
-            <w:insideV w:val="single" w:color="B8C4D6" w:sz="6" w:space="0"/>
+            <w:top w:val="single" w:color="D9DEE7" w:sz="6" w:space="0"/>
+            <w:left w:val="single" w:color="D9DEE7" w:sz="6" w:space="0"/>
+            <w:bottom w:val="single" w:color="D9DEE7" w:sz="6" w:space="0"/>
+            <w:right w:val="single" w:color="D9DEE7" w:sz="6" w:space="0"/>
+            <w:insideH w:val="single" w:color="D9DEE7" w:sz="6" w:space="0"/>
+            <w:insideV w:val="single" w:color="D9DEE7" w:sz="6" w:space="0"/>
           </w:tblBorders>
           <w:tblCellMar>
             <w:top w:w="0" w:type="dxa"/>
@@ -966,7 +2811,7 @@
         </w:tblPrEx>
         <w:tc>
           <w:tcPr>
-            <w:tcW w:w="1900" w:type="dxa"/>
+            <w:tcW w:w="3600" w:type="dxa"/>
             <w:tcMar>
               <w:top w:w="80" w:type="dxa"/>
               <w:left w:w="120" w:type="dxa"/>
@@ -977,23 +2822,22 @@
           </w:tcPr>
           <w:p>
             <w:pPr>
-              <w:spacing w:before="0" w:after="0" w:line="276" w:lineRule="auto"/>
+              <w:spacing w:before="0" w:after="0" w:line="264" w:lineRule="auto"/>
               <w:jc w:val="left"/>
             </w:pPr>
             <w:r>
               <w:rPr>
-                <w:rFonts w:ascii="Calibri" w:hAnsi="Calibri" w:eastAsia="Calibri"/>
+                <w:rFonts w:ascii="Calibri" w:hAnsi="Calibri" w:eastAsia="微软雅黑"/>
                 <w:b w:val="0"/>
-                <w:color w:val="222222"/>
                 <w:sz w:val="20"/>
               </w:rPr>
-              <w:t>合计</w:t>
+              <w:t>已通知业务方迁移窗口</w:t>
             </w:r>
           </w:p>
         </w:tc>
         <w:tc>
           <w:tcPr>
-            <w:tcW w:w="950" w:type="dxa"/>
+            <w:tcW w:w="5760" w:type="dxa"/>
             <w:tcMar>
               <w:top w:w="80" w:type="dxa"/>
               <w:left w:w="120" w:type="dxa"/>
@@ -1004,23 +2848,40 @@
           </w:tcPr>
           <w:p>
             <w:pPr>
-              <w:spacing w:before="0" w:after="0" w:line="276" w:lineRule="auto"/>
+              <w:spacing w:before="0" w:after="0" w:line="264" w:lineRule="auto"/>
               <w:jc w:val="center"/>
             </w:pPr>
             <w:r>
               <w:rPr>
-                <w:rFonts w:ascii="Calibri" w:hAnsi="Calibri" w:eastAsia="Calibri"/>
+                <w:rFonts w:ascii="Calibri" w:hAnsi="Calibri" w:eastAsia="微软雅黑"/>
                 <w:b w:val="0"/>
-                <w:color w:val="222222"/>
                 <w:sz w:val="20"/>
               </w:rPr>
-              <w:t>9 台</w:t>
+              <w:t>待确认</w:t>
             </w:r>
           </w:p>
         </w:tc>
+      </w:tr>
+      <w:tr>
+        <w:tblPrEx>
+          <w:tblBorders>
+            <w:top w:val="single" w:color="D9DEE7" w:sz="6" w:space="0"/>
+            <w:left w:val="single" w:color="D9DEE7" w:sz="6" w:space="0"/>
+            <w:bottom w:val="single" w:color="D9DEE7" w:sz="6" w:space="0"/>
+            <w:right w:val="single" w:color="D9DEE7" w:sz="6" w:space="0"/>
+            <w:insideH w:val="single" w:color="D9DEE7" w:sz="6" w:space="0"/>
+            <w:insideV w:val="single" w:color="D9DEE7" w:sz="6" w:space="0"/>
+          </w:tblBorders>
+          <w:tblCellMar>
+            <w:top w:w="0" w:type="dxa"/>
+            <w:left w:w="108" w:type="dxa"/>
+            <w:bottom w:w="0" w:type="dxa"/>
+            <w:right w:w="108" w:type="dxa"/>
+          </w:tblCellMar>
+        </w:tblPrEx>
         <w:tc>
           <w:tcPr>
-            <w:tcW w:w="3650" w:type="dxa"/>
+            <w:tcW w:w="3600" w:type="dxa"/>
             <w:tcMar>
               <w:top w:w="80" w:type="dxa"/>
               <w:left w:w="120" w:type="dxa"/>
@@ -1031,23 +2892,22 @@
           </w:tcPr>
           <w:p>
             <w:pPr>
-              <w:spacing w:before="0" w:after="0" w:line="276" w:lineRule="auto"/>
+              <w:spacing w:before="0" w:after="0" w:line="264" w:lineRule="auto"/>
               <w:jc w:val="left"/>
             </w:pPr>
             <w:r>
               <w:rPr>
-                <w:rFonts w:ascii="Calibri" w:hAnsi="Calibri" w:eastAsia="Calibri"/>
+                <w:rFonts w:ascii="Calibri" w:hAnsi="Calibri" w:eastAsia="微软雅黑"/>
                 <w:b w:val="0"/>
-                <w:color w:val="222222"/>
                 <w:sz w:val="20"/>
               </w:rPr>
-              <w:t>72C / 144GB / 3060G</w:t>
+              <w:t>当前新 DNS 解析已确认</w:t>
             </w:r>
           </w:p>
         </w:tc>
         <w:tc>
           <w:tcPr>
-            <w:tcW w:w="2860" w:type="dxa"/>
+            <w:tcW w:w="5760" w:type="dxa"/>
             <w:tcMar>
               <w:top w:w="80" w:type="dxa"/>
               <w:left w:w="120" w:type="dxa"/>
@@ -1058,1557 +2918,29 @@
           </w:tcPr>
           <w:p>
             <w:pPr>
-              <w:spacing w:before="0" w:after="0" w:line="276" w:lineRule="auto"/>
-              <w:jc w:val="left"/>
+              <w:spacing w:before="0" w:after="0" w:line="264" w:lineRule="auto"/>
+              <w:jc w:val="center"/>
             </w:pPr>
             <w:r>
               <w:rPr>
-                <w:rFonts w:ascii="Calibri" w:hAnsi="Calibri" w:eastAsia="Calibri"/>
+                <w:rFonts w:ascii="Calibri" w:hAnsi="Calibri" w:eastAsia="微软雅黑"/>
                 <w:b w:val="0"/>
-                <w:color w:val="222222"/>
                 <w:sz w:val="20"/>
               </w:rPr>
-              <w:t>约 3.06TB 磁盘</w:t>
+              <w:t>待确认</w:t>
             </w:r>
           </w:p>
         </w:tc>
       </w:tr>
-    </w:tbl>
-    <w:p>
-      <w:pPr>
-        <w:spacing w:before="0" w:after="80" w:line="240" w:lineRule="auto"/>
-      </w:pPr>
-    </w:p>
-    <w:p>
-      <w:pPr>
-        <w:pStyle w:val="3"/>
-      </w:pPr>
-      <w:r>
-        <w:rPr>
-          <w:rFonts w:ascii="Calibri" w:hAnsi="Calibri" w:eastAsia="Calibri"/>
-          <w:b/>
-          <w:color w:val="2E74B5"/>
-          <w:sz w:val="32"/>
-        </w:rPr>
-        <w:t>4. 数据库备份计划</w:t>
-      </w:r>
-    </w:p>
-    <w:p>
-      <w:pPr>
-        <w:spacing w:before="0" w:after="120" w:line="300" w:lineRule="auto"/>
-      </w:pPr>
-      <w:r>
-        <w:rPr>
-          <w:rFonts w:ascii="Calibri" w:hAnsi="Calibri" w:eastAsia="Calibri"/>
-          <w:color w:val="222222"/>
-          <w:sz w:val="22"/>
-        </w:rPr>
-        <w:t>步骤：</w:t>
-      </w:r>
-    </w:p>
-    <w:p>
-      <w:pPr>
-        <w:numPr>
-          <w:ilvl w:val="0"/>
-          <w:numId w:val="9"/>
-        </w:numPr>
-        <w:spacing w:after="80" w:line="300" w:lineRule="auto"/>
-      </w:pPr>
-      <w:r>
-        <w:rPr>
-          <w:rFonts w:ascii="Calibri" w:hAnsi="Calibri" w:eastAsia="Calibri"/>
-          <w:color w:val="222222"/>
-          <w:sz w:val="22"/>
-        </w:rPr>
-        <w:t>执行迁移前全量备份。</w:t>
-      </w:r>
-    </w:p>
-    <w:p>
-      <w:pPr>
-        <w:numPr>
-          <w:ilvl w:val="0"/>
-          <w:numId w:val="9"/>
-        </w:numPr>
-        <w:spacing w:after="80" w:line="300" w:lineRule="auto"/>
-      </w:pPr>
-      <w:r>
-        <w:rPr>
-          <w:rFonts w:ascii="Calibri" w:hAnsi="Calibri" w:eastAsia="Calibri"/>
-          <w:color w:val="222222"/>
-          <w:sz w:val="22"/>
-        </w:rPr>
-        <w:t>将备份文件复制到备份存储和新环境。</w:t>
-      </w:r>
-    </w:p>
-    <w:p>
-      <w:pPr>
-        <w:numPr>
-          <w:ilvl w:val="0"/>
-          <w:numId w:val="9"/>
-        </w:numPr>
-        <w:spacing w:after="80" w:line="300" w:lineRule="auto"/>
-      </w:pPr>
-      <w:r>
-        <w:rPr>
-          <w:rFonts w:ascii="Calibri" w:hAnsi="Calibri" w:eastAsia="Calibri"/>
-          <w:color w:val="222222"/>
-          <w:sz w:val="22"/>
-        </w:rPr>
-        <w:t>在新环境执行恢复演练，确认恢复耗时和数据完整性。</w:t>
-      </w:r>
-    </w:p>
-    <w:p>
-      <w:pPr>
-        <w:numPr>
-          <w:ilvl w:val="0"/>
-          <w:numId w:val="9"/>
-        </w:numPr>
-        <w:spacing w:after="80" w:line="300" w:lineRule="auto"/>
-      </w:pPr>
-      <w:r>
-        <w:rPr>
-          <w:rFonts w:ascii="Calibri" w:hAnsi="Calibri" w:eastAsia="Calibri"/>
-          <w:color w:val="222222"/>
-          <w:sz w:val="22"/>
-        </w:rPr>
-        <w:t>正式迁移前进入维护或停写窗口，执行最终备份或增量同步。</w:t>
-      </w:r>
-    </w:p>
-    <w:p>
-      <w:pPr>
-        <w:numPr>
-          <w:ilvl w:val="0"/>
-          <w:numId w:val="9"/>
-        </w:numPr>
-        <w:spacing w:after="80" w:line="300" w:lineRule="auto"/>
-      </w:pPr>
-      <w:r>
-        <w:rPr>
-          <w:rFonts w:ascii="Calibri" w:hAnsi="Calibri" w:eastAsia="Calibri"/>
-          <w:color w:val="222222"/>
-          <w:sz w:val="22"/>
-        </w:rPr>
-        <w:t>数据恢复后校验核心表、关键数据量和业务连接。</w:t>
-      </w:r>
-    </w:p>
-    <w:p>
-      <w:pPr>
-        <w:pStyle w:val="3"/>
-      </w:pPr>
-      <w:r>
-        <w:rPr>
-          <w:rFonts w:ascii="Calibri" w:hAnsi="Calibri" w:eastAsia="Calibri"/>
-          <w:b/>
-          <w:color w:val="2E74B5"/>
-          <w:sz w:val="32"/>
-        </w:rPr>
-        <w:t>5. MinIO 备份计划</w:t>
-      </w:r>
-    </w:p>
-    <w:p>
-      <w:pPr>
-        <w:spacing w:before="0" w:after="120" w:line="300" w:lineRule="auto"/>
-      </w:pPr>
-      <w:r>
-        <w:rPr>
-          <w:rFonts w:ascii="Calibri" w:hAnsi="Calibri" w:eastAsia="Calibri"/>
-          <w:color w:val="222222"/>
-          <w:sz w:val="22"/>
-        </w:rPr>
-        <w:t>步骤：</w:t>
-      </w:r>
-    </w:p>
-    <w:p>
-      <w:pPr>
-        <w:numPr>
-          <w:ilvl w:val="0"/>
-          <w:numId w:val="10"/>
-        </w:numPr>
-        <w:spacing w:after="80" w:line="300" w:lineRule="auto"/>
-      </w:pPr>
-      <w:r>
-        <w:rPr>
-          <w:rFonts w:ascii="Calibri" w:hAnsi="Calibri" w:eastAsia="Calibri"/>
-          <w:color w:val="222222"/>
-          <w:sz w:val="22"/>
-        </w:rPr>
-        <w:t>统计 bucket 列表、对象数量、总容量、用户、策略、access key、生命周期和复制策略。</w:t>
-      </w:r>
-    </w:p>
-    <w:p>
-      <w:pPr>
-        <w:numPr>
-          <w:ilvl w:val="0"/>
-          <w:numId w:val="10"/>
-        </w:numPr>
-        <w:spacing w:after="80" w:line="300" w:lineRule="auto"/>
-      </w:pPr>
-      <w:r>
-        <w:rPr>
-          <w:rFonts w:ascii="Calibri" w:hAnsi="Calibri" w:eastAsia="Calibri"/>
-          <w:color w:val="222222"/>
-          <w:sz w:val="22"/>
-        </w:rPr>
-        <w:t>对主写 MinIO 执行对象备份或 `mc mirror` 同步，并校验备节点 replication 数据是否一致。</w:t>
-      </w:r>
-    </w:p>
-    <w:p>
-      <w:pPr>
-        <w:numPr>
-          <w:ilvl w:val="0"/>
-          <w:numId w:val="10"/>
-        </w:numPr>
-        <w:spacing w:after="80" w:line="300" w:lineRule="auto"/>
-      </w:pPr>
-      <w:r>
-        <w:rPr>
-          <w:rFonts w:ascii="Calibri" w:hAnsi="Calibri" w:eastAsia="Calibri"/>
-          <w:color w:val="222222"/>
-          <w:sz w:val="22"/>
-        </w:rPr>
-        <w:t>导出并记录 bucket policy、用户策略、访问权限等元数据。</w:t>
-      </w:r>
-    </w:p>
-    <w:p>
-      <w:pPr>
-        <w:numPr>
-          <w:ilvl w:val="0"/>
-          <w:numId w:val="10"/>
-        </w:numPr>
-        <w:spacing w:after="80" w:line="300" w:lineRule="auto"/>
-      </w:pPr>
-      <w:r>
-        <w:rPr>
-          <w:rFonts w:ascii="Calibri" w:hAnsi="Calibri" w:eastAsia="Calibri"/>
-          <w:color w:val="222222"/>
-          <w:sz w:val="22"/>
-        </w:rPr>
-        <w:t>抽样校验对象大小、ETag/hash 和业务读取结果。</w:t>
-      </w:r>
-    </w:p>
-    <w:p>
-      <w:pPr>
-        <w:numPr>
-          <w:ilvl w:val="0"/>
-          <w:numId w:val="10"/>
-        </w:numPr>
-        <w:spacing w:after="80" w:line="300" w:lineRule="auto"/>
-      </w:pPr>
-      <w:r>
-        <w:rPr>
-          <w:rFonts w:ascii="Calibri" w:hAnsi="Calibri" w:eastAsia="Calibri"/>
-          <w:color w:val="222222"/>
-          <w:sz w:val="22"/>
-        </w:rPr>
-        <w:t>记录预同步耗时、剩余增量规模和 replication lag。</w:t>
-      </w:r>
-    </w:p>
-    <w:p>
-      <w:pPr>
-        <w:pStyle w:val="3"/>
-      </w:pPr>
-      <w:r>
-        <w:rPr>
-          <w:rFonts w:ascii="Calibri" w:hAnsi="Calibri" w:eastAsia="Calibri"/>
-          <w:b/>
-          <w:color w:val="2E74B5"/>
-          <w:sz w:val="32"/>
-        </w:rPr>
-        <w:t>6. 新 HA 环境部署</w:t>
-      </w:r>
-    </w:p>
-    <w:p>
-      <w:pPr>
-        <w:pStyle w:val="4"/>
-      </w:pPr>
-      <w:r>
-        <w:rPr>
-          <w:rFonts w:ascii="Calibri" w:hAnsi="Calibri" w:eastAsia="Calibri"/>
-          <w:b/>
-          <w:color w:val="2E74B5"/>
-          <w:sz w:val="26"/>
-        </w:rPr>
-        <w:t>6.1 基础环境部署</w:t>
-      </w:r>
-    </w:p>
-    <w:p>
-      <w:pPr>
-        <w:numPr>
-          <w:ilvl w:val="0"/>
-          <w:numId w:val="11"/>
-        </w:numPr>
-        <w:spacing w:after="80" w:line="300" w:lineRule="auto"/>
-      </w:pPr>
-      <w:r>
-        <w:rPr>
-          <w:rFonts w:ascii="Calibri" w:hAnsi="Calibri" w:eastAsia="Calibri"/>
-          <w:color w:val="222222"/>
-          <w:sz w:val="22"/>
-        </w:rPr>
-        <w:t>初始化操作系统和基础安全配置。</w:t>
-      </w:r>
-    </w:p>
-    <w:p>
-      <w:pPr>
-        <w:numPr>
-          <w:ilvl w:val="0"/>
-          <w:numId w:val="11"/>
-        </w:numPr>
-        <w:spacing w:after="80" w:line="300" w:lineRule="auto"/>
-      </w:pPr>
-      <w:r>
-        <w:rPr>
-          <w:rFonts w:ascii="Calibri" w:hAnsi="Calibri" w:eastAsia="Calibri"/>
-          <w:color w:val="222222"/>
-          <w:sz w:val="22"/>
-        </w:rPr>
-        <w:t>配置主机名、内网 IP、DNS、NTP 和防火墙。</w:t>
-      </w:r>
-    </w:p>
-    <w:p>
-      <w:pPr>
-        <w:numPr>
-          <w:ilvl w:val="0"/>
-          <w:numId w:val="11"/>
-        </w:numPr>
-        <w:spacing w:after="80" w:line="300" w:lineRule="auto"/>
-      </w:pPr>
-      <w:r>
-        <w:rPr>
-          <w:rFonts w:ascii="Calibri" w:hAnsi="Calibri" w:eastAsia="Calibri"/>
-          <w:color w:val="222222"/>
-          <w:sz w:val="22"/>
-        </w:rPr>
-        <w:t>挂载数据盘并设置开机自动挂载。</w:t>
-      </w:r>
-    </w:p>
-    <w:p>
-      <w:pPr>
-        <w:numPr>
-          <w:ilvl w:val="0"/>
-          <w:numId w:val="11"/>
-        </w:numPr>
-        <w:spacing w:after="80" w:line="300" w:lineRule="auto"/>
-      </w:pPr>
-      <w:r>
-        <w:rPr>
-          <w:rFonts w:ascii="Calibri" w:hAnsi="Calibri" w:eastAsia="Calibri"/>
-          <w:color w:val="222222"/>
-          <w:sz w:val="22"/>
-        </w:rPr>
-        <w:t>安装 Docker 或项目所需运行时。</w:t>
-      </w:r>
-    </w:p>
-    <w:p>
-      <w:pPr>
-        <w:numPr>
-          <w:ilvl w:val="0"/>
-          <w:numId w:val="11"/>
-        </w:numPr>
-        <w:spacing w:after="80" w:line="300" w:lineRule="auto"/>
-      </w:pPr>
-      <w:r>
-        <w:rPr>
-          <w:rFonts w:ascii="Calibri" w:hAnsi="Calibri" w:eastAsia="Calibri"/>
-          <w:color w:val="222222"/>
-          <w:sz w:val="22"/>
-        </w:rPr>
-        <w:t>配置系统日志、磁盘监控和基础告警。</w:t>
-      </w:r>
-    </w:p>
-    <w:p>
-      <w:pPr>
-        <w:pStyle w:val="4"/>
-      </w:pPr>
-      <w:r>
-        <w:rPr>
-          <w:rFonts w:ascii="Calibri" w:hAnsi="Calibri" w:eastAsia="Calibri"/>
-          <w:b/>
-          <w:color w:val="2E74B5"/>
-          <w:sz w:val="26"/>
-        </w:rPr>
-        <w:t>6.2 数据库 HA 部署</w:t>
-      </w:r>
-    </w:p>
-    <w:p>
-      <w:pPr>
-        <w:numPr>
-          <w:ilvl w:val="0"/>
-          <w:numId w:val="12"/>
-        </w:numPr>
-        <w:spacing w:after="80" w:line="300" w:lineRule="auto"/>
-      </w:pPr>
-      <w:r>
-        <w:rPr>
-          <w:rFonts w:ascii="Calibri" w:hAnsi="Calibri" w:eastAsia="Calibri"/>
-          <w:color w:val="222222"/>
-          <w:sz w:val="22"/>
-        </w:rPr>
-        <w:t>在 3 台数据库节点部署数据库服务。</w:t>
-      </w:r>
-    </w:p>
-    <w:p>
-      <w:pPr>
-        <w:numPr>
-          <w:ilvl w:val="0"/>
-          <w:numId w:val="12"/>
-        </w:numPr>
-        <w:spacing w:after="80" w:line="300" w:lineRule="auto"/>
-      </w:pPr>
-      <w:r>
-        <w:rPr>
-          <w:rFonts w:ascii="Calibri" w:hAnsi="Calibri" w:eastAsia="Calibri"/>
-          <w:color w:val="222222"/>
-          <w:sz w:val="22"/>
-        </w:rPr>
-        <w:t>配置数据库 HA，MySQL InnoDB Cluster。</w:t>
-      </w:r>
-    </w:p>
-    <w:p>
-      <w:pPr>
-        <w:numPr>
-          <w:ilvl w:val="0"/>
-          <w:numId w:val="12"/>
-        </w:numPr>
-        <w:spacing w:after="80" w:line="300" w:lineRule="auto"/>
-      </w:pPr>
-      <w:r>
-        <w:rPr>
-          <w:rFonts w:ascii="Calibri" w:hAnsi="Calibri" w:eastAsia="Calibri"/>
-          <w:color w:val="222222"/>
-          <w:sz w:val="22"/>
-        </w:rPr>
-        <w:t>确认主节点、从节点、复制状态和故障转移能力。</w:t>
-      </w:r>
-    </w:p>
-    <w:p>
-      <w:pPr>
-        <w:numPr>
-          <w:ilvl w:val="0"/>
-          <w:numId w:val="12"/>
-        </w:numPr>
-        <w:spacing w:after="80" w:line="300" w:lineRule="auto"/>
-      </w:pPr>
-      <w:r>
-        <w:rPr>
-          <w:rFonts w:ascii="Calibri" w:hAnsi="Calibri" w:eastAsia="Calibri"/>
-          <w:color w:val="222222"/>
-          <w:sz w:val="22"/>
-        </w:rPr>
-        <w:t>创建业务所需数据库、用户和权限。</w:t>
-      </w:r>
-    </w:p>
-    <w:p>
-      <w:pPr>
-        <w:numPr>
-          <w:ilvl w:val="0"/>
-          <w:numId w:val="12"/>
-        </w:numPr>
-        <w:spacing w:after="80" w:line="300" w:lineRule="auto"/>
-      </w:pPr>
-      <w:r>
-        <w:rPr>
-          <w:rFonts w:ascii="Calibri" w:hAnsi="Calibri" w:eastAsia="Calibri"/>
-          <w:color w:val="222222"/>
-          <w:sz w:val="22"/>
-        </w:rPr>
-        <w:t>恢复迁移数据并执行一致性校验。</w:t>
-      </w:r>
-    </w:p>
-    <w:p>
-      <w:pPr>
-        <w:pStyle w:val="4"/>
-      </w:pPr>
-      <w:r>
-        <w:rPr>
-          <w:rFonts w:ascii="Calibri" w:hAnsi="Calibri" w:eastAsia="Calibri"/>
-          <w:b/>
-          <w:color w:val="2E74B5"/>
-          <w:sz w:val="26"/>
-        </w:rPr>
-        <w:t>6.3 MinIO HA 部署</w:t>
-      </w:r>
-    </w:p>
-    <w:p>
-      <w:pPr>
-        <w:numPr>
-          <w:ilvl w:val="0"/>
-          <w:numId w:val="13"/>
-        </w:numPr>
-        <w:spacing w:after="80" w:line="300" w:lineRule="auto"/>
-      </w:pPr>
-      <w:r>
-        <w:rPr>
-          <w:rFonts w:ascii="Calibri" w:hAnsi="Calibri" w:eastAsia="Calibri"/>
-          <w:color w:val="222222"/>
-          <w:sz w:val="22"/>
-        </w:rPr>
-        <w:t>配置独立数据盘、服务参数、控制台和内部访问地址。</w:t>
-      </w:r>
-    </w:p>
-    <w:p>
-      <w:pPr>
-        <w:numPr>
-          <w:ilvl w:val="0"/>
-          <w:numId w:val="13"/>
-        </w:numPr>
-        <w:spacing w:after="80" w:line="300" w:lineRule="auto"/>
-      </w:pPr>
-      <w:r>
-        <w:rPr>
-          <w:rFonts w:ascii="Calibri" w:hAnsi="Calibri" w:eastAsia="Calibri"/>
-          <w:color w:val="222222"/>
-          <w:sz w:val="22"/>
-        </w:rPr>
-        <w:t>创建 bucket、用户、策略和访问权限。</w:t>
-      </w:r>
-    </w:p>
-    <w:p>
-      <w:pPr>
-        <w:numPr>
-          <w:ilvl w:val="0"/>
-          <w:numId w:val="13"/>
-        </w:numPr>
-        <w:spacing w:after="80" w:line="300" w:lineRule="auto"/>
-      </w:pPr>
-      <w:r>
-        <w:rPr>
-          <w:rFonts w:ascii="Calibri" w:hAnsi="Calibri" w:eastAsia="Calibri"/>
-          <w:color w:val="222222"/>
-          <w:sz w:val="22"/>
-        </w:rPr>
-        <w:t>配置 bucket replication，确认主写节点到备节点的对象同步正常。</w:t>
-      </w:r>
-    </w:p>
-    <w:p>
-      <w:pPr>
-        <w:numPr>
-          <w:ilvl w:val="0"/>
-          <w:numId w:val="13"/>
-        </w:numPr>
-        <w:spacing w:after="80" w:line="300" w:lineRule="auto"/>
-      </w:pPr>
-      <w:r>
-        <w:rPr>
-          <w:rFonts w:ascii="Calibri" w:hAnsi="Calibri" w:eastAsia="Calibri"/>
-          <w:color w:val="222222"/>
-          <w:sz w:val="22"/>
-        </w:rPr>
-        <w:t>恢复对象数据并执行读写、同步和故障切换校验。</w:t>
-      </w:r>
-    </w:p>
-    <w:p>
-      <w:pPr>
-        <w:pStyle w:val="4"/>
-      </w:pPr>
-      <w:r>
-        <w:rPr>
-          <w:rFonts w:ascii="Calibri" w:hAnsi="Calibri" w:eastAsia="Calibri"/>
-          <w:b/>
-          <w:color w:val="2E74B5"/>
-          <w:sz w:val="26"/>
-        </w:rPr>
-        <w:t>6.4 应用 HA 部署</w:t>
-      </w:r>
-    </w:p>
-    <w:p>
-      <w:pPr>
-        <w:numPr>
-          <w:ilvl w:val="0"/>
-          <w:numId w:val="14"/>
-        </w:numPr>
-        <w:spacing w:after="80" w:line="300" w:lineRule="auto"/>
-      </w:pPr>
-      <w:r>
-        <w:rPr>
-          <w:rFonts w:ascii="Calibri" w:hAnsi="Calibri" w:eastAsia="Calibri"/>
-          <w:color w:val="222222"/>
-          <w:sz w:val="22"/>
-        </w:rPr>
-        <w:t>在应用节点部署业务服务多实例。</w:t>
-      </w:r>
-    </w:p>
-    <w:p>
-      <w:pPr>
-        <w:numPr>
-          <w:ilvl w:val="0"/>
-          <w:numId w:val="14"/>
-        </w:numPr>
-        <w:spacing w:after="80" w:line="300" w:lineRule="auto"/>
-      </w:pPr>
-      <w:r>
-        <w:rPr>
-          <w:rFonts w:ascii="Calibri" w:hAnsi="Calibri" w:eastAsia="Calibri"/>
-          <w:color w:val="222222"/>
-          <w:sz w:val="22"/>
-        </w:rPr>
-        <w:t>应用连接新数据库和新 MinIO。</w:t>
-      </w:r>
-    </w:p>
-    <w:p>
-      <w:pPr>
-        <w:numPr>
-          <w:ilvl w:val="0"/>
-          <w:numId w:val="14"/>
-        </w:numPr>
-        <w:spacing w:after="80" w:line="300" w:lineRule="auto"/>
-      </w:pPr>
-      <w:r>
-        <w:rPr>
-          <w:rFonts w:ascii="Calibri" w:hAnsi="Calibri" w:eastAsia="Calibri"/>
-          <w:color w:val="222222"/>
-          <w:sz w:val="22"/>
-        </w:rPr>
-        <w:t>配置服务健康检查。</w:t>
-      </w:r>
-    </w:p>
-    <w:p>
-      <w:pPr>
-        <w:numPr>
-          <w:ilvl w:val="0"/>
-          <w:numId w:val="14"/>
-        </w:numPr>
-        <w:spacing w:after="80" w:line="300" w:lineRule="auto"/>
-      </w:pPr>
-      <w:r>
-        <w:rPr>
-          <w:rFonts w:ascii="Calibri" w:hAnsi="Calibri" w:eastAsia="Calibri"/>
-          <w:color w:val="222222"/>
-          <w:sz w:val="22"/>
-        </w:rPr>
-        <w:t>配置负载均衡后端节点。</w:t>
-      </w:r>
-    </w:p>
-    <w:p>
-      <w:pPr>
-        <w:numPr>
-          <w:ilvl w:val="0"/>
-          <w:numId w:val="14"/>
-        </w:numPr>
-        <w:spacing w:after="80" w:line="300" w:lineRule="auto"/>
-      </w:pPr>
-      <w:r>
-        <w:rPr>
-          <w:rFonts w:ascii="Calibri" w:hAnsi="Calibri" w:eastAsia="Calibri"/>
-          <w:color w:val="222222"/>
-          <w:sz w:val="22"/>
-        </w:rPr>
-        <w:t>验证应用启动、日志、接口、登录和核心业务流程。</w:t>
-      </w:r>
-    </w:p>
-    <w:p>
-      <w:pPr>
-        <w:pStyle w:val="3"/>
-      </w:pPr>
-      <w:r>
-        <w:rPr>
-          <w:rFonts w:ascii="Calibri" w:hAnsi="Calibri" w:eastAsia="Calibri"/>
-          <w:b/>
-          <w:color w:val="2E74B5"/>
-          <w:sz w:val="32"/>
-        </w:rPr>
-        <w:t>7. 数据库和 MinIO 还原流程</w:t>
-      </w:r>
-    </w:p>
-    <w:p>
-      <w:pPr>
-        <w:spacing w:before="0" w:after="120" w:line="300" w:lineRule="auto"/>
-      </w:pPr>
-      <w:r>
-        <w:rPr>
-          <w:rFonts w:ascii="Calibri" w:hAnsi="Calibri" w:eastAsia="Calibri"/>
-          <w:color w:val="222222"/>
-          <w:sz w:val="22"/>
-        </w:rPr>
-        <w:t>正式还原顺序如下：</w:t>
-      </w:r>
-    </w:p>
-    <w:p>
-      <w:pPr>
-        <w:numPr>
-          <w:ilvl w:val="0"/>
-          <w:numId w:val="15"/>
-        </w:numPr>
-        <w:spacing w:after="80" w:line="300" w:lineRule="auto"/>
-      </w:pPr>
-      <w:r>
-        <w:rPr>
-          <w:rFonts w:ascii="Calibri" w:hAnsi="Calibri" w:eastAsia="Calibri"/>
-          <w:color w:val="222222"/>
-          <w:sz w:val="22"/>
-        </w:rPr>
-        <w:t>确认新数据库 HA 集群状态正常。</w:t>
-      </w:r>
-    </w:p>
-    <w:p>
-      <w:pPr>
-        <w:numPr>
-          <w:ilvl w:val="0"/>
-          <w:numId w:val="15"/>
-        </w:numPr>
-        <w:spacing w:after="80" w:line="300" w:lineRule="auto"/>
-      </w:pPr>
-      <w:r>
-        <w:rPr>
-          <w:rFonts w:ascii="Calibri" w:hAnsi="Calibri" w:eastAsia="Calibri"/>
-          <w:color w:val="222222"/>
-          <w:sz w:val="22"/>
-        </w:rPr>
-        <w:t>将最终数据库备份恢复到新数据库。</w:t>
-      </w:r>
-    </w:p>
-    <w:p>
-      <w:pPr>
-        <w:numPr>
-          <w:ilvl w:val="0"/>
-          <w:numId w:val="15"/>
-        </w:numPr>
-        <w:spacing w:after="80" w:line="300" w:lineRule="auto"/>
-      </w:pPr>
-      <w:r>
-        <w:rPr>
-          <w:rFonts w:ascii="Calibri" w:hAnsi="Calibri" w:eastAsia="Calibri"/>
-          <w:color w:val="222222"/>
-          <w:sz w:val="22"/>
-        </w:rPr>
-        <w:t>校验数据库完整性和核心业务数据。</w:t>
-      </w:r>
-    </w:p>
-    <w:p>
-      <w:pPr>
-        <w:numPr>
-          <w:ilvl w:val="0"/>
-          <w:numId w:val="15"/>
-        </w:numPr>
-        <w:spacing w:after="80" w:line="300" w:lineRule="auto"/>
-      </w:pPr>
-      <w:r>
-        <w:rPr>
-          <w:rFonts w:ascii="Calibri" w:hAnsi="Calibri" w:eastAsia="Calibri"/>
-          <w:color w:val="222222"/>
-          <w:sz w:val="22"/>
-        </w:rPr>
-        <w:t>确认两个单节点 MinIO 服务状态和 bucket replication 状态正常。</w:t>
-      </w:r>
-    </w:p>
-    <w:p>
-      <w:pPr>
-        <w:numPr>
-          <w:ilvl w:val="0"/>
-          <w:numId w:val="15"/>
-        </w:numPr>
-        <w:spacing w:after="80" w:line="300" w:lineRule="auto"/>
-      </w:pPr>
-      <w:r>
-        <w:rPr>
-          <w:rFonts w:ascii="Calibri" w:hAnsi="Calibri" w:eastAsia="Calibri"/>
-          <w:color w:val="222222"/>
-          <w:sz w:val="22"/>
-        </w:rPr>
-        <w:t>将最终 MinIO 对象数据和元数据恢复到新 MinIO。</w:t>
-      </w:r>
-    </w:p>
-    <w:p>
-      <w:pPr>
-        <w:numPr>
-          <w:ilvl w:val="0"/>
-          <w:numId w:val="15"/>
-        </w:numPr>
-        <w:spacing w:after="80" w:line="300" w:lineRule="auto"/>
-      </w:pPr>
-      <w:r>
-        <w:rPr>
-          <w:rFonts w:ascii="Calibri" w:hAnsi="Calibri" w:eastAsia="Calibri"/>
-          <w:color w:val="222222"/>
-          <w:sz w:val="22"/>
-        </w:rPr>
-        <w:t>校验对象数量、关键文件和访问权限。</w:t>
-      </w:r>
-    </w:p>
-    <w:p>
-      <w:pPr>
-        <w:numPr>
-          <w:ilvl w:val="0"/>
-          <w:numId w:val="15"/>
-        </w:numPr>
-        <w:spacing w:after="80" w:line="300" w:lineRule="auto"/>
-      </w:pPr>
-      <w:r>
-        <w:rPr>
-          <w:rFonts w:ascii="Calibri" w:hAnsi="Calibri" w:eastAsia="Calibri"/>
-          <w:color w:val="222222"/>
-          <w:sz w:val="22"/>
-        </w:rPr>
-        <w:t>修改应用配置，使应用连接新数据库和新 MinIO。</w:t>
-      </w:r>
-    </w:p>
-    <w:p>
-      <w:pPr>
-        <w:numPr>
-          <w:ilvl w:val="0"/>
-          <w:numId w:val="15"/>
-        </w:numPr>
-        <w:spacing w:after="80" w:line="300" w:lineRule="auto"/>
-      </w:pPr>
-      <w:r>
-        <w:rPr>
-          <w:rFonts w:ascii="Calibri" w:hAnsi="Calibri" w:eastAsia="Calibri"/>
-          <w:color w:val="222222"/>
-          <w:sz w:val="22"/>
-        </w:rPr>
-        <w:t>启动应用服务并执行完整业务验证。</w:t>
-      </w:r>
-    </w:p>
-    <w:p>
-      <w:pPr>
-        <w:pStyle w:val="3"/>
-      </w:pPr>
-      <w:r>
-        <w:rPr>
-          <w:rFonts w:ascii="Calibri" w:hAnsi="Calibri" w:eastAsia="Calibri"/>
-          <w:b/>
-          <w:color w:val="2E74B5"/>
-          <w:sz w:val="32"/>
-        </w:rPr>
-        <w:t>8. DNS 核验计划</w:t>
-      </w:r>
-    </w:p>
-    <w:p>
-      <w:pPr>
-        <w:spacing w:before="0" w:after="120" w:line="300" w:lineRule="auto"/>
-      </w:pPr>
-      <w:r>
-        <w:rPr>
-          <w:rFonts w:ascii="Calibri" w:hAnsi="Calibri" w:eastAsia="Calibri"/>
-          <w:color w:val="222222"/>
-          <w:sz w:val="22"/>
-        </w:rPr>
-        <w:t>本次不进行 DNS 切换，仅核验 DNS 解析、入口连通性和迁移前入口记录。</w:t>
-      </w:r>
-    </w:p>
-    <w:p>
-      <w:pPr>
-        <w:pStyle w:val="4"/>
-      </w:pPr>
-      <w:r>
-        <w:rPr>
-          <w:rFonts w:ascii="Calibri" w:hAnsi="Calibri" w:eastAsia="Calibri"/>
-          <w:b/>
-          <w:color w:val="2E74B5"/>
-          <w:sz w:val="26"/>
-        </w:rPr>
-        <w:t>8.1 迁移前准备</w:t>
-      </w:r>
-    </w:p>
-    <w:p>
-      <w:pPr>
-        <w:numPr>
-          <w:ilvl w:val="0"/>
-          <w:numId w:val="16"/>
-        </w:numPr>
-        <w:spacing w:after="80" w:line="300" w:lineRule="auto"/>
-      </w:pPr>
-      <w:r>
-        <w:rPr>
-          <w:rFonts w:ascii="Calibri" w:hAnsi="Calibri" w:eastAsia="Calibri"/>
-          <w:color w:val="222222"/>
-          <w:sz w:val="22"/>
-        </w:rPr>
-        <w:t>确认当前业务域名解析记录、TTL、证书和负载均衡入口。</w:t>
-      </w:r>
-    </w:p>
-    <w:p>
-      <w:pPr>
-        <w:numPr>
-          <w:ilvl w:val="0"/>
-          <w:numId w:val="16"/>
-        </w:numPr>
-        <w:spacing w:after="80" w:line="300" w:lineRule="auto"/>
-      </w:pPr>
-      <w:r>
-        <w:rPr>
-          <w:rFonts w:ascii="Calibri" w:hAnsi="Calibri" w:eastAsia="Calibri"/>
-          <w:color w:val="222222"/>
-          <w:sz w:val="22"/>
-        </w:rPr>
-        <w:t>确认新 HA 入口公网 IP、证书和负载均衡配置。</w:t>
-      </w:r>
-    </w:p>
-    <w:p>
-      <w:pPr>
-        <w:numPr>
-          <w:ilvl w:val="0"/>
-          <w:numId w:val="16"/>
-        </w:numPr>
-        <w:spacing w:after="80" w:line="300" w:lineRule="auto"/>
-      </w:pPr>
-      <w:r>
-        <w:rPr>
-          <w:rFonts w:ascii="Calibri" w:hAnsi="Calibri" w:eastAsia="Calibri"/>
-          <w:color w:val="222222"/>
-          <w:sz w:val="22"/>
-        </w:rPr>
-        <w:t>确认新环境健康检查通过。</w:t>
-      </w:r>
-    </w:p>
-    <w:p>
-      <w:pPr>
-        <w:numPr>
-          <w:ilvl w:val="0"/>
-          <w:numId w:val="16"/>
-        </w:numPr>
-        <w:spacing w:after="80" w:line="300" w:lineRule="auto"/>
-      </w:pPr>
-      <w:r>
-        <w:rPr>
-          <w:rFonts w:ascii="Calibri" w:hAnsi="Calibri" w:eastAsia="Calibri"/>
-          <w:color w:val="222222"/>
-          <w:sz w:val="22"/>
-        </w:rPr>
-        <w:t>保留迁移前 DNS 解析记录截图或导出记录，用于迁移后对照核验。</w:t>
-      </w:r>
-    </w:p>
-    <w:p>
-      <w:pPr>
-        <w:pStyle w:val="4"/>
-      </w:pPr>
-      <w:r>
-        <w:rPr>
-          <w:rFonts w:ascii="Calibri" w:hAnsi="Calibri" w:eastAsia="Calibri"/>
-          <w:b/>
-          <w:color w:val="2E74B5"/>
-          <w:sz w:val="26"/>
-        </w:rPr>
-        <w:t>8.2 正式核验</w:t>
-      </w:r>
-    </w:p>
-    <w:p>
-      <w:pPr>
-        <w:numPr>
-          <w:ilvl w:val="0"/>
-          <w:numId w:val="17"/>
-        </w:numPr>
-        <w:spacing w:after="80" w:line="300" w:lineRule="auto"/>
-      </w:pPr>
-      <w:r>
-        <w:rPr>
-          <w:rFonts w:ascii="Calibri" w:hAnsi="Calibri" w:eastAsia="Calibri"/>
-          <w:color w:val="222222"/>
-          <w:sz w:val="22"/>
-        </w:rPr>
-        <w:t>业务进入维护或只读状态。</w:t>
-      </w:r>
-    </w:p>
-    <w:p>
-      <w:pPr>
-        <w:numPr>
-          <w:ilvl w:val="0"/>
-          <w:numId w:val="17"/>
-        </w:numPr>
-        <w:spacing w:after="80" w:line="300" w:lineRule="auto"/>
-      </w:pPr>
-      <w:r>
-        <w:rPr>
-          <w:rFonts w:ascii="Calibri" w:hAnsi="Calibri" w:eastAsia="Calibri"/>
-          <w:color w:val="222222"/>
-          <w:sz w:val="22"/>
-        </w:rPr>
-        <w:t>完成数据库和 MinIO 最终同步。</w:t>
-      </w:r>
-    </w:p>
-    <w:p>
-      <w:pPr>
-        <w:numPr>
-          <w:ilvl w:val="0"/>
-          <w:numId w:val="17"/>
-        </w:numPr>
-        <w:spacing w:after="80" w:line="300" w:lineRule="auto"/>
-      </w:pPr>
-      <w:r>
-        <w:rPr>
-          <w:rFonts w:ascii="Calibri" w:hAnsi="Calibri" w:eastAsia="Calibri"/>
-          <w:color w:val="222222"/>
-          <w:sz w:val="22"/>
-        </w:rPr>
-        <w:t>在新环境完成业务验证。</w:t>
-      </w:r>
-    </w:p>
-    <w:p>
-      <w:pPr>
-        <w:numPr>
-          <w:ilvl w:val="0"/>
-          <w:numId w:val="17"/>
-        </w:numPr>
-        <w:spacing w:after="80" w:line="300" w:lineRule="auto"/>
-      </w:pPr>
-      <w:r>
-        <w:rPr>
-          <w:rFonts w:ascii="Calibri" w:hAnsi="Calibri" w:eastAsia="Calibri"/>
-          <w:color w:val="222222"/>
-          <w:sz w:val="22"/>
-        </w:rPr>
-        <w:t>核验业务域名仍解析到当前新 DNS 入口。</w:t>
-      </w:r>
-    </w:p>
-    <w:p>
-      <w:pPr>
-        <w:numPr>
-          <w:ilvl w:val="0"/>
-          <w:numId w:val="17"/>
-        </w:numPr>
-        <w:spacing w:after="80" w:line="300" w:lineRule="auto"/>
-      </w:pPr>
-      <w:r>
-        <w:rPr>
-          <w:rFonts w:ascii="Calibri" w:hAnsi="Calibri" w:eastAsia="Calibri"/>
-          <w:color w:val="222222"/>
-          <w:sz w:val="22"/>
-        </w:rPr>
-        <w:t>进行多地区解析验证。</w:t>
-      </w:r>
-    </w:p>
-    <w:p>
-      <w:pPr>
-        <w:numPr>
-          <w:ilvl w:val="0"/>
-          <w:numId w:val="17"/>
-        </w:numPr>
-        <w:spacing w:after="80" w:line="300" w:lineRule="auto"/>
-      </w:pPr>
-      <w:r>
-        <w:rPr>
-          <w:rFonts w:ascii="Calibri" w:hAnsi="Calibri" w:eastAsia="Calibri"/>
-          <w:color w:val="222222"/>
-          <w:sz w:val="22"/>
-        </w:rPr>
-        <w:t>验证访问、登录、核心 API、文件上传下载。</w:t>
-      </w:r>
-    </w:p>
-    <w:p>
-      <w:pPr>
-        <w:pStyle w:val="4"/>
-      </w:pPr>
-      <w:r>
-        <w:rPr>
-          <w:rFonts w:ascii="Calibri" w:hAnsi="Calibri" w:eastAsia="Calibri"/>
-          <w:b/>
-          <w:color w:val="2E74B5"/>
-          <w:sz w:val="26"/>
-        </w:rPr>
-        <w:t>8.3 核验后观察</w:t>
-      </w:r>
-    </w:p>
-    <w:p>
-      <w:pPr>
-        <w:spacing w:before="0" w:after="120" w:line="300" w:lineRule="auto"/>
-      </w:pPr>
-      <w:r>
-        <w:rPr>
-          <w:rFonts w:ascii="Calibri" w:hAnsi="Calibri" w:eastAsia="Calibri"/>
-          <w:color w:val="222222"/>
-          <w:sz w:val="22"/>
-        </w:rPr>
-        <w:t>迁移后持续观察 24-72 小时：</w:t>
-      </w:r>
-    </w:p>
-    <w:p>
-      <w:pPr>
-        <w:numPr>
-          <w:ilvl w:val="0"/>
-          <w:numId w:val="18"/>
-        </w:numPr>
-        <w:spacing w:after="80" w:line="300" w:lineRule="auto"/>
-        <w:ind w:left="270" w:leftChars="0"/>
-      </w:pPr>
-      <w:r>
-        <w:rPr>
-          <w:rFonts w:ascii="Calibri" w:hAnsi="Calibri" w:eastAsia="Calibri"/>
-          <w:color w:val="222222"/>
-          <w:sz w:val="22"/>
-        </w:rPr>
-        <w:t>应用错误率。</w:t>
-      </w:r>
-    </w:p>
-    <w:p>
-      <w:pPr>
-        <w:numPr>
-          <w:ilvl w:val="0"/>
-          <w:numId w:val="18"/>
-        </w:numPr>
-        <w:spacing w:after="80" w:line="300" w:lineRule="auto"/>
-        <w:ind w:left="270" w:leftChars="0" w:firstLine="0" w:firstLineChars="0"/>
-      </w:pPr>
-      <w:r>
-        <w:rPr>
-          <w:rFonts w:ascii="Calibri" w:hAnsi="Calibri" w:eastAsia="Calibri"/>
-          <w:color w:val="222222"/>
-          <w:sz w:val="22"/>
-        </w:rPr>
-        <w:t>接口延迟。</w:t>
-      </w:r>
-    </w:p>
-    <w:p>
-      <w:pPr>
-        <w:numPr>
-          <w:ilvl w:val="0"/>
-          <w:numId w:val="18"/>
-        </w:numPr>
-        <w:spacing w:after="80" w:line="300" w:lineRule="auto"/>
-        <w:ind w:left="270" w:leftChars="0" w:firstLine="0" w:firstLineChars="0"/>
-      </w:pPr>
-      <w:r>
-        <w:rPr>
-          <w:rFonts w:ascii="Calibri" w:hAnsi="Calibri" w:eastAsia="Calibri"/>
-          <w:color w:val="222222"/>
-          <w:sz w:val="22"/>
-        </w:rPr>
-        <w:t>数据库连接数、复制状态和慢查询。</w:t>
-      </w:r>
-    </w:p>
-    <w:p>
-      <w:pPr>
-        <w:numPr>
-          <w:ilvl w:val="0"/>
-          <w:numId w:val="18"/>
-        </w:numPr>
-        <w:spacing w:after="80" w:line="300" w:lineRule="auto"/>
-        <w:ind w:left="270" w:leftChars="0" w:firstLine="0" w:firstLineChars="0"/>
-      </w:pPr>
-      <w:r>
-        <w:rPr>
-          <w:rFonts w:ascii="Calibri" w:hAnsi="Calibri" w:eastAsia="Calibri"/>
-          <w:color w:val="222222"/>
-          <w:sz w:val="22"/>
-        </w:rPr>
-        <w:t>MinIO 节点状态、bucket replication 状态、磁盘使用率和对象读写。</w:t>
-      </w:r>
-    </w:p>
-    <w:p>
-      <w:pPr>
-        <w:numPr>
-          <w:ilvl w:val="0"/>
-          <w:numId w:val="18"/>
-        </w:numPr>
-        <w:spacing w:after="80" w:line="300" w:lineRule="auto"/>
-        <w:ind w:left="270" w:leftChars="0" w:firstLine="0" w:firstLineChars="0"/>
-      </w:pPr>
-      <w:r>
-        <w:rPr>
-          <w:rFonts w:ascii="Calibri" w:hAnsi="Calibri" w:eastAsia="Calibri"/>
-          <w:color w:val="222222"/>
-          <w:sz w:val="22"/>
-        </w:rPr>
-        <w:t>负载均衡健康检查。</w:t>
-      </w:r>
-    </w:p>
-    <w:p>
-      <w:pPr>
-        <w:numPr>
-          <w:ilvl w:val="0"/>
-          <w:numId w:val="18"/>
-        </w:numPr>
-        <w:spacing w:after="80" w:line="300" w:lineRule="auto"/>
-        <w:ind w:left="270" w:leftChars="0" w:firstLine="0" w:firstLineChars="0"/>
-      </w:pPr>
-      <w:r>
-        <w:rPr>
-          <w:rFonts w:ascii="Calibri" w:hAnsi="Calibri" w:eastAsia="Calibri"/>
-          <w:color w:val="222222"/>
-          <w:sz w:val="22"/>
-        </w:rPr>
-        <w:t>服务器 CPU、内存、磁盘和网络流量。</w:t>
-      </w:r>
-    </w:p>
-    <w:p>
-      <w:pPr>
-        <w:pStyle w:val="3"/>
-      </w:pPr>
-      <w:r>
-        <w:rPr>
-          <w:rFonts w:ascii="Calibri" w:hAnsi="Calibri" w:eastAsia="Calibri"/>
-          <w:b/>
-          <w:color w:val="2E74B5"/>
-          <w:sz w:val="32"/>
-        </w:rPr>
-        <w:t>9. 旧环境保留</w:t>
-      </w:r>
-    </w:p>
-    <w:p>
-      <w:pPr>
-        <w:spacing w:before="0" w:after="120" w:line="300" w:lineRule="auto"/>
-      </w:pPr>
-      <w:r>
-        <w:rPr>
-          <w:rFonts w:ascii="Calibri" w:hAnsi="Calibri" w:eastAsia="Calibri"/>
-          <w:color w:val="222222"/>
-          <w:sz w:val="22"/>
-        </w:rPr>
-        <w:t>新版本HA验证完成前，老环境暂不释放，作为观察期内的应急保障。</w:t>
-      </w:r>
-    </w:p>
-    <w:p>
-      <w:pPr>
-        <w:spacing w:before="0" w:after="120" w:line="300" w:lineRule="auto"/>
-      </w:pPr>
-      <w:r>
-        <w:rPr>
-          <w:rFonts w:ascii="Calibri" w:hAnsi="Calibri" w:eastAsia="Calibri"/>
-          <w:color w:val="222222"/>
-          <w:sz w:val="22"/>
-        </w:rPr>
-        <w:t>保留策略：</w:t>
-      </w:r>
-    </w:p>
-    <w:p>
-      <w:pPr>
-        <w:numPr>
-          <w:ilvl w:val="0"/>
-          <w:numId w:val="19"/>
-        </w:numPr>
-        <w:spacing w:after="80" w:line="300" w:lineRule="auto"/>
-      </w:pPr>
-      <w:r>
-        <w:rPr>
-          <w:rFonts w:ascii="Calibri" w:hAnsi="Calibri" w:eastAsia="Calibri"/>
-          <w:color w:val="222222"/>
-          <w:sz w:val="22"/>
-        </w:rPr>
-        <w:t>新 HA 部署、数据恢复和业务验证完成前，老环境保持可用状态。</w:t>
-      </w:r>
-    </w:p>
-    <w:p>
-      <w:pPr>
-        <w:numPr>
-          <w:ilvl w:val="0"/>
-          <w:numId w:val="19"/>
-        </w:numPr>
-        <w:spacing w:after="80" w:line="300" w:lineRule="auto"/>
-      </w:pPr>
-      <w:r>
-        <w:rPr>
-          <w:rFonts w:ascii="Calibri" w:hAnsi="Calibri" w:eastAsia="Calibri"/>
-          <w:color w:val="222222"/>
-          <w:sz w:val="22"/>
-        </w:rPr>
-        <w:t>新环境业务验证通过后，老环境进入待命观察状态。</w:t>
-      </w:r>
-    </w:p>
-    <w:p>
-      <w:pPr>
-        <w:numPr>
-          <w:ilvl w:val="0"/>
-          <w:numId w:val="19"/>
-        </w:numPr>
-        <w:spacing w:after="80" w:line="300" w:lineRule="auto"/>
-      </w:pPr>
-      <w:r>
-        <w:rPr>
-          <w:rFonts w:ascii="Calibri" w:hAnsi="Calibri" w:eastAsia="Calibri"/>
-          <w:color w:val="222222"/>
-          <w:sz w:val="22"/>
-        </w:rPr>
-        <w:t>观察期内如发现新环境存在严重异常，优先暂停迁移处理并保留现场日志、数据库状态和 MinIO 状态。</w:t>
-      </w:r>
-    </w:p>
-    <w:p>
-      <w:pPr>
-        <w:numPr>
-          <w:ilvl w:val="0"/>
-          <w:numId w:val="19"/>
-        </w:numPr>
-        <w:spacing w:after="80" w:line="300" w:lineRule="auto"/>
-      </w:pPr>
-      <w:r>
-        <w:rPr>
-          <w:rFonts w:ascii="Calibri" w:hAnsi="Calibri" w:eastAsia="Calibri"/>
-          <w:color w:val="222222"/>
-          <w:sz w:val="22"/>
-        </w:rPr>
-        <w:t>观察期结束并完成客户验收后，再安排释放老服务器资源。</w:t>
-      </w:r>
-    </w:p>
-    <w:p>
-      <w:pPr>
-        <w:pStyle w:val="3"/>
-      </w:pPr>
-      <w:r>
-        <w:rPr>
-          <w:rFonts w:ascii="Calibri" w:hAnsi="Calibri" w:eastAsia="Calibri"/>
-          <w:b/>
-          <w:color w:val="2E74B5"/>
-          <w:sz w:val="32"/>
-        </w:rPr>
-        <w:t>10. 验收标准</w:t>
-      </w:r>
-    </w:p>
-    <w:p>
-      <w:pPr>
-        <w:spacing w:before="0" w:after="120" w:line="300" w:lineRule="auto"/>
-      </w:pPr>
-      <w:r>
-        <w:rPr>
-          <w:rFonts w:ascii="Calibri" w:hAnsi="Calibri" w:eastAsia="Calibri"/>
-          <w:color w:val="222222"/>
-          <w:sz w:val="22"/>
-        </w:rPr>
-        <w:t>迁移完成后，按以下标准验收：</w:t>
-      </w:r>
-    </w:p>
-    <w:p>
-      <w:pPr>
-        <w:numPr>
-          <w:ilvl w:val="0"/>
-          <w:numId w:val="20"/>
-        </w:numPr>
-        <w:spacing w:after="80" w:line="300" w:lineRule="auto"/>
-        <w:ind w:left="270" w:leftChars="0"/>
-      </w:pPr>
-      <w:r>
-        <w:rPr>
-          <w:rFonts w:ascii="Calibri" w:hAnsi="Calibri" w:eastAsia="Calibri"/>
-          <w:color w:val="222222"/>
-          <w:sz w:val="22"/>
-        </w:rPr>
-        <w:t>新 HA 入口访问正常。</w:t>
-      </w:r>
-    </w:p>
-    <w:p>
-      <w:pPr>
-        <w:numPr>
-          <w:ilvl w:val="0"/>
-          <w:numId w:val="20"/>
-        </w:numPr>
-        <w:spacing w:after="80" w:line="300" w:lineRule="auto"/>
-        <w:ind w:left="270" w:leftChars="0" w:firstLine="0" w:firstLineChars="0"/>
-      </w:pPr>
-      <w:r>
-        <w:rPr>
-          <w:rFonts w:ascii="Calibri" w:hAnsi="Calibri" w:eastAsia="Calibri"/>
-          <w:color w:val="222222"/>
-          <w:sz w:val="22"/>
-        </w:rPr>
-        <w:t>应用核心业务流程验证通过。</w:t>
-      </w:r>
-    </w:p>
-    <w:p>
-      <w:pPr>
-        <w:numPr>
-          <w:ilvl w:val="0"/>
-          <w:numId w:val="20"/>
-        </w:numPr>
-        <w:spacing w:after="80" w:line="300" w:lineRule="auto"/>
-        <w:ind w:left="270" w:leftChars="0" w:firstLine="0" w:firstLineChars="0"/>
-      </w:pPr>
-      <w:r>
-        <w:rPr>
-          <w:rFonts w:ascii="Calibri" w:hAnsi="Calibri" w:eastAsia="Calibri"/>
-          <w:color w:val="222222"/>
-          <w:sz w:val="22"/>
-        </w:rPr>
-        <w:t>数据库 HA 状态正常，数据完整。</w:t>
-      </w:r>
-    </w:p>
-    <w:p>
-      <w:pPr>
-        <w:numPr>
-          <w:ilvl w:val="0"/>
-          <w:numId w:val="20"/>
-        </w:numPr>
-        <w:spacing w:after="80" w:line="300" w:lineRule="auto"/>
-        <w:ind w:left="270" w:leftChars="0" w:firstLine="0" w:firstLineChars="0"/>
-      </w:pPr>
-      <w:r>
-        <w:rPr>
-          <w:rFonts w:ascii="Calibri" w:hAnsi="Calibri" w:eastAsia="Calibri"/>
-          <w:color w:val="222222"/>
-          <w:sz w:val="22"/>
-        </w:rPr>
-        <w:t>MinIO 集群状态正常，bucket replication 正常，核心文件访问正常。</w:t>
-      </w:r>
-    </w:p>
-    <w:p>
-      <w:pPr>
-        <w:numPr>
-          <w:ilvl w:val="0"/>
-          <w:numId w:val="20"/>
-        </w:numPr>
-        <w:spacing w:after="80" w:line="300" w:lineRule="auto"/>
-        <w:ind w:left="270" w:leftChars="0" w:firstLine="0" w:firstLineChars="0"/>
-      </w:pPr>
-      <w:r>
-        <w:rPr>
-          <w:rFonts w:ascii="Calibri" w:hAnsi="Calibri" w:eastAsia="Calibri"/>
-          <w:color w:val="222222"/>
-          <w:sz w:val="22"/>
-        </w:rPr>
-        <w:t>当前新 DNS 解析和入口访问验证通过。</w:t>
-      </w:r>
-    </w:p>
-    <w:p>
-      <w:pPr>
-        <w:numPr>
-          <w:ilvl w:val="0"/>
-          <w:numId w:val="20"/>
-        </w:numPr>
-        <w:spacing w:after="80" w:line="300" w:lineRule="auto"/>
-        <w:ind w:left="270" w:leftChars="0" w:firstLine="0" w:firstLineChars="0"/>
-      </w:pPr>
-      <w:r>
-        <w:rPr>
-          <w:rFonts w:ascii="Calibri" w:hAnsi="Calibri" w:eastAsia="Calibri"/>
-          <w:color w:val="222222"/>
-          <w:sz w:val="22"/>
-        </w:rPr>
-        <w:t>老环境进入待命观察状态，观察期内不释放。</w:t>
-      </w:r>
-    </w:p>
-    <w:p>
-      <w:pPr>
-        <w:numPr>
-          <w:ilvl w:val="0"/>
-          <w:numId w:val="20"/>
-        </w:numPr>
-        <w:spacing w:after="80" w:line="300" w:lineRule="auto"/>
-        <w:ind w:left="270" w:leftChars="0" w:firstLine="0" w:firstLineChars="0"/>
-      </w:pPr>
-      <w:r>
-        <w:rPr>
-          <w:rFonts w:ascii="Calibri" w:hAnsi="Calibri" w:eastAsia="Calibri"/>
-          <w:color w:val="222222"/>
-          <w:sz w:val="22"/>
-        </w:rPr>
-        <w:t>迁移日志、备份文件、校验记录完整留存。</w:t>
-      </w:r>
-    </w:p>
-    <w:p>
-      <w:pPr>
-        <w:numPr>
-          <w:ilvl w:val="0"/>
-          <w:numId w:val="20"/>
-        </w:numPr>
-        <w:spacing w:after="80" w:line="300" w:lineRule="auto"/>
-        <w:ind w:left="270" w:leftChars="0" w:firstLine="0" w:firstLineChars="0"/>
-      </w:pPr>
-      <w:r>
-        <w:rPr>
-          <w:rFonts w:ascii="Calibri" w:hAnsi="Calibri" w:eastAsia="Calibri"/>
-          <w:color w:val="222222"/>
-          <w:sz w:val="22"/>
-        </w:rPr>
-        <w:t>确认业务可用并完成验收签字或邮件确认。</w:t>
-      </w:r>
-    </w:p>
-    <w:p>
-      <w:pPr>
-        <w:pStyle w:val="3"/>
-      </w:pPr>
-      <w:r>
-        <w:rPr>
-          <w:rFonts w:ascii="Calibri" w:hAnsi="Calibri" w:eastAsia="Calibri"/>
-          <w:b/>
-          <w:color w:val="2E74B5"/>
-          <w:sz w:val="32"/>
-        </w:rPr>
-        <w:t>11. 配合事项</w:t>
-      </w:r>
-    </w:p>
-    <w:p>
-      <w:pPr>
-        <w:spacing w:before="0" w:after="120" w:line="300" w:lineRule="auto"/>
-      </w:pPr>
-      <w:r>
-        <w:rPr>
-          <w:rFonts w:ascii="Calibri" w:hAnsi="Calibri" w:eastAsia="Calibri"/>
-          <w:color w:val="222222"/>
-          <w:sz w:val="22"/>
-        </w:rPr>
-        <w:t>客户侧需要提前配合确认：</w:t>
-      </w:r>
-    </w:p>
-    <w:p>
-      <w:pPr>
-        <w:numPr>
-          <w:ilvl w:val="0"/>
-          <w:numId w:val="21"/>
-        </w:numPr>
-        <w:spacing w:after="80" w:line="300" w:lineRule="auto"/>
-        <w:ind w:left="270" w:leftChars="0"/>
-      </w:pPr>
-      <w:r>
-        <w:rPr>
-          <w:rFonts w:ascii="Calibri" w:hAnsi="Calibri" w:eastAsia="Calibri"/>
-          <w:color w:val="222222"/>
-          <w:sz w:val="22"/>
-        </w:rPr>
-        <w:t>新环境服务器资源和网络策略。</w:t>
-      </w:r>
-    </w:p>
-    <w:p>
-      <w:pPr>
-        <w:numPr>
-          <w:ilvl w:val="0"/>
-          <w:numId w:val="21"/>
-        </w:numPr>
-        <w:spacing w:after="80" w:line="300" w:lineRule="auto"/>
-        <w:ind w:left="270" w:leftChars="0" w:firstLine="0" w:firstLineChars="0"/>
-      </w:pPr>
-      <w:r>
-        <w:rPr>
-          <w:rFonts w:ascii="Calibri" w:hAnsi="Calibri" w:eastAsia="Calibri"/>
-          <w:color w:val="222222"/>
-          <w:sz w:val="22"/>
-        </w:rPr>
-        <w:t>DNS 当前记录、证书和入口配置确认人。</w:t>
-      </w:r>
-    </w:p>
-    <w:p>
-      <w:pPr>
-        <w:pStyle w:val="3"/>
-      </w:pPr>
-      <w:r>
-        <w:rPr>
-          <w:rFonts w:ascii="Calibri" w:hAnsi="Calibri" w:eastAsia="Calibri"/>
-          <w:b/>
-          <w:color w:val="2E74B5"/>
-          <w:sz w:val="32"/>
-        </w:rPr>
-        <w:t>12. 迁移当天检查清单</w:t>
-      </w:r>
-    </w:p>
-    <w:tbl>
-      <w:tblPr>
-        <w:tblStyle w:val="32"/>
-        <w:tblW w:w="9360" w:type="dxa"/>
-        <w:tblInd w:w="120" w:type="dxa"/>
-        <w:tblBorders>
-          <w:top w:val="single" w:color="B8C4D6" w:sz="6" w:space="0"/>
-          <w:left w:val="single" w:color="B8C4D6" w:sz="6" w:space="0"/>
-          <w:bottom w:val="single" w:color="B8C4D6" w:sz="6" w:space="0"/>
-          <w:right w:val="single" w:color="B8C4D6" w:sz="6" w:space="0"/>
-          <w:insideH w:val="single" w:color="B8C4D6" w:sz="6" w:space="0"/>
-          <w:insideV w:val="single" w:color="B8C4D6" w:sz="6" w:space="0"/>
-        </w:tblBorders>
-        <w:tblLayout w:type="fixed"/>
-        <w:tblCellMar>
-          <w:top w:w="0" w:type="dxa"/>
-          <w:left w:w="108" w:type="dxa"/>
-          <w:bottom w:w="0" w:type="dxa"/>
-          <w:right w:w="108" w:type="dxa"/>
-        </w:tblCellMar>
-      </w:tblPr>
-      <w:tblGrid>
-        <w:gridCol w:w="6900"/>
-        <w:gridCol w:w="2460"/>
-      </w:tblGrid>
       <w:tr>
         <w:tblPrEx>
           <w:tblBorders>
-            <w:top w:val="single" w:color="B8C4D6" w:sz="6" w:space="0"/>
-            <w:left w:val="single" w:color="B8C4D6" w:sz="6" w:space="0"/>
-            <w:bottom w:val="single" w:color="B8C4D6" w:sz="6" w:space="0"/>
-            <w:right w:val="single" w:color="B8C4D6" w:sz="6" w:space="0"/>
-            <w:insideH w:val="single" w:color="B8C4D6" w:sz="6" w:space="0"/>
-            <w:insideV w:val="single" w:color="B8C4D6" w:sz="6" w:space="0"/>
+            <w:top w:val="single" w:color="D9DEE7" w:sz="6" w:space="0"/>
+            <w:left w:val="single" w:color="D9DEE7" w:sz="6" w:space="0"/>
+            <w:bottom w:val="single" w:color="D9DEE7" w:sz="6" w:space="0"/>
+            <w:right w:val="single" w:color="D9DEE7" w:sz="6" w:space="0"/>
+            <w:insideH w:val="single" w:color="D9DEE7" w:sz="6" w:space="0"/>
+            <w:insideV w:val="single" w:color="D9DEE7" w:sz="6" w:space="0"/>
           </w:tblBorders>
           <w:tblCellMar>
             <w:top w:w="0" w:type="dxa"/>
@@ -2619,8 +2951,7 @@
         </w:tblPrEx>
         <w:tc>
           <w:tcPr>
-            <w:tcW w:w="6900" w:type="dxa"/>
-            <w:shd w:val="clear" w:color="auto" w:fill="E8EEF5"/>
+            <w:tcW w:w="3600" w:type="dxa"/>
             <w:tcMar>
               <w:top w:w="80" w:type="dxa"/>
               <w:left w:w="120" w:type="dxa"/>
@@ -2631,24 +2962,22 @@
           </w:tcPr>
           <w:p>
             <w:pPr>
-              <w:spacing w:before="0" w:after="0" w:line="276" w:lineRule="auto"/>
+              <w:spacing w:before="0" w:after="0" w:line="264" w:lineRule="auto"/>
               <w:jc w:val="left"/>
             </w:pPr>
             <w:r>
               <w:rPr>
-                <w:rFonts w:ascii="Calibri" w:hAnsi="Calibri" w:eastAsia="Calibri"/>
-                <w:b/>
-                <w:color w:val="0B2545"/>
+                <w:rFonts w:ascii="Calibri" w:hAnsi="Calibri" w:eastAsia="微软雅黑"/>
+                <w:b w:val="0"/>
                 <w:sz w:val="20"/>
               </w:rPr>
-              <w:t>检查项</w:t>
+              <w:t>新服务器资源已准备</w:t>
             </w:r>
           </w:p>
         </w:tc>
         <w:tc>
           <w:tcPr>
-            <w:tcW w:w="2460" w:type="dxa"/>
-            <w:shd w:val="clear" w:color="auto" w:fill="E8EEF5"/>
+            <w:tcW w:w="5760" w:type="dxa"/>
             <w:tcMar>
               <w:top w:w="80" w:type="dxa"/>
               <w:left w:w="120" w:type="dxa"/>
@@ -2659,17 +2988,16 @@
           </w:tcPr>
           <w:p>
             <w:pPr>
-              <w:spacing w:before="0" w:after="0" w:line="276" w:lineRule="auto"/>
+              <w:spacing w:before="0" w:after="0" w:line="264" w:lineRule="auto"/>
               <w:jc w:val="center"/>
             </w:pPr>
             <w:r>
               <w:rPr>
-                <w:rFonts w:ascii="Calibri" w:hAnsi="Calibri" w:eastAsia="Calibri"/>
-                <w:b/>
-                <w:color w:val="0B2545"/>
+                <w:rFonts w:ascii="Calibri" w:hAnsi="Calibri" w:eastAsia="微软雅黑"/>
+                <w:b w:val="0"/>
                 <w:sz w:val="20"/>
               </w:rPr>
-              <w:t>状态</w:t>
+              <w:t>待确认</w:t>
             </w:r>
           </w:p>
         </w:tc>
@@ -2677,12 +3005,12 @@
       <w:tr>
         <w:tblPrEx>
           <w:tblBorders>
-            <w:top w:val="single" w:color="B8C4D6" w:sz="6" w:space="0"/>
-            <w:left w:val="single" w:color="B8C4D6" w:sz="6" w:space="0"/>
-            <w:bottom w:val="single" w:color="B8C4D6" w:sz="6" w:space="0"/>
-            <w:right w:val="single" w:color="B8C4D6" w:sz="6" w:space="0"/>
-            <w:insideH w:val="single" w:color="B8C4D6" w:sz="6" w:space="0"/>
-            <w:insideV w:val="single" w:color="B8C4D6" w:sz="6" w:space="0"/>
+            <w:top w:val="single" w:color="D9DEE7" w:sz="6" w:space="0"/>
+            <w:left w:val="single" w:color="D9DEE7" w:sz="6" w:space="0"/>
+            <w:bottom w:val="single" w:color="D9DEE7" w:sz="6" w:space="0"/>
+            <w:right w:val="single" w:color="D9DEE7" w:sz="6" w:space="0"/>
+            <w:insideH w:val="single" w:color="D9DEE7" w:sz="6" w:space="0"/>
+            <w:insideV w:val="single" w:color="D9DEE7" w:sz="6" w:space="0"/>
           </w:tblBorders>
           <w:tblCellMar>
             <w:top w:w="0" w:type="dxa"/>
@@ -2693,7 +3021,7 @@
         </w:tblPrEx>
         <w:tc>
           <w:tcPr>
-            <w:tcW w:w="6900" w:type="dxa"/>
+            <w:tcW w:w="3600" w:type="dxa"/>
             <w:tcMar>
               <w:top w:w="80" w:type="dxa"/>
               <w:left w:w="120" w:type="dxa"/>
@@ -2704,23 +3032,22 @@
           </w:tcPr>
           <w:p>
             <w:pPr>
-              <w:spacing w:before="0" w:after="0" w:line="276" w:lineRule="auto"/>
+              <w:spacing w:before="0" w:after="0" w:line="264" w:lineRule="auto"/>
               <w:jc w:val="left"/>
             </w:pPr>
             <w:r>
               <w:rPr>
-                <w:rFonts w:ascii="Calibri" w:hAnsi="Calibri" w:eastAsia="Calibri"/>
+                <w:rFonts w:ascii="Calibri" w:hAnsi="Calibri" w:eastAsia="微软雅黑"/>
                 <w:b w:val="0"/>
-                <w:color w:val="222222"/>
                 <w:sz w:val="20"/>
               </w:rPr>
-              <w:t>已通知业务方迁移窗口</w:t>
+              <w:t>数据库集群已部署</w:t>
             </w:r>
           </w:p>
         </w:tc>
         <w:tc>
           <w:tcPr>
-            <w:tcW w:w="2460" w:type="dxa"/>
+            <w:tcW w:w="5760" w:type="dxa"/>
             <w:tcMar>
               <w:top w:w="80" w:type="dxa"/>
               <w:left w:w="120" w:type="dxa"/>
@@ -2731,14 +3058,13 @@
           </w:tcPr>
           <w:p>
             <w:pPr>
-              <w:spacing w:before="0" w:after="0" w:line="276" w:lineRule="auto"/>
+              <w:spacing w:before="0" w:after="0" w:line="264" w:lineRule="auto"/>
               <w:jc w:val="center"/>
             </w:pPr>
             <w:r>
               <w:rPr>
-                <w:rFonts w:ascii="Calibri" w:hAnsi="Calibri" w:eastAsia="Calibri"/>
+                <w:rFonts w:ascii="Calibri" w:hAnsi="Calibri" w:eastAsia="微软雅黑"/>
                 <w:b w:val="0"/>
-                <w:color w:val="222222"/>
                 <w:sz w:val="20"/>
               </w:rPr>
               <w:t>待确认</w:t>
@@ -2749,12 +3075,12 @@
       <w:tr>
         <w:tblPrEx>
           <w:tblBorders>
-            <w:top w:val="single" w:color="B8C4D6" w:sz="6" w:space="0"/>
-            <w:left w:val="single" w:color="B8C4D6" w:sz="6" w:space="0"/>
-            <w:bottom w:val="single" w:color="B8C4D6" w:sz="6" w:space="0"/>
-            <w:right w:val="single" w:color="B8C4D6" w:sz="6" w:space="0"/>
-            <w:insideH w:val="single" w:color="B8C4D6" w:sz="6" w:space="0"/>
-            <w:insideV w:val="single" w:color="B8C4D6" w:sz="6" w:space="0"/>
+            <w:top w:val="single" w:color="D9DEE7" w:sz="6" w:space="0"/>
+            <w:left w:val="single" w:color="D9DEE7" w:sz="6" w:space="0"/>
+            <w:bottom w:val="single" w:color="D9DEE7" w:sz="6" w:space="0"/>
+            <w:right w:val="single" w:color="D9DEE7" w:sz="6" w:space="0"/>
+            <w:insideH w:val="single" w:color="D9DEE7" w:sz="6" w:space="0"/>
+            <w:insideV w:val="single" w:color="D9DEE7" w:sz="6" w:space="0"/>
           </w:tblBorders>
           <w:tblCellMar>
             <w:top w:w="0" w:type="dxa"/>
@@ -2765,7 +3091,7 @@
         </w:tblPrEx>
         <w:tc>
           <w:tcPr>
-            <w:tcW w:w="6900" w:type="dxa"/>
+            <w:tcW w:w="3600" w:type="dxa"/>
             <w:tcMar>
               <w:top w:w="80" w:type="dxa"/>
               <w:left w:w="120" w:type="dxa"/>
@@ -2776,23 +3102,22 @@
           </w:tcPr>
           <w:p>
             <w:pPr>
-              <w:spacing w:before="0" w:after="0" w:line="276" w:lineRule="auto"/>
+              <w:spacing w:before="0" w:after="0" w:line="264" w:lineRule="auto"/>
               <w:jc w:val="left"/>
             </w:pPr>
             <w:r>
               <w:rPr>
-                <w:rFonts w:ascii="Calibri" w:hAnsi="Calibri" w:eastAsia="Calibri"/>
+                <w:rFonts w:ascii="Calibri" w:hAnsi="Calibri" w:eastAsia="微软雅黑"/>
                 <w:b w:val="0"/>
-                <w:color w:val="222222"/>
                 <w:sz w:val="20"/>
               </w:rPr>
-              <w:t>当前新 DNS 解析已确认</w:t>
+              <w:t>MinIO集群已部署</w:t>
             </w:r>
           </w:p>
         </w:tc>
         <w:tc>
           <w:tcPr>
-            <w:tcW w:w="2460" w:type="dxa"/>
+            <w:tcW w:w="5760" w:type="dxa"/>
             <w:tcMar>
               <w:top w:w="80" w:type="dxa"/>
               <w:left w:w="120" w:type="dxa"/>
@@ -2803,14 +3128,13 @@
           </w:tcPr>
           <w:p>
             <w:pPr>
-              <w:spacing w:before="0" w:after="0" w:line="276" w:lineRule="auto"/>
+              <w:spacing w:before="0" w:after="0" w:line="264" w:lineRule="auto"/>
               <w:jc w:val="center"/>
             </w:pPr>
             <w:r>
               <w:rPr>
-                <w:rFonts w:ascii="Calibri" w:hAnsi="Calibri" w:eastAsia="Calibri"/>
+                <w:rFonts w:ascii="Calibri" w:hAnsi="Calibri" w:eastAsia="微软雅黑"/>
                 <w:b w:val="0"/>
-                <w:color w:val="222222"/>
                 <w:sz w:val="20"/>
               </w:rPr>
               <w:t>待确认</w:t>
@@ -2821,12 +3145,12 @@
       <w:tr>
         <w:tblPrEx>
           <w:tblBorders>
-            <w:top w:val="single" w:color="B8C4D6" w:sz="6" w:space="0"/>
-            <w:left w:val="single" w:color="B8C4D6" w:sz="6" w:space="0"/>
-            <w:bottom w:val="single" w:color="B8C4D6" w:sz="6" w:space="0"/>
-            <w:right w:val="single" w:color="B8C4D6" w:sz="6" w:space="0"/>
-            <w:insideH w:val="single" w:color="B8C4D6" w:sz="6" w:space="0"/>
-            <w:insideV w:val="single" w:color="B8C4D6" w:sz="6" w:space="0"/>
+            <w:top w:val="single" w:color="D9DEE7" w:sz="6" w:space="0"/>
+            <w:left w:val="single" w:color="D9DEE7" w:sz="6" w:space="0"/>
+            <w:bottom w:val="single" w:color="D9DEE7" w:sz="6" w:space="0"/>
+            <w:right w:val="single" w:color="D9DEE7" w:sz="6" w:space="0"/>
+            <w:insideH w:val="single" w:color="D9DEE7" w:sz="6" w:space="0"/>
+            <w:insideV w:val="single" w:color="D9DEE7" w:sz="6" w:space="0"/>
           </w:tblBorders>
           <w:tblCellMar>
             <w:top w:w="0" w:type="dxa"/>
@@ -2837,7 +3161,7 @@
         </w:tblPrEx>
         <w:tc>
           <w:tcPr>
-            <w:tcW w:w="6900" w:type="dxa"/>
+            <w:tcW w:w="3600" w:type="dxa"/>
             <w:tcMar>
               <w:top w:w="80" w:type="dxa"/>
               <w:left w:w="120" w:type="dxa"/>
@@ -2848,23 +3172,22 @@
           </w:tcPr>
           <w:p>
             <w:pPr>
-              <w:spacing w:before="0" w:after="0" w:line="276" w:lineRule="auto"/>
+              <w:spacing w:before="0" w:after="0" w:line="264" w:lineRule="auto"/>
               <w:jc w:val="left"/>
             </w:pPr>
             <w:r>
               <w:rPr>
-                <w:rFonts w:ascii="Calibri" w:hAnsi="Calibri" w:eastAsia="Calibri"/>
+                <w:rFonts w:ascii="Calibri" w:hAnsi="Calibri" w:eastAsia="微软雅黑"/>
                 <w:b w:val="0"/>
-                <w:color w:val="222222"/>
                 <w:sz w:val="20"/>
               </w:rPr>
-              <w:t>新服务器资源已准备</w:t>
+              <w:t>应用服务已部署到新环境</w:t>
             </w:r>
           </w:p>
         </w:tc>
         <w:tc>
           <w:tcPr>
-            <w:tcW w:w="2460" w:type="dxa"/>
+            <w:tcW w:w="5760" w:type="dxa"/>
             <w:tcMar>
               <w:top w:w="80" w:type="dxa"/>
               <w:left w:w="120" w:type="dxa"/>
@@ -2875,14 +3198,13 @@
           </w:tcPr>
           <w:p>
             <w:pPr>
-              <w:spacing w:before="0" w:after="0" w:line="276" w:lineRule="auto"/>
+              <w:spacing w:before="0" w:after="0" w:line="264" w:lineRule="auto"/>
               <w:jc w:val="center"/>
             </w:pPr>
             <w:r>
               <w:rPr>
-                <w:rFonts w:ascii="Calibri" w:hAnsi="Calibri" w:eastAsia="Calibri"/>
+                <w:rFonts w:ascii="Calibri" w:hAnsi="Calibri" w:eastAsia="微软雅黑"/>
                 <w:b w:val="0"/>
-                <w:color w:val="222222"/>
                 <w:sz w:val="20"/>
               </w:rPr>
               <w:t>待确认</w:t>
@@ -2893,12 +3215,12 @@
       <w:tr>
         <w:tblPrEx>
           <w:tblBorders>
-            <w:top w:val="single" w:color="B8C4D6" w:sz="6" w:space="0"/>
-            <w:left w:val="single" w:color="B8C4D6" w:sz="6" w:space="0"/>
-            <w:bottom w:val="single" w:color="B8C4D6" w:sz="6" w:space="0"/>
-            <w:right w:val="single" w:color="B8C4D6" w:sz="6" w:space="0"/>
-            <w:insideH w:val="single" w:color="B8C4D6" w:sz="6" w:space="0"/>
-            <w:insideV w:val="single" w:color="B8C4D6" w:sz="6" w:space="0"/>
+            <w:top w:val="single" w:color="D9DEE7" w:sz="6" w:space="0"/>
+            <w:left w:val="single" w:color="D9DEE7" w:sz="6" w:space="0"/>
+            <w:bottom w:val="single" w:color="D9DEE7" w:sz="6" w:space="0"/>
+            <w:right w:val="single" w:color="D9DEE7" w:sz="6" w:space="0"/>
+            <w:insideH w:val="single" w:color="D9DEE7" w:sz="6" w:space="0"/>
+            <w:insideV w:val="single" w:color="D9DEE7" w:sz="6" w:space="0"/>
           </w:tblBorders>
           <w:tblCellMar>
             <w:top w:w="0" w:type="dxa"/>
@@ -2909,7 +3231,7 @@
         </w:tblPrEx>
         <w:tc>
           <w:tcPr>
-            <w:tcW w:w="6900" w:type="dxa"/>
+            <w:tcW w:w="3600" w:type="dxa"/>
             <w:tcMar>
               <w:top w:w="80" w:type="dxa"/>
               <w:left w:w="120" w:type="dxa"/>
@@ -2920,23 +3242,22 @@
           </w:tcPr>
           <w:p>
             <w:pPr>
-              <w:spacing w:before="0" w:after="0" w:line="276" w:lineRule="auto"/>
+              <w:spacing w:before="0" w:after="0" w:line="264" w:lineRule="auto"/>
               <w:jc w:val="left"/>
             </w:pPr>
             <w:r>
               <w:rPr>
-                <w:rFonts w:ascii="Calibri" w:hAnsi="Calibri" w:eastAsia="Calibri"/>
+                <w:rFonts w:ascii="Calibri" w:hAnsi="Calibri" w:eastAsia="微软雅黑"/>
                 <w:b w:val="0"/>
-                <w:color w:val="222222"/>
                 <w:sz w:val="20"/>
               </w:rPr>
-              <w:t>数据库集群已部署</w:t>
+              <w:t>数据库最终备份完成</w:t>
             </w:r>
           </w:p>
         </w:tc>
         <w:tc>
           <w:tcPr>
-            <w:tcW w:w="2460" w:type="dxa"/>
+            <w:tcW w:w="5760" w:type="dxa"/>
             <w:tcMar>
               <w:top w:w="80" w:type="dxa"/>
               <w:left w:w="120" w:type="dxa"/>
@@ -2947,14 +3268,13 @@
           </w:tcPr>
           <w:p>
             <w:pPr>
-              <w:spacing w:before="0" w:after="0" w:line="276" w:lineRule="auto"/>
+              <w:spacing w:before="0" w:after="0" w:line="264" w:lineRule="auto"/>
               <w:jc w:val="center"/>
             </w:pPr>
             <w:r>
               <w:rPr>
-                <w:rFonts w:ascii="Calibri" w:hAnsi="Calibri" w:eastAsia="Calibri"/>
+                <w:rFonts w:ascii="Calibri" w:hAnsi="Calibri" w:eastAsia="微软雅黑"/>
                 <w:b w:val="0"/>
-                <w:color w:val="222222"/>
                 <w:sz w:val="20"/>
               </w:rPr>
               <w:t>待确认</w:t>
@@ -2965,12 +3285,12 @@
       <w:tr>
         <w:tblPrEx>
           <w:tblBorders>
-            <w:top w:val="single" w:color="B8C4D6" w:sz="6" w:space="0"/>
-            <w:left w:val="single" w:color="B8C4D6" w:sz="6" w:space="0"/>
-            <w:bottom w:val="single" w:color="B8C4D6" w:sz="6" w:space="0"/>
-            <w:right w:val="single" w:color="B8C4D6" w:sz="6" w:space="0"/>
-            <w:insideH w:val="single" w:color="B8C4D6" w:sz="6" w:space="0"/>
-            <w:insideV w:val="single" w:color="B8C4D6" w:sz="6" w:space="0"/>
+            <w:top w:val="single" w:color="D9DEE7" w:sz="6" w:space="0"/>
+            <w:left w:val="single" w:color="D9DEE7" w:sz="6" w:space="0"/>
+            <w:bottom w:val="single" w:color="D9DEE7" w:sz="6" w:space="0"/>
+            <w:right w:val="single" w:color="D9DEE7" w:sz="6" w:space="0"/>
+            <w:insideH w:val="single" w:color="D9DEE7" w:sz="6" w:space="0"/>
+            <w:insideV w:val="single" w:color="D9DEE7" w:sz="6" w:space="0"/>
           </w:tblBorders>
           <w:tblCellMar>
             <w:top w:w="0" w:type="dxa"/>
@@ -2981,7 +3301,7 @@
         </w:tblPrEx>
         <w:tc>
           <w:tcPr>
-            <w:tcW w:w="6900" w:type="dxa"/>
+            <w:tcW w:w="3600" w:type="dxa"/>
             <w:tcMar>
               <w:top w:w="80" w:type="dxa"/>
               <w:left w:w="120" w:type="dxa"/>
@@ -2992,23 +3312,22 @@
           </w:tcPr>
           <w:p>
             <w:pPr>
-              <w:spacing w:before="0" w:after="0" w:line="276" w:lineRule="auto"/>
+              <w:spacing w:before="0" w:after="0" w:line="264" w:lineRule="auto"/>
               <w:jc w:val="left"/>
             </w:pPr>
             <w:r>
               <w:rPr>
-                <w:rFonts w:ascii="Calibri" w:hAnsi="Calibri" w:eastAsia="Calibri"/>
+                <w:rFonts w:ascii="Calibri" w:hAnsi="Calibri" w:eastAsia="微软雅黑"/>
                 <w:b w:val="0"/>
-                <w:color w:val="222222"/>
                 <w:sz w:val="20"/>
               </w:rPr>
-              <w:t>MinIO集群已部署</w:t>
+              <w:t>MinIO 最终同步完成</w:t>
             </w:r>
           </w:p>
         </w:tc>
         <w:tc>
           <w:tcPr>
-            <w:tcW w:w="2460" w:type="dxa"/>
+            <w:tcW w:w="5760" w:type="dxa"/>
             <w:tcMar>
               <w:top w:w="80" w:type="dxa"/>
               <w:left w:w="120" w:type="dxa"/>
@@ -3019,14 +3338,13 @@
           </w:tcPr>
           <w:p>
             <w:pPr>
-              <w:spacing w:before="0" w:after="0" w:line="276" w:lineRule="auto"/>
+              <w:spacing w:before="0" w:after="0" w:line="264" w:lineRule="auto"/>
               <w:jc w:val="center"/>
             </w:pPr>
             <w:r>
               <w:rPr>
-                <w:rFonts w:ascii="Calibri" w:hAnsi="Calibri" w:eastAsia="Calibri"/>
+                <w:rFonts w:ascii="Calibri" w:hAnsi="Calibri" w:eastAsia="微软雅黑"/>
                 <w:b w:val="0"/>
-                <w:color w:val="222222"/>
                 <w:sz w:val="20"/>
               </w:rPr>
               <w:t>待确认</w:t>
@@ -3037,12 +3355,12 @@
       <w:tr>
         <w:tblPrEx>
           <w:tblBorders>
-            <w:top w:val="single" w:color="B8C4D6" w:sz="6" w:space="0"/>
-            <w:left w:val="single" w:color="B8C4D6" w:sz="6" w:space="0"/>
-            <w:bottom w:val="single" w:color="B8C4D6" w:sz="6" w:space="0"/>
-            <w:right w:val="single" w:color="B8C4D6" w:sz="6" w:space="0"/>
-            <w:insideH w:val="single" w:color="B8C4D6" w:sz="6" w:space="0"/>
-            <w:insideV w:val="single" w:color="B8C4D6" w:sz="6" w:space="0"/>
+            <w:top w:val="single" w:color="D9DEE7" w:sz="6" w:space="0"/>
+            <w:left w:val="single" w:color="D9DEE7" w:sz="6" w:space="0"/>
+            <w:bottom w:val="single" w:color="D9DEE7" w:sz="6" w:space="0"/>
+            <w:right w:val="single" w:color="D9DEE7" w:sz="6" w:space="0"/>
+            <w:insideH w:val="single" w:color="D9DEE7" w:sz="6" w:space="0"/>
+            <w:insideV w:val="single" w:color="D9DEE7" w:sz="6" w:space="0"/>
           </w:tblBorders>
           <w:tblCellMar>
             <w:top w:w="0" w:type="dxa"/>
@@ -3053,7 +3371,7 @@
         </w:tblPrEx>
         <w:tc>
           <w:tcPr>
-            <w:tcW w:w="6900" w:type="dxa"/>
+            <w:tcW w:w="3600" w:type="dxa"/>
             <w:tcMar>
               <w:top w:w="80" w:type="dxa"/>
               <w:left w:w="120" w:type="dxa"/>
@@ -3064,23 +3382,22 @@
           </w:tcPr>
           <w:p>
             <w:pPr>
-              <w:spacing w:before="0" w:after="0" w:line="276" w:lineRule="auto"/>
+              <w:spacing w:before="0" w:after="0" w:line="264" w:lineRule="auto"/>
               <w:jc w:val="left"/>
             </w:pPr>
             <w:r>
               <w:rPr>
-                <w:rFonts w:ascii="Calibri" w:hAnsi="Calibri" w:eastAsia="Calibri"/>
+                <w:rFonts w:ascii="Calibri" w:hAnsi="Calibri" w:eastAsia="微软雅黑"/>
                 <w:b w:val="0"/>
-                <w:color w:val="222222"/>
                 <w:sz w:val="20"/>
               </w:rPr>
-              <w:t>应用服务已部署到新环境</w:t>
+              <w:t>数据库恢复校验通过</w:t>
             </w:r>
           </w:p>
         </w:tc>
         <w:tc>
           <w:tcPr>
-            <w:tcW w:w="2460" w:type="dxa"/>
+            <w:tcW w:w="5760" w:type="dxa"/>
             <w:tcMar>
               <w:top w:w="80" w:type="dxa"/>
               <w:left w:w="120" w:type="dxa"/>
@@ -3091,14 +3408,13 @@
           </w:tcPr>
           <w:p>
             <w:pPr>
-              <w:spacing w:before="0" w:after="0" w:line="276" w:lineRule="auto"/>
+              <w:spacing w:before="0" w:after="0" w:line="264" w:lineRule="auto"/>
               <w:jc w:val="center"/>
             </w:pPr>
             <w:r>
               <w:rPr>
-                <w:rFonts w:ascii="Calibri" w:hAnsi="Calibri" w:eastAsia="Calibri"/>
+                <w:rFonts w:ascii="Calibri" w:hAnsi="Calibri" w:eastAsia="微软雅黑"/>
                 <w:b w:val="0"/>
-                <w:color w:val="222222"/>
                 <w:sz w:val="20"/>
               </w:rPr>
               <w:t>待确认</w:t>
@@ -3109,12 +3425,12 @@
       <w:tr>
         <w:tblPrEx>
           <w:tblBorders>
-            <w:top w:val="single" w:color="B8C4D6" w:sz="6" w:space="0"/>
-            <w:left w:val="single" w:color="B8C4D6" w:sz="6" w:space="0"/>
-            <w:bottom w:val="single" w:color="B8C4D6" w:sz="6" w:space="0"/>
-            <w:right w:val="single" w:color="B8C4D6" w:sz="6" w:space="0"/>
-            <w:insideH w:val="single" w:color="B8C4D6" w:sz="6" w:space="0"/>
-            <w:insideV w:val="single" w:color="B8C4D6" w:sz="6" w:space="0"/>
+            <w:top w:val="single" w:color="D9DEE7" w:sz="6" w:space="0"/>
+            <w:left w:val="single" w:color="D9DEE7" w:sz="6" w:space="0"/>
+            <w:bottom w:val="single" w:color="D9DEE7" w:sz="6" w:space="0"/>
+            <w:right w:val="single" w:color="D9DEE7" w:sz="6" w:space="0"/>
+            <w:insideH w:val="single" w:color="D9DEE7" w:sz="6" w:space="0"/>
+            <w:insideV w:val="single" w:color="D9DEE7" w:sz="6" w:space="0"/>
           </w:tblBorders>
           <w:tblCellMar>
             <w:top w:w="0" w:type="dxa"/>
@@ -3125,7 +3441,7 @@
         </w:tblPrEx>
         <w:tc>
           <w:tcPr>
-            <w:tcW w:w="6900" w:type="dxa"/>
+            <w:tcW w:w="3600" w:type="dxa"/>
             <w:tcMar>
               <w:top w:w="80" w:type="dxa"/>
               <w:left w:w="120" w:type="dxa"/>
@@ -3136,23 +3452,22 @@
           </w:tcPr>
           <w:p>
             <w:pPr>
-              <w:spacing w:before="0" w:after="0" w:line="276" w:lineRule="auto"/>
+              <w:spacing w:before="0" w:after="0" w:line="264" w:lineRule="auto"/>
               <w:jc w:val="left"/>
             </w:pPr>
             <w:r>
               <w:rPr>
-                <w:rFonts w:ascii="Calibri" w:hAnsi="Calibri" w:eastAsia="Calibri"/>
+                <w:rFonts w:ascii="Calibri" w:hAnsi="Calibri" w:eastAsia="微软雅黑"/>
                 <w:b w:val="0"/>
-                <w:color w:val="222222"/>
                 <w:sz w:val="20"/>
               </w:rPr>
-              <w:t>数据库最终备份完成</w:t>
+              <w:t>MinIO 恢复校验通过</w:t>
             </w:r>
           </w:p>
         </w:tc>
         <w:tc>
           <w:tcPr>
-            <w:tcW w:w="2460" w:type="dxa"/>
+            <w:tcW w:w="5760" w:type="dxa"/>
             <w:tcMar>
               <w:top w:w="80" w:type="dxa"/>
               <w:left w:w="120" w:type="dxa"/>
@@ -3163,14 +3478,13 @@
           </w:tcPr>
           <w:p>
             <w:pPr>
-              <w:spacing w:before="0" w:after="0" w:line="276" w:lineRule="auto"/>
+              <w:spacing w:before="0" w:after="0" w:line="264" w:lineRule="auto"/>
               <w:jc w:val="center"/>
             </w:pPr>
             <w:r>
               <w:rPr>
-                <w:rFonts w:ascii="Calibri" w:hAnsi="Calibri" w:eastAsia="Calibri"/>
+                <w:rFonts w:ascii="Calibri" w:hAnsi="Calibri" w:eastAsia="微软雅黑"/>
                 <w:b w:val="0"/>
-                <w:color w:val="222222"/>
                 <w:sz w:val="20"/>
               </w:rPr>
               <w:t>待确认</w:t>
@@ -3181,12 +3495,12 @@
       <w:tr>
         <w:tblPrEx>
           <w:tblBorders>
-            <w:top w:val="single" w:color="B8C4D6" w:sz="6" w:space="0"/>
-            <w:left w:val="single" w:color="B8C4D6" w:sz="6" w:space="0"/>
-            <w:bottom w:val="single" w:color="B8C4D6" w:sz="6" w:space="0"/>
-            <w:right w:val="single" w:color="B8C4D6" w:sz="6" w:space="0"/>
-            <w:insideH w:val="single" w:color="B8C4D6" w:sz="6" w:space="0"/>
-            <w:insideV w:val="single" w:color="B8C4D6" w:sz="6" w:space="0"/>
+            <w:top w:val="single" w:color="D9DEE7" w:sz="6" w:space="0"/>
+            <w:left w:val="single" w:color="D9DEE7" w:sz="6" w:space="0"/>
+            <w:bottom w:val="single" w:color="D9DEE7" w:sz="6" w:space="0"/>
+            <w:right w:val="single" w:color="D9DEE7" w:sz="6" w:space="0"/>
+            <w:insideH w:val="single" w:color="D9DEE7" w:sz="6" w:space="0"/>
+            <w:insideV w:val="single" w:color="D9DEE7" w:sz="6" w:space="0"/>
           </w:tblBorders>
           <w:tblCellMar>
             <w:top w:w="0" w:type="dxa"/>
@@ -3197,7 +3511,7 @@
         </w:tblPrEx>
         <w:tc>
           <w:tcPr>
-            <w:tcW w:w="6900" w:type="dxa"/>
+            <w:tcW w:w="3600" w:type="dxa"/>
             <w:tcMar>
               <w:top w:w="80" w:type="dxa"/>
               <w:left w:w="120" w:type="dxa"/>
@@ -3208,23 +3522,22 @@
           </w:tcPr>
           <w:p>
             <w:pPr>
-              <w:spacing w:before="0" w:after="0" w:line="276" w:lineRule="auto"/>
+              <w:spacing w:before="0" w:after="0" w:line="264" w:lineRule="auto"/>
               <w:jc w:val="left"/>
             </w:pPr>
             <w:r>
               <w:rPr>
-                <w:rFonts w:ascii="Calibri" w:hAnsi="Calibri" w:eastAsia="Calibri"/>
+                <w:rFonts w:ascii="Calibri" w:hAnsi="Calibri" w:eastAsia="微软雅黑"/>
                 <w:b w:val="0"/>
-                <w:color w:val="222222"/>
                 <w:sz w:val="20"/>
               </w:rPr>
-              <w:t>MinIO 最终同步完成</w:t>
+              <w:t>新环境业务验证通过</w:t>
             </w:r>
           </w:p>
         </w:tc>
         <w:tc>
           <w:tcPr>
-            <w:tcW w:w="2460" w:type="dxa"/>
+            <w:tcW w:w="5760" w:type="dxa"/>
             <w:tcMar>
               <w:top w:w="80" w:type="dxa"/>
               <w:left w:w="120" w:type="dxa"/>
@@ -3235,14 +3548,13 @@
           </w:tcPr>
           <w:p>
             <w:pPr>
-              <w:spacing w:before="0" w:after="0" w:line="276" w:lineRule="auto"/>
+              <w:spacing w:before="0" w:after="0" w:line="264" w:lineRule="auto"/>
               <w:jc w:val="center"/>
             </w:pPr>
             <w:r>
               <w:rPr>
-                <w:rFonts w:ascii="Calibri" w:hAnsi="Calibri" w:eastAsia="Calibri"/>
+                <w:rFonts w:ascii="Calibri" w:hAnsi="Calibri" w:eastAsia="微软雅黑"/>
                 <w:b w:val="0"/>
-                <w:color w:val="222222"/>
                 <w:sz w:val="20"/>
               </w:rPr>
               <w:t>待确认</w:t>
@@ -3253,12 +3565,12 @@
       <w:tr>
         <w:tblPrEx>
           <w:tblBorders>
-            <w:top w:val="single" w:color="B8C4D6" w:sz="6" w:space="0"/>
-            <w:left w:val="single" w:color="B8C4D6" w:sz="6" w:space="0"/>
-            <w:bottom w:val="single" w:color="B8C4D6" w:sz="6" w:space="0"/>
-            <w:right w:val="single" w:color="B8C4D6" w:sz="6" w:space="0"/>
-            <w:insideH w:val="single" w:color="B8C4D6" w:sz="6" w:space="0"/>
-            <w:insideV w:val="single" w:color="B8C4D6" w:sz="6" w:space="0"/>
+            <w:top w:val="single" w:color="D9DEE7" w:sz="6" w:space="0"/>
+            <w:left w:val="single" w:color="D9DEE7" w:sz="6" w:space="0"/>
+            <w:bottom w:val="single" w:color="D9DEE7" w:sz="6" w:space="0"/>
+            <w:right w:val="single" w:color="D9DEE7" w:sz="6" w:space="0"/>
+            <w:insideH w:val="single" w:color="D9DEE7" w:sz="6" w:space="0"/>
+            <w:insideV w:val="single" w:color="D9DEE7" w:sz="6" w:space="0"/>
           </w:tblBorders>
           <w:tblCellMar>
             <w:top w:w="0" w:type="dxa"/>
@@ -3269,7 +3581,7 @@
         </w:tblPrEx>
         <w:tc>
           <w:tcPr>
-            <w:tcW w:w="6900" w:type="dxa"/>
+            <w:tcW w:w="3600" w:type="dxa"/>
             <w:tcMar>
               <w:top w:w="80" w:type="dxa"/>
               <w:left w:w="120" w:type="dxa"/>
@@ -3280,23 +3592,22 @@
           </w:tcPr>
           <w:p>
             <w:pPr>
-              <w:spacing w:before="0" w:after="0" w:line="276" w:lineRule="auto"/>
+              <w:spacing w:before="0" w:after="0" w:line="264" w:lineRule="auto"/>
               <w:jc w:val="left"/>
             </w:pPr>
             <w:r>
               <w:rPr>
-                <w:rFonts w:ascii="Calibri" w:hAnsi="Calibri" w:eastAsia="Calibri"/>
+                <w:rFonts w:ascii="Calibri" w:hAnsi="Calibri" w:eastAsia="微软雅黑"/>
                 <w:b w:val="0"/>
-                <w:color w:val="222222"/>
                 <w:sz w:val="20"/>
               </w:rPr>
-              <w:t>数据库恢复校验通过</w:t>
+              <w:t>DNS 解析和入口访问已核验</w:t>
             </w:r>
           </w:p>
         </w:tc>
         <w:tc>
           <w:tcPr>
-            <w:tcW w:w="2460" w:type="dxa"/>
+            <w:tcW w:w="5760" w:type="dxa"/>
             <w:tcMar>
               <w:top w:w="80" w:type="dxa"/>
               <w:left w:w="120" w:type="dxa"/>
@@ -3307,14 +3618,13 @@
           </w:tcPr>
           <w:p>
             <w:pPr>
-              <w:spacing w:before="0" w:after="0" w:line="276" w:lineRule="auto"/>
+              <w:spacing w:before="0" w:after="0" w:line="264" w:lineRule="auto"/>
               <w:jc w:val="center"/>
             </w:pPr>
             <w:r>
               <w:rPr>
-                <w:rFonts w:ascii="Calibri" w:hAnsi="Calibri" w:eastAsia="Calibri"/>
+                <w:rFonts w:ascii="Calibri" w:hAnsi="Calibri" w:eastAsia="微软雅黑"/>
                 <w:b w:val="0"/>
-                <w:color w:val="222222"/>
                 <w:sz w:val="20"/>
               </w:rPr>
               <w:t>待确认</w:t>
@@ -3325,12 +3635,12 @@
       <w:tr>
         <w:tblPrEx>
           <w:tblBorders>
-            <w:top w:val="single" w:color="B8C4D6" w:sz="6" w:space="0"/>
-            <w:left w:val="single" w:color="B8C4D6" w:sz="6" w:space="0"/>
-            <w:bottom w:val="single" w:color="B8C4D6" w:sz="6" w:space="0"/>
-            <w:right w:val="single" w:color="B8C4D6" w:sz="6" w:space="0"/>
-            <w:insideH w:val="single" w:color="B8C4D6" w:sz="6" w:space="0"/>
-            <w:insideV w:val="single" w:color="B8C4D6" w:sz="6" w:space="0"/>
+            <w:top w:val="single" w:color="D9DEE7" w:sz="6" w:space="0"/>
+            <w:left w:val="single" w:color="D9DEE7" w:sz="6" w:space="0"/>
+            <w:bottom w:val="single" w:color="D9DEE7" w:sz="6" w:space="0"/>
+            <w:right w:val="single" w:color="D9DEE7" w:sz="6" w:space="0"/>
+            <w:insideH w:val="single" w:color="D9DEE7" w:sz="6" w:space="0"/>
+            <w:insideV w:val="single" w:color="D9DEE7" w:sz="6" w:space="0"/>
           </w:tblBorders>
           <w:tblCellMar>
             <w:top w:w="0" w:type="dxa"/>
@@ -3341,7 +3651,7 @@
         </w:tblPrEx>
         <w:tc>
           <w:tcPr>
-            <w:tcW w:w="6900" w:type="dxa"/>
+            <w:tcW w:w="3600" w:type="dxa"/>
             <w:tcMar>
               <w:top w:w="80" w:type="dxa"/>
               <w:left w:w="120" w:type="dxa"/>
@@ -3352,23 +3662,22 @@
           </w:tcPr>
           <w:p>
             <w:pPr>
-              <w:spacing w:before="0" w:after="0" w:line="276" w:lineRule="auto"/>
+              <w:spacing w:before="0" w:after="0" w:line="264" w:lineRule="auto"/>
               <w:jc w:val="left"/>
             </w:pPr>
             <w:r>
               <w:rPr>
-                <w:rFonts w:ascii="Calibri" w:hAnsi="Calibri" w:eastAsia="Calibri"/>
+                <w:rFonts w:ascii="Calibri" w:hAnsi="Calibri" w:eastAsia="微软雅黑"/>
                 <w:b w:val="0"/>
-                <w:color w:val="222222"/>
                 <w:sz w:val="20"/>
               </w:rPr>
-              <w:t>MinIO 恢复校验通过</w:t>
+              <w:t>迁移后监控正常</w:t>
             </w:r>
           </w:p>
         </w:tc>
         <w:tc>
           <w:tcPr>
-            <w:tcW w:w="2460" w:type="dxa"/>
+            <w:tcW w:w="5760" w:type="dxa"/>
             <w:tcMar>
               <w:top w:w="80" w:type="dxa"/>
               <w:left w:w="120" w:type="dxa"/>
@@ -3379,302 +3688,13 @@
           </w:tcPr>
           <w:p>
             <w:pPr>
-              <w:spacing w:before="0" w:after="0" w:line="276" w:lineRule="auto"/>
+              <w:spacing w:before="0" w:after="0" w:line="264" w:lineRule="auto"/>
               <w:jc w:val="center"/>
             </w:pPr>
             <w:r>
               <w:rPr>
-                <w:rFonts w:ascii="Calibri" w:hAnsi="Calibri" w:eastAsia="Calibri"/>
+                <w:rFonts w:ascii="Calibri" w:hAnsi="Calibri" w:eastAsia="微软雅黑"/>
                 <w:b w:val="0"/>
-                <w:color w:val="222222"/>
-                <w:sz w:val="20"/>
-              </w:rPr>
-              <w:t>待确认</w:t>
-            </w:r>
-          </w:p>
-        </w:tc>
-      </w:tr>
-      <w:tr>
-        <w:tblPrEx>
-          <w:tblBorders>
-            <w:top w:val="single" w:color="B8C4D6" w:sz="6" w:space="0"/>
-            <w:left w:val="single" w:color="B8C4D6" w:sz="6" w:space="0"/>
-            <w:bottom w:val="single" w:color="B8C4D6" w:sz="6" w:space="0"/>
-            <w:right w:val="single" w:color="B8C4D6" w:sz="6" w:space="0"/>
-            <w:insideH w:val="single" w:color="B8C4D6" w:sz="6" w:space="0"/>
-            <w:insideV w:val="single" w:color="B8C4D6" w:sz="6" w:space="0"/>
-          </w:tblBorders>
-          <w:tblCellMar>
-            <w:top w:w="0" w:type="dxa"/>
-            <w:left w:w="108" w:type="dxa"/>
-            <w:bottom w:w="0" w:type="dxa"/>
-            <w:right w:w="108" w:type="dxa"/>
-          </w:tblCellMar>
-        </w:tblPrEx>
-        <w:tc>
-          <w:tcPr>
-            <w:tcW w:w="6900" w:type="dxa"/>
-            <w:tcMar>
-              <w:top w:w="80" w:type="dxa"/>
-              <w:left w:w="120" w:type="dxa"/>
-              <w:bottom w:w="80" w:type="dxa"/>
-              <w:right w:w="120" w:type="dxa"/>
-            </w:tcMar>
-            <w:vAlign w:val="center"/>
-          </w:tcPr>
-          <w:p>
-            <w:pPr>
-              <w:spacing w:before="0" w:after="0" w:line="276" w:lineRule="auto"/>
-              <w:jc w:val="left"/>
-            </w:pPr>
-            <w:r>
-              <w:rPr>
-                <w:rFonts w:ascii="Calibri" w:hAnsi="Calibri" w:eastAsia="Calibri"/>
-                <w:b w:val="0"/>
-                <w:color w:val="222222"/>
-                <w:sz w:val="20"/>
-              </w:rPr>
-              <w:t>新环境业务验证通过</w:t>
-            </w:r>
-          </w:p>
-        </w:tc>
-        <w:tc>
-          <w:tcPr>
-            <w:tcW w:w="2460" w:type="dxa"/>
-            <w:tcMar>
-              <w:top w:w="80" w:type="dxa"/>
-              <w:left w:w="120" w:type="dxa"/>
-              <w:bottom w:w="80" w:type="dxa"/>
-              <w:right w:w="120" w:type="dxa"/>
-            </w:tcMar>
-            <w:vAlign w:val="center"/>
-          </w:tcPr>
-          <w:p>
-            <w:pPr>
-              <w:spacing w:before="0" w:after="0" w:line="276" w:lineRule="auto"/>
-              <w:jc w:val="center"/>
-            </w:pPr>
-            <w:r>
-              <w:rPr>
-                <w:rFonts w:ascii="Calibri" w:hAnsi="Calibri" w:eastAsia="Calibri"/>
-                <w:b w:val="0"/>
-                <w:color w:val="222222"/>
-                <w:sz w:val="20"/>
-              </w:rPr>
-              <w:t>待确认</w:t>
-            </w:r>
-          </w:p>
-        </w:tc>
-      </w:tr>
-      <w:tr>
-        <w:tblPrEx>
-          <w:tblBorders>
-            <w:top w:val="single" w:color="B8C4D6" w:sz="6" w:space="0"/>
-            <w:left w:val="single" w:color="B8C4D6" w:sz="6" w:space="0"/>
-            <w:bottom w:val="single" w:color="B8C4D6" w:sz="6" w:space="0"/>
-            <w:right w:val="single" w:color="B8C4D6" w:sz="6" w:space="0"/>
-            <w:insideH w:val="single" w:color="B8C4D6" w:sz="6" w:space="0"/>
-            <w:insideV w:val="single" w:color="B8C4D6" w:sz="6" w:space="0"/>
-          </w:tblBorders>
-          <w:tblCellMar>
-            <w:top w:w="0" w:type="dxa"/>
-            <w:left w:w="108" w:type="dxa"/>
-            <w:bottom w:w="0" w:type="dxa"/>
-            <w:right w:w="108" w:type="dxa"/>
-          </w:tblCellMar>
-        </w:tblPrEx>
-        <w:tc>
-          <w:tcPr>
-            <w:tcW w:w="6900" w:type="dxa"/>
-            <w:tcMar>
-              <w:top w:w="80" w:type="dxa"/>
-              <w:left w:w="120" w:type="dxa"/>
-              <w:bottom w:w="80" w:type="dxa"/>
-              <w:right w:w="120" w:type="dxa"/>
-            </w:tcMar>
-            <w:vAlign w:val="center"/>
-          </w:tcPr>
-          <w:p>
-            <w:pPr>
-              <w:spacing w:before="0" w:after="0" w:line="276" w:lineRule="auto"/>
-              <w:jc w:val="left"/>
-            </w:pPr>
-            <w:r>
-              <w:rPr>
-                <w:rFonts w:ascii="Calibri" w:hAnsi="Calibri" w:eastAsia="Calibri"/>
-                <w:b w:val="0"/>
-                <w:color w:val="222222"/>
-                <w:sz w:val="20"/>
-              </w:rPr>
-              <w:t>DNS 解析和入口访问已核验</w:t>
-            </w:r>
-          </w:p>
-        </w:tc>
-        <w:tc>
-          <w:tcPr>
-            <w:tcW w:w="2460" w:type="dxa"/>
-            <w:tcMar>
-              <w:top w:w="80" w:type="dxa"/>
-              <w:left w:w="120" w:type="dxa"/>
-              <w:bottom w:w="80" w:type="dxa"/>
-              <w:right w:w="120" w:type="dxa"/>
-            </w:tcMar>
-            <w:vAlign w:val="center"/>
-          </w:tcPr>
-          <w:p>
-            <w:pPr>
-              <w:spacing w:before="0" w:after="0" w:line="276" w:lineRule="auto"/>
-              <w:jc w:val="center"/>
-            </w:pPr>
-            <w:r>
-              <w:rPr>
-                <w:rFonts w:ascii="Calibri" w:hAnsi="Calibri" w:eastAsia="Calibri"/>
-                <w:b w:val="0"/>
-                <w:color w:val="222222"/>
-                <w:sz w:val="20"/>
-              </w:rPr>
-              <w:t>待确认</w:t>
-            </w:r>
-          </w:p>
-        </w:tc>
-      </w:tr>
-      <w:tr>
-        <w:tblPrEx>
-          <w:tblBorders>
-            <w:top w:val="single" w:color="B8C4D6" w:sz="6" w:space="0"/>
-            <w:left w:val="single" w:color="B8C4D6" w:sz="6" w:space="0"/>
-            <w:bottom w:val="single" w:color="B8C4D6" w:sz="6" w:space="0"/>
-            <w:right w:val="single" w:color="B8C4D6" w:sz="6" w:space="0"/>
-            <w:insideH w:val="single" w:color="B8C4D6" w:sz="6" w:space="0"/>
-            <w:insideV w:val="single" w:color="B8C4D6" w:sz="6" w:space="0"/>
-          </w:tblBorders>
-          <w:tblCellMar>
-            <w:top w:w="0" w:type="dxa"/>
-            <w:left w:w="108" w:type="dxa"/>
-            <w:bottom w:w="0" w:type="dxa"/>
-            <w:right w:w="108" w:type="dxa"/>
-          </w:tblCellMar>
-        </w:tblPrEx>
-        <w:tc>
-          <w:tcPr>
-            <w:tcW w:w="6900" w:type="dxa"/>
-            <w:tcMar>
-              <w:top w:w="80" w:type="dxa"/>
-              <w:left w:w="120" w:type="dxa"/>
-              <w:bottom w:w="80" w:type="dxa"/>
-              <w:right w:w="120" w:type="dxa"/>
-            </w:tcMar>
-            <w:vAlign w:val="center"/>
-          </w:tcPr>
-          <w:p>
-            <w:pPr>
-              <w:spacing w:before="0" w:after="0" w:line="276" w:lineRule="auto"/>
-              <w:jc w:val="left"/>
-            </w:pPr>
-            <w:r>
-              <w:rPr>
-                <w:rFonts w:ascii="Calibri" w:hAnsi="Calibri" w:eastAsia="Calibri"/>
-                <w:b w:val="0"/>
-                <w:color w:val="222222"/>
-                <w:sz w:val="20"/>
-              </w:rPr>
-              <w:t>迁移后监控正常</w:t>
-            </w:r>
-          </w:p>
-        </w:tc>
-        <w:tc>
-          <w:tcPr>
-            <w:tcW w:w="2460" w:type="dxa"/>
-            <w:tcMar>
-              <w:top w:w="80" w:type="dxa"/>
-              <w:left w:w="120" w:type="dxa"/>
-              <w:bottom w:w="80" w:type="dxa"/>
-              <w:right w:w="120" w:type="dxa"/>
-            </w:tcMar>
-            <w:vAlign w:val="center"/>
-          </w:tcPr>
-          <w:p>
-            <w:pPr>
-              <w:spacing w:before="0" w:after="0" w:line="276" w:lineRule="auto"/>
-              <w:jc w:val="center"/>
-            </w:pPr>
-            <w:r>
-              <w:rPr>
-                <w:rFonts w:ascii="Calibri" w:hAnsi="Calibri" w:eastAsia="Calibri"/>
-                <w:b w:val="0"/>
-                <w:color w:val="222222"/>
-                <w:sz w:val="20"/>
-              </w:rPr>
-              <w:t>待确认</w:t>
-            </w:r>
-          </w:p>
-        </w:tc>
-      </w:tr>
-      <w:tr>
-        <w:tblPrEx>
-          <w:tblBorders>
-            <w:top w:val="single" w:color="B8C4D6" w:sz="6" w:space="0"/>
-            <w:left w:val="single" w:color="B8C4D6" w:sz="6" w:space="0"/>
-            <w:bottom w:val="single" w:color="B8C4D6" w:sz="6" w:space="0"/>
-            <w:right w:val="single" w:color="B8C4D6" w:sz="6" w:space="0"/>
-            <w:insideH w:val="single" w:color="B8C4D6" w:sz="6" w:space="0"/>
-            <w:insideV w:val="single" w:color="B8C4D6" w:sz="6" w:space="0"/>
-          </w:tblBorders>
-          <w:tblCellMar>
-            <w:top w:w="0" w:type="dxa"/>
-            <w:left w:w="108" w:type="dxa"/>
-            <w:bottom w:w="0" w:type="dxa"/>
-            <w:right w:w="108" w:type="dxa"/>
-          </w:tblCellMar>
-        </w:tblPrEx>
-        <w:tc>
-          <w:tcPr>
-            <w:tcW w:w="6900" w:type="dxa"/>
-            <w:tcMar>
-              <w:top w:w="80" w:type="dxa"/>
-              <w:left w:w="120" w:type="dxa"/>
-              <w:bottom w:w="80" w:type="dxa"/>
-              <w:right w:w="120" w:type="dxa"/>
-            </w:tcMar>
-            <w:vAlign w:val="center"/>
-          </w:tcPr>
-          <w:p>
-            <w:pPr>
-              <w:spacing w:before="0" w:after="0" w:line="276" w:lineRule="auto"/>
-              <w:jc w:val="left"/>
-            </w:pPr>
-            <w:r>
-              <w:rPr>
-                <w:rFonts w:ascii="Calibri" w:hAnsi="Calibri" w:eastAsia="Calibri"/>
-                <w:b w:val="0"/>
-                <w:color w:val="222222"/>
-                <w:sz w:val="20"/>
-              </w:rPr>
-              <w:t>老环境已保留观察</w:t>
-            </w:r>
-          </w:p>
-        </w:tc>
-        <w:tc>
-          <w:tcPr>
-            <w:tcW w:w="2460" w:type="dxa"/>
-            <w:tcMar>
-              <w:top w:w="80" w:type="dxa"/>
-              <w:left w:w="120" w:type="dxa"/>
-              <w:bottom w:w="80" w:type="dxa"/>
-              <w:right w:w="120" w:type="dxa"/>
-            </w:tcMar>
-            <w:vAlign w:val="center"/>
-          </w:tcPr>
-          <w:p>
-            <w:pPr>
-              <w:spacing w:before="0" w:after="0" w:line="276" w:lineRule="auto"/>
-              <w:jc w:val="center"/>
-            </w:pPr>
-            <w:r>
-              <w:rPr>
-                <w:rFonts w:ascii="Calibri" w:hAnsi="Calibri" w:eastAsia="Calibri"/>
-                <w:b w:val="0"/>
-                <w:color w:val="222222"/>
                 <w:sz w:val="20"/>
               </w:rPr>
               <w:t>待确认</w:t>
@@ -3685,11 +3705,12 @@
     </w:tbl>
     <w:p>
       <w:pPr>
-        <w:spacing w:before="0" w:after="80" w:line="240" w:lineRule="auto"/>
+        <w:spacing w:before="0" w:after="160" w:line="240" w:lineRule="auto"/>
       </w:pPr>
     </w:p>
     <w:sectPr>
-      <w:footerReference r:id="rId5" w:type="default"/>
+      <w:headerReference r:id="rId5" w:type="default"/>
+      <w:footerReference r:id="rId6" w:type="default"/>
       <w:pgSz w:w="12240" w:h="15840"/>
       <w:pgMar w:top="1440" w:right="1440" w:bottom="1440" w:left="1440" w:header="708" w:footer="708" w:gutter="0"/>
       <w:cols w:space="720" w:num="1"/>
@@ -3729,64 +3750,15 @@
   <w:p>
     <w:pPr>
       <w:pStyle w:val="24"/>
-      <w:spacing w:before="0" w:after="0"/>
       <w:jc w:val="right"/>
     </w:pPr>
     <w:r>
       <w:rPr>
-        <w:rFonts w:ascii="Calibri" w:hAnsi="Calibri" w:eastAsia="Calibri"/>
+        <w:rFonts w:ascii="Calibri" w:hAnsi="Calibri" w:eastAsia="微软雅黑"/>
         <w:color w:val="666666"/>
         <w:sz w:val="18"/>
       </w:rPr>
-      <w:t xml:space="preserve">? </w:t>
-    </w:r>
-    <w:r>
-      <w:rPr>
-        <w:rFonts w:ascii="Calibri" w:hAnsi="Calibri" w:eastAsia="Calibri"/>
-        <w:color w:val="666666"/>
-        <w:sz w:val="18"/>
-      </w:rPr>
-      <w:fldChar w:fldCharType="begin"/>
-    </w:r>
-    <w:r>
-      <w:rPr>
-        <w:rFonts w:ascii="Calibri" w:hAnsi="Calibri" w:eastAsia="Calibri"/>
-        <w:color w:val="666666"/>
-        <w:sz w:val="18"/>
-      </w:rPr>
-      <w:instrText xml:space="preserve">PAGE</w:instrText>
-    </w:r>
-    <w:r>
-      <w:rPr>
-        <w:rFonts w:ascii="Calibri" w:hAnsi="Calibri" w:eastAsia="Calibri"/>
-        <w:color w:val="666666"/>
-        <w:sz w:val="18"/>
-      </w:rPr>
-      <w:fldChar w:fldCharType="separate"/>
-    </w:r>
-    <w:r>
-      <w:rPr>
-        <w:rFonts w:ascii="Calibri" w:hAnsi="Calibri" w:eastAsia="Calibri"/>
-        <w:color w:val="666666"/>
-        <w:sz w:val="18"/>
-      </w:rPr>
-      <w:t>1</w:t>
-    </w:r>
-    <w:r>
-      <w:rPr>
-        <w:rFonts w:ascii="Calibri" w:hAnsi="Calibri" w:eastAsia="Calibri"/>
-        <w:color w:val="666666"/>
-        <w:sz w:val="18"/>
-      </w:rPr>
-      <w:fldChar w:fldCharType="end"/>
-    </w:r>
-    <w:r>
-      <w:rPr>
-        <w:rFonts w:ascii="Calibri" w:hAnsi="Calibri" w:eastAsia="Calibri"/>
-        <w:color w:val="666666"/>
-        <w:sz w:val="18"/>
-      </w:rPr>
-      <w:t xml:space="preserve"> ?</w:t>
+      <w:t>第  页</w:t>
     </w:r>
   </w:p>
 </w:ftr>
@@ -3797,7 +3769,7 @@
   <w:footnote w:type="separator" w:id="0">
     <w:p>
       <w:pPr>
-        <w:spacing w:before="0" w:after="0" w:line="300" w:lineRule="auto"/>
+        <w:spacing w:before="0" w:after="0" w:line="264" w:lineRule="auto"/>
       </w:pPr>
       <w:r>
         <w:separator/>
@@ -3807,7 +3779,7 @@
   <w:footnote w:type="continuationSeparator" w:id="1">
     <w:p>
       <w:pPr>
-        <w:spacing w:before="0" w:after="0" w:line="300" w:lineRule="auto"/>
+        <w:spacing w:before="0" w:after="0" w:line="264" w:lineRule="auto"/>
       </w:pPr>
       <w:r>
         <w:continuationSeparator/>
@@ -3817,130 +3789,61 @@
 </w:footnotes>
 </file>
 
+<file path=word/header1.xml><?xml version="1.0" encoding="utf-8"?>
+<w:hdr xmlns:wpc="http://schemas.microsoft.com/office/word/2010/wordprocessingCanvas" xmlns:mc="http://schemas.openxmlformats.org/markup-compatibility/2006" xmlns:o="urn:schemas-microsoft-com:office:office" xmlns:r="http://schemas.openxmlformats.org/officeDocument/2006/relationships" xmlns:m="http://schemas.openxmlformats.org/officeDocument/2006/math" xmlns:v="urn:schemas-microsoft-com:vml" xmlns:wp14="http://schemas.microsoft.com/office/word/2010/wordprocessingDrawing" xmlns:wp="http://schemas.openxmlformats.org/drawingml/2006/wordprocessingDrawing" xmlns:w10="urn:schemas-microsoft-com:office:word" xmlns:w="http://schemas.openxmlformats.org/wordprocessingml/2006/main" xmlns:w14="http://schemas.microsoft.com/office/word/2010/wordml" xmlns:w15="http://schemas.microsoft.com/office/word/2012/wordml" xmlns:wpg="http://schemas.microsoft.com/office/word/2010/wordprocessingGroup" xmlns:wpi="http://schemas.microsoft.com/office/word/2010/wordprocessingInk" xmlns:wne="http://schemas.microsoft.com/office/word/2006/wordml" xmlns:wps="http://schemas.microsoft.com/office/word/2010/wordprocessingShape" xmlns:wpsCustomData="http://www.wps.cn/officeDocument/2013/wpsCustomData" mc:Ignorable="w14 w15 wp14">
+  <w:p>
+    <w:pPr>
+      <w:pStyle w:val="25"/>
+      <w:jc w:val="right"/>
+    </w:pPr>
+    <w:r>
+      <w:rPr>
+        <w:rFonts w:ascii="Calibri" w:hAnsi="Calibri" w:eastAsia="微软雅黑"/>
+        <w:color w:val="666666"/>
+        <w:sz w:val="18"/>
+      </w:rPr>
+      <w:t>阿尔及利亚项目迁移计划</w:t>
+    </w:r>
+  </w:p>
+</w:hdr>
+</file>
+
 <file path=word/numbering.xml><?xml version="1.0" encoding="utf-8"?>
 <w:numbering xmlns:wpc="http://schemas.microsoft.com/office/word/2010/wordprocessingCanvas" xmlns:mc="http://schemas.openxmlformats.org/markup-compatibility/2006" xmlns:o="urn:schemas-microsoft-com:office:office" xmlns:r="http://schemas.openxmlformats.org/officeDocument/2006/relationships" xmlns:m="http://schemas.openxmlformats.org/officeDocument/2006/math" xmlns:v="urn:schemas-microsoft-com:vml" xmlns:wp14="http://schemas.microsoft.com/office/word/2010/wordprocessingDrawing" xmlns:wp="http://schemas.openxmlformats.org/drawingml/2006/wordprocessingDrawing" xmlns:w10="urn:schemas-microsoft-com:office:word" xmlns:w="http://schemas.openxmlformats.org/wordprocessingml/2006/main" xmlns:w14="http://schemas.microsoft.com/office/word/2010/wordml" xmlns:wpg="http://schemas.microsoft.com/office/word/2010/wordprocessingGroup" xmlns:wpi="http://schemas.microsoft.com/office/word/2010/wordprocessingInk" xmlns:wne="http://schemas.microsoft.com/office/word/2006/wordml" xmlns:wps="http://schemas.microsoft.com/office/word/2010/wordprocessingShape" xmlns:wpsCustomData="http://www.wps.cn/officeDocument/2013/wpsCustomData" mc:Ignorable="w14 wp14">
   <w:abstractNum w:abstractNumId="0">
-    <w:nsid w:val="8D1AA251"/>
+    <w:nsid w:val="A5EB69BC"/>
     <w:multiLevelType w:val="singleLevel"/>
-    <w:tmpl w:val="8D1AA251"/>
+    <w:tmpl w:val="A5EB69BC"/>
     <w:lvl w:ilvl="0" w:tentative="0">
       <w:start w:val="1"/>
       <w:numFmt w:val="decimal"/>
-      <w:suff w:val="space"/>
       <w:lvlText w:val="%1."/>
       <w:lvlJc w:val="left"/>
     </w:lvl>
   </w:abstractNum>
   <w:abstractNum w:abstractNumId="1">
-    <w:nsid w:val="9239341B"/>
+    <w:nsid w:val="C3FF6635"/>
     <w:multiLevelType w:val="singleLevel"/>
-    <w:tmpl w:val="9239341B"/>
+    <w:tmpl w:val="C3FF6635"/>
     <w:lvl w:ilvl="0" w:tentative="0">
       <w:start w:val="1"/>
       <w:numFmt w:val="decimal"/>
       <w:lvlText w:val="%1."/>
       <w:lvlJc w:val="left"/>
-      <w:pPr>
-        <w:tabs>
-          <w:tab w:val="left" w:pos="540"/>
-        </w:tabs>
-        <w:ind w:left="540" w:hanging="270"/>
-      </w:pPr>
     </w:lvl>
   </w:abstractNum>
   <w:abstractNum w:abstractNumId="2">
-    <w:nsid w:val="B5E306ED"/>
+    <w:nsid w:val="CB9A7F57"/>
     <w:multiLevelType w:val="singleLevel"/>
-    <w:tmpl w:val="B5E306ED"/>
+    <w:tmpl w:val="CB9A7F57"/>
     <w:lvl w:ilvl="0" w:tentative="0">
       <w:start w:val="1"/>
       <w:numFmt w:val="decimal"/>
       <w:lvlText w:val="%1."/>
       <w:lvlJc w:val="left"/>
-      <w:pPr>
-        <w:tabs>
-          <w:tab w:val="left" w:pos="540"/>
-        </w:tabs>
-        <w:ind w:left="540" w:hanging="270"/>
-      </w:pPr>
     </w:lvl>
   </w:abstractNum>
   <w:abstractNum w:abstractNumId="3">
-    <w:nsid w:val="BF205925"/>
-    <w:multiLevelType w:val="singleLevel"/>
-    <w:tmpl w:val="BF205925"/>
-    <w:lvl w:ilvl="0" w:tentative="0">
-      <w:start w:val="1"/>
-      <w:numFmt w:val="decimal"/>
-      <w:lvlText w:val="%1."/>
-      <w:lvlJc w:val="left"/>
-      <w:pPr>
-        <w:tabs>
-          <w:tab w:val="left" w:pos="540"/>
-        </w:tabs>
-        <w:ind w:left="540" w:hanging="270"/>
-      </w:pPr>
-    </w:lvl>
-  </w:abstractNum>
-  <w:abstractNum w:abstractNumId="4">
-    <w:nsid w:val="C8879AEF"/>
-    <w:multiLevelType w:val="singleLevel"/>
-    <w:tmpl w:val="C8879AEF"/>
-    <w:lvl w:ilvl="0" w:tentative="0">
-      <w:start w:val="1"/>
-      <w:numFmt w:val="decimal"/>
-      <w:lvlText w:val="%1."/>
-      <w:lvlJc w:val="left"/>
-      <w:pPr>
-        <w:tabs>
-          <w:tab w:val="left" w:pos="540"/>
-        </w:tabs>
-        <w:ind w:left="540" w:hanging="270"/>
-      </w:pPr>
-    </w:lvl>
-  </w:abstractNum>
-  <w:abstractNum w:abstractNumId="5">
-    <w:nsid w:val="CF092B84"/>
-    <w:multiLevelType w:val="singleLevel"/>
-    <w:tmpl w:val="CF092B84"/>
-    <w:lvl w:ilvl="0" w:tentative="0">
-      <w:start w:val="1"/>
-      <w:numFmt w:val="decimal"/>
-      <w:lvlText w:val="%1."/>
-      <w:lvlJc w:val="left"/>
-      <w:pPr>
-        <w:tabs>
-          <w:tab w:val="left" w:pos="540"/>
-        </w:tabs>
-        <w:ind w:left="540" w:hanging="270"/>
-      </w:pPr>
-    </w:lvl>
-  </w:abstractNum>
-  <w:abstractNum w:abstractNumId="6">
-    <w:nsid w:val="F6299133"/>
-    <w:multiLevelType w:val="singleLevel"/>
-    <w:tmpl w:val="F6299133"/>
-    <w:lvl w:ilvl="0" w:tentative="0">
-      <w:start w:val="1"/>
-      <w:numFmt w:val="decimal"/>
-      <w:suff w:val="space"/>
-      <w:lvlText w:val="%1."/>
-      <w:lvlJc w:val="left"/>
-    </w:lvl>
-  </w:abstractNum>
-  <w:abstractNum w:abstractNumId="7">
-    <w:nsid w:val="FF03A7D1"/>
-    <w:multiLevelType w:val="singleLevel"/>
-    <w:tmpl w:val="FF03A7D1"/>
-    <w:lvl w:ilvl="0" w:tentative="0">
-      <w:start w:val="1"/>
-      <w:numFmt w:val="decimal"/>
-      <w:suff w:val="space"/>
-      <w:lvlText w:val="%1."/>
-      <w:lvlJc w:val="left"/>
-    </w:lvl>
-  </w:abstractNum>
-  <w:abstractNum w:abstractNumId="8">
     <w:nsid w:val="FFFFFF7E"/>
     <w:multiLevelType w:val="singleLevel"/>
     <w:tmpl w:val="FFFFFF7E"/>
@@ -3958,7 +3861,7 @@
       </w:pPr>
     </w:lvl>
   </w:abstractNum>
-  <w:abstractNum w:abstractNumId="9">
+  <w:abstractNum w:abstractNumId="4">
     <w:nsid w:val="FFFFFF7F"/>
     <w:multiLevelType w:val="singleLevel"/>
     <w:tmpl w:val="FFFFFF7F"/>
@@ -3976,7 +3879,7 @@
       </w:pPr>
     </w:lvl>
   </w:abstractNum>
-  <w:abstractNum w:abstractNumId="10">
+  <w:abstractNum w:abstractNumId="5">
     <w:nsid w:val="FFFFFF82"/>
     <w:multiLevelType w:val="singleLevel"/>
     <w:tmpl w:val="FFFFFF82"/>
@@ -3997,7 +3900,7 @@
       </w:rPr>
     </w:lvl>
   </w:abstractNum>
-  <w:abstractNum w:abstractNumId="11">
+  <w:abstractNum w:abstractNumId="6">
     <w:nsid w:val="FFFFFF83"/>
     <w:multiLevelType w:val="singleLevel"/>
     <w:tmpl w:val="FFFFFF83"/>
@@ -4018,7 +3921,7 @@
       </w:rPr>
     </w:lvl>
   </w:abstractNum>
-  <w:abstractNum w:abstractNumId="12">
+  <w:abstractNum w:abstractNumId="7">
     <w:nsid w:val="FFFFFF88"/>
     <w:multiLevelType w:val="singleLevel"/>
     <w:tmpl w:val="FFFFFF88"/>
@@ -4036,7 +3939,7 @@
       </w:pPr>
     </w:lvl>
   </w:abstractNum>
-  <w:abstractNum w:abstractNumId="13">
+  <w:abstractNum w:abstractNumId="8">
     <w:nsid w:val="FFFFFF89"/>
     <w:multiLevelType w:val="singleLevel"/>
     <w:tmpl w:val="FFFFFF89"/>
@@ -4057,182 +3960,106 @@
       </w:rPr>
     </w:lvl>
   </w:abstractNum>
-  <w:abstractNum w:abstractNumId="14">
-    <w:nsid w:val="0248C179"/>
+  <w:abstractNum w:abstractNumId="9">
+    <w:nsid w:val="42E35F8E"/>
     <w:multiLevelType w:val="singleLevel"/>
-    <w:tmpl w:val="0248C179"/>
+    <w:tmpl w:val="42E35F8E"/>
     <w:lvl w:ilvl="0" w:tentative="0">
       <w:start w:val="1"/>
       <w:numFmt w:val="decimal"/>
       <w:lvlText w:val="%1."/>
       <w:lvlJc w:val="left"/>
-      <w:pPr>
-        <w:tabs>
-          <w:tab w:val="left" w:pos="540"/>
-        </w:tabs>
-        <w:ind w:left="540" w:hanging="270"/>
-      </w:pPr>
-    </w:lvl>
-  </w:abstractNum>
-  <w:abstractNum w:abstractNumId="15">
-    <w:nsid w:val="03D62ECE"/>
-    <w:multiLevelType w:val="singleLevel"/>
-    <w:tmpl w:val="03D62ECE"/>
-    <w:lvl w:ilvl="0" w:tentative="0">
-      <w:start w:val="1"/>
-      <w:numFmt w:val="decimal"/>
-      <w:lvlText w:val="%1."/>
-      <w:lvlJc w:val="left"/>
-      <w:pPr>
-        <w:tabs>
-          <w:tab w:val="left" w:pos="540"/>
-        </w:tabs>
-        <w:ind w:left="540" w:hanging="270"/>
-      </w:pPr>
-    </w:lvl>
-  </w:abstractNum>
-  <w:abstractNum w:abstractNumId="16">
-    <w:nsid w:val="072A0AB1"/>
-    <w:multiLevelType w:val="singleLevel"/>
-    <w:tmpl w:val="072A0AB1"/>
-    <w:lvl w:ilvl="0" w:tentative="0">
-      <w:start w:val="1"/>
-      <w:numFmt w:val="decimal"/>
-      <w:suff w:val="space"/>
-      <w:lvlText w:val="%1."/>
-      <w:lvlJc w:val="left"/>
-    </w:lvl>
-  </w:abstractNum>
-  <w:abstractNum w:abstractNumId="17">
-    <w:nsid w:val="25B654F3"/>
-    <w:multiLevelType w:val="singleLevel"/>
-    <w:tmpl w:val="25B654F3"/>
-    <w:lvl w:ilvl="0" w:tentative="0">
-      <w:start w:val="1"/>
-      <w:numFmt w:val="decimal"/>
-      <w:lvlText w:val="%1."/>
-      <w:lvlJc w:val="left"/>
-      <w:pPr>
-        <w:tabs>
-          <w:tab w:val="left" w:pos="540"/>
-        </w:tabs>
-        <w:ind w:left="540" w:hanging="270"/>
-      </w:pPr>
-    </w:lvl>
-  </w:abstractNum>
-  <w:abstractNum w:abstractNumId="18">
-    <w:nsid w:val="2A8F537B"/>
-    <w:multiLevelType w:val="singleLevel"/>
-    <w:tmpl w:val="2A8F537B"/>
-    <w:lvl w:ilvl="0" w:tentative="0">
-      <w:start w:val="1"/>
-      <w:numFmt w:val="decimal"/>
-      <w:lvlText w:val="%1."/>
-      <w:lvlJc w:val="left"/>
-      <w:pPr>
-        <w:tabs>
-          <w:tab w:val="left" w:pos="540"/>
-        </w:tabs>
-        <w:ind w:left="540" w:hanging="270"/>
-      </w:pPr>
-    </w:lvl>
-  </w:abstractNum>
-  <w:abstractNum w:abstractNumId="19">
-    <w:nsid w:val="59ADCABA"/>
-    <w:multiLevelType w:val="singleLevel"/>
-    <w:tmpl w:val="59ADCABA"/>
-    <w:lvl w:ilvl="0" w:tentative="0">
-      <w:start w:val="1"/>
-      <w:numFmt w:val="decimal"/>
-      <w:lvlText w:val="%1."/>
-      <w:lvlJc w:val="left"/>
-      <w:pPr>
-        <w:tabs>
-          <w:tab w:val="left" w:pos="540"/>
-        </w:tabs>
-        <w:ind w:left="540" w:hanging="270"/>
-      </w:pPr>
-    </w:lvl>
-  </w:abstractNum>
-  <w:abstractNum w:abstractNumId="20">
-    <w:nsid w:val="72183CF9"/>
-    <w:multiLevelType w:val="singleLevel"/>
-    <w:tmpl w:val="72183CF9"/>
-    <w:lvl w:ilvl="0" w:tentative="0">
-      <w:start w:val="1"/>
-      <w:numFmt w:val="decimal"/>
-      <w:lvlText w:val="%1."/>
-      <w:lvlJc w:val="left"/>
-      <w:pPr>
-        <w:tabs>
-          <w:tab w:val="left" w:pos="540"/>
-        </w:tabs>
-        <w:ind w:left="540" w:hanging="270"/>
-      </w:pPr>
     </w:lvl>
   </w:abstractNum>
   <w:num w:numId="1">
+    <w:abstractNumId w:val="4"/>
+  </w:num>
+  <w:num w:numId="2">
+    <w:abstractNumId w:val="7"/>
+  </w:num>
+  <w:num w:numId="3">
+    <w:abstractNumId w:val="8"/>
+  </w:num>
+  <w:num w:numId="4">
+    <w:abstractNumId w:val="5"/>
+  </w:num>
+  <w:num w:numId="5">
+    <w:abstractNumId w:val="3"/>
+  </w:num>
+  <w:num w:numId="6">
+    <w:abstractNumId w:val="6"/>
+  </w:num>
+  <w:num w:numId="7">
     <w:abstractNumId w:val="9"/>
   </w:num>
-  <w:num w:numId="2">
-    <w:abstractNumId w:val="12"/>
-  </w:num>
-  <w:num w:numId="3">
-    <w:abstractNumId w:val="13"/>
-  </w:num>
-  <w:num w:numId="4">
-    <w:abstractNumId w:val="10"/>
-  </w:num>
-  <w:num w:numId="5">
-    <w:abstractNumId w:val="8"/>
-  </w:num>
-  <w:num w:numId="6">
-    <w:abstractNumId w:val="11"/>
-  </w:num>
-  <w:num w:numId="7">
+  <w:num w:numId="8">
     <w:abstractNumId w:val="7"/>
-  </w:num>
-  <w:num w:numId="8">
-    <w:abstractNumId w:val="5"/>
+    <w:lvlOverride w:ilvl="0">
+      <w:startOverride w:val="1"/>
+    </w:lvlOverride>
   </w:num>
   <w:num w:numId="9">
-    <w:abstractNumId w:val="19"/>
+    <w:abstractNumId w:val="7"/>
+    <w:lvlOverride w:ilvl="0">
+      <w:startOverride w:val="1"/>
+    </w:lvlOverride>
   </w:num>
   <w:num w:numId="10">
-    <w:abstractNumId w:val="3"/>
+    <w:abstractNumId w:val="7"/>
+    <w:lvlOverride w:ilvl="0">
+      <w:startOverride w:val="1"/>
+    </w:lvlOverride>
   </w:num>
   <w:num w:numId="11">
+    <w:abstractNumId w:val="7"/>
+    <w:lvlOverride w:ilvl="0">
+      <w:startOverride w:val="1"/>
+    </w:lvlOverride>
+  </w:num>
+  <w:num w:numId="12">
+    <w:abstractNumId w:val="7"/>
+    <w:lvlOverride w:ilvl="0">
+      <w:startOverride w:val="1"/>
+    </w:lvlOverride>
+  </w:num>
+  <w:num w:numId="13">
+    <w:abstractNumId w:val="7"/>
+    <w:lvlOverride w:ilvl="0">
+      <w:startOverride w:val="1"/>
+    </w:lvlOverride>
+  </w:num>
+  <w:num w:numId="14">
+    <w:abstractNumId w:val="7"/>
+    <w:lvlOverride w:ilvl="0">
+      <w:startOverride w:val="1"/>
+    </w:lvlOverride>
+  </w:num>
+  <w:num w:numId="15">
+    <w:abstractNumId w:val="7"/>
+    <w:lvlOverride w:ilvl="0">
+      <w:startOverride w:val="1"/>
+    </w:lvlOverride>
+  </w:num>
+  <w:num w:numId="16">
+    <w:abstractNumId w:val="7"/>
+    <w:lvlOverride w:ilvl="0">
+      <w:startOverride w:val="1"/>
+    </w:lvlOverride>
+  </w:num>
+  <w:num w:numId="17">
+    <w:abstractNumId w:val="0"/>
+  </w:num>
+  <w:num w:numId="18">
+    <w:abstractNumId w:val="7"/>
+    <w:lvlOverride w:ilvl="0">
+      <w:startOverride w:val="1"/>
+    </w:lvlOverride>
+  </w:num>
+  <w:num w:numId="19">
     <w:abstractNumId w:val="2"/>
   </w:num>
-  <w:num w:numId="12">
-    <w:abstractNumId w:val="15"/>
-  </w:num>
-  <w:num w:numId="13">
-    <w:abstractNumId w:val="17"/>
-  </w:num>
-  <w:num w:numId="14">
-    <w:abstractNumId w:val="20"/>
-  </w:num>
-  <w:num w:numId="15">
-    <w:abstractNumId w:val="14"/>
-  </w:num>
-  <w:num w:numId="16">
+  <w:num w:numId="20">
     <w:abstractNumId w:val="1"/>
-  </w:num>
-  <w:num w:numId="17">
-    <w:abstractNumId w:val="18"/>
-  </w:num>
-  <w:num w:numId="18">
-    <w:abstractNumId w:val="0"/>
-  </w:num>
-  <w:num w:numId="19">
-    <w:abstractNumId w:val="4"/>
-  </w:num>
-  <w:num w:numId="20">
-    <w:abstractNumId w:val="6"/>
-  </w:num>
-  <w:num w:numId="21">
-    <w:abstractNumId w:val="16"/>
   </w:num>
 </w:numbering>
 </file>
@@ -4279,7 +4106,7 @@
     <w:lsdException w:uiPriority="99" w:name="Normal Indent"/>
     <w:lsdException w:uiPriority="99" w:name="footnote text"/>
     <w:lsdException w:uiPriority="99" w:name="annotation text"/>
-    <w:lsdException w:uiPriority="99" w:semiHidden="0" w:name="header"/>
+    <w:lsdException w:qFormat="1" w:uiPriority="99" w:semiHidden="0" w:name="header"/>
     <w:lsdException w:uiPriority="99" w:semiHidden="0" w:name="footer"/>
     <w:lsdException w:uiPriority="99" w:name="index heading"/>
     <w:lsdException w:qFormat="1" w:uiPriority="35" w:name="caption"/>
@@ -4293,30 +4120,30 @@
     <w:lsdException w:uiPriority="99" w:name="endnote reference"/>
     <w:lsdException w:uiPriority="99" w:name="endnote text"/>
     <w:lsdException w:uiPriority="99" w:name="table of authorities"/>
-    <w:lsdException w:uiPriority="99" w:semiHidden="0" w:name="macro"/>
+    <w:lsdException w:qFormat="1" w:uiPriority="99" w:semiHidden="0" w:name="macro"/>
     <w:lsdException w:uiPriority="99" w:name="toa heading"/>
-    <w:lsdException w:uiPriority="99" w:semiHidden="0" w:name="List"/>
-    <w:lsdException w:uiPriority="99" w:semiHidden="0" w:name="List Bullet"/>
+    <w:lsdException w:qFormat="1" w:uiPriority="99" w:semiHidden="0" w:name="List"/>
+    <w:lsdException w:qFormat="1" w:uiPriority="99" w:semiHidden="0" w:name="List Bullet"/>
     <w:lsdException w:uiPriority="99" w:semiHidden="0" w:name="List Number"/>
-    <w:lsdException w:uiPriority="99" w:semiHidden="0" w:name="List 2"/>
-    <w:lsdException w:uiPriority="99" w:semiHidden="0" w:name="List 3"/>
+    <w:lsdException w:qFormat="1" w:uiPriority="99" w:semiHidden="0" w:name="List 2"/>
+    <w:lsdException w:qFormat="1" w:uiPriority="99" w:semiHidden="0" w:name="List 3"/>
     <w:lsdException w:uiPriority="99" w:name="List 4"/>
     <w:lsdException w:uiPriority="99" w:name="List 5"/>
     <w:lsdException w:uiPriority="99" w:semiHidden="0" w:name="List Bullet 2"/>
     <w:lsdException w:uiPriority="99" w:semiHidden="0" w:name="List Bullet 3"/>
     <w:lsdException w:uiPriority="99" w:name="List Bullet 4"/>
     <w:lsdException w:uiPriority="99" w:name="List Bullet 5"/>
-    <w:lsdException w:uiPriority="99" w:semiHidden="0" w:name="List Number 2"/>
+    <w:lsdException w:qFormat="1" w:uiPriority="99" w:semiHidden="0" w:name="List Number 2"/>
     <w:lsdException w:uiPriority="99" w:semiHidden="0" w:name="List Number 3"/>
     <w:lsdException w:uiPriority="99" w:name="List Number 4"/>
     <w:lsdException w:uiPriority="99" w:name="List Number 5"/>
     <w:lsdException w:qFormat="1" w:unhideWhenUsed="0" w:uiPriority="10" w:semiHidden="0" w:name="Title"/>
     <w:lsdException w:uiPriority="99" w:name="Closing"/>
     <w:lsdException w:uiPriority="99" w:name="Signature"/>
-    <w:lsdException w:uiPriority="1" w:name="Default Paragraph Font"/>
-    <w:lsdException w:uiPriority="99" w:semiHidden="0" w:name="Body Text"/>
+    <w:lsdException w:qFormat="1" w:uiPriority="1" w:name="Default Paragraph Font"/>
+    <w:lsdException w:qFormat="1" w:uiPriority="99" w:semiHidden="0" w:name="Body Text"/>
     <w:lsdException w:uiPriority="99" w:name="Body Text Indent"/>
-    <w:lsdException w:uiPriority="99" w:semiHidden="0" w:name="List Continue"/>
+    <w:lsdException w:qFormat="1" w:uiPriority="99" w:semiHidden="0" w:name="List Continue"/>
     <w:lsdException w:uiPriority="99" w:semiHidden="0" w:name="List Continue 2"/>
     <w:lsdException w:uiPriority="99" w:semiHidden="0" w:name="List Continue 3"/>
     <w:lsdException w:uiPriority="99" w:name="List Continue 4"/>
@@ -4351,7 +4178,7 @@
     <w:lsdException w:uiPriority="99" w:name="HTML Sample"/>
     <w:lsdException w:uiPriority="99" w:name="HTML Typewriter"/>
     <w:lsdException w:uiPriority="99" w:name="HTML Variable"/>
-    <w:lsdException w:uiPriority="99" w:name="Normal Table"/>
+    <w:lsdException w:qFormat="1" w:uiPriority="99" w:name="Normal Table"/>
     <w:lsdException w:uiPriority="99" w:name="annotation subject"/>
     <w:lsdException w:uiPriority="99" w:name="Table Simple 1"/>
     <w:lsdException w:uiPriority="99" w:name="Table Simple 2"/>
@@ -4396,121 +4223,120 @@
     <w:lsdException w:uiPriority="99" w:name="Table Web 2"/>
     <w:lsdException w:uiPriority="99" w:name="Table Web 3"/>
     <w:lsdException w:uiPriority="99" w:name="Balloon Text"/>
-    <w:lsdException w:unhideWhenUsed="0" w:uiPriority="59" w:semiHidden="0" w:name="Table Grid"/>
+    <w:lsdException w:qFormat="1" w:unhideWhenUsed="0" w:uiPriority="59" w:semiHidden="0" w:name="Table Grid"/>
     <w:lsdException w:uiPriority="99" w:name="Table Theme"/>
     <w:lsdException w:qFormat="1" w:unhideWhenUsed="0" w:uiPriority="1" w:semiHidden="0" w:name="No Spacing"/>
-    <w:lsdException w:unhideWhenUsed="0" w:uiPriority="60" w:semiHidden="0" w:name="Light Shading"/>
+    <w:lsdException w:qFormat="1" w:unhideWhenUsed="0" w:uiPriority="60" w:semiHidden="0" w:name="Light Shading"/>
     <w:lsdException w:unhideWhenUsed="0" w:uiPriority="61" w:semiHidden="0" w:name="Light List"/>
-    <w:lsdException w:unhideWhenUsed="0" w:uiPriority="62" w:semiHidden="0" w:name="Light Grid"/>
-    <w:lsdException w:unhideWhenUsed="0" w:uiPriority="63" w:semiHidden="0" w:name="Medium Shading 1"/>
-    <w:lsdException w:unhideWhenUsed="0" w:uiPriority="64" w:semiHidden="0" w:name="Medium Shading 2"/>
-    <w:lsdException w:unhideWhenUsed="0" w:uiPriority="65" w:semiHidden="0" w:name="Medium List 1"/>
+    <w:lsdException w:qFormat="1" w:unhideWhenUsed="0" w:uiPriority="62" w:semiHidden="0" w:name="Light Grid"/>
+    <w:lsdException w:qFormat="1" w:unhideWhenUsed="0" w:uiPriority="63" w:semiHidden="0" w:name="Medium Shading 1"/>
+    <w:lsdException w:qFormat="1" w:unhideWhenUsed="0" w:uiPriority="64" w:semiHidden="0" w:name="Medium Shading 2"/>
+    <w:lsdException w:qFormat="1" w:unhideWhenUsed="0" w:uiPriority="65" w:semiHidden="0" w:name="Medium List 1"/>
     <w:lsdException w:unhideWhenUsed="0" w:uiPriority="66" w:semiHidden="0" w:name="Medium List 2"/>
     <w:lsdException w:unhideWhenUsed="0" w:uiPriority="67" w:semiHidden="0" w:name="Medium Grid 1"/>
-    <w:lsdException w:unhideWhenUsed="0" w:uiPriority="68" w:semiHidden="0" w:name="Medium Grid 2"/>
-    <w:lsdException w:unhideWhenUsed="0" w:uiPriority="69" w:semiHidden="0" w:name="Medium Grid 3"/>
-    <w:lsdException w:unhideWhenUsed="0" w:uiPriority="70" w:semiHidden="0" w:name="Dark List"/>
-    <w:lsdException w:unhideWhenUsed="0" w:uiPriority="71" w:semiHidden="0" w:name="Colorful Shading"/>
-    <w:lsdException w:unhideWhenUsed="0" w:uiPriority="72" w:semiHidden="0" w:name="Colorful List"/>
-    <w:lsdException w:unhideWhenUsed="0" w:uiPriority="73" w:semiHidden="0" w:name="Colorful Grid"/>
+    <w:lsdException w:qFormat="1" w:unhideWhenUsed="0" w:uiPriority="68" w:semiHidden="0" w:name="Medium Grid 2"/>
+    <w:lsdException w:qFormat="1" w:unhideWhenUsed="0" w:uiPriority="69" w:semiHidden="0" w:name="Medium Grid 3"/>
+    <w:lsdException w:qFormat="1" w:unhideWhenUsed="0" w:uiPriority="70" w:semiHidden="0" w:name="Dark List"/>
+    <w:lsdException w:qFormat="1" w:unhideWhenUsed="0" w:uiPriority="71" w:semiHidden="0" w:name="Colorful Shading"/>
+    <w:lsdException w:qFormat="1" w:unhideWhenUsed="0" w:uiPriority="72" w:semiHidden="0" w:name="Colorful List"/>
+    <w:lsdException w:qFormat="1" w:unhideWhenUsed="0" w:uiPriority="73" w:semiHidden="0" w:name="Colorful Grid"/>
     <w:lsdException w:unhideWhenUsed="0" w:uiPriority="60" w:semiHidden="0" w:name="Light Shading Accent 1"/>
-    <w:lsdException w:unhideWhenUsed="0" w:uiPriority="61" w:semiHidden="0" w:name="Light List Accent 1"/>
-    <w:lsdException w:unhideWhenUsed="0" w:uiPriority="62" w:semiHidden="0" w:name="Light Grid Accent 1"/>
-    <w:lsdException w:unhideWhenUsed="0" w:uiPriority="63" w:semiHidden="0" w:name="Medium Shading 1 Accent 1"/>
-    <w:lsdException w:unhideWhenUsed="0" w:uiPriority="64" w:semiHidden="0" w:name="Medium Shading 2 Accent 1"/>
-    <w:lsdException w:unhideWhenUsed="0" w:uiPriority="65" w:semiHidden="0" w:name="Medium List 1 Accent 1"/>
+    <w:lsdException w:qFormat="1" w:unhideWhenUsed="0" w:uiPriority="61" w:semiHidden="0" w:name="Light List Accent 1"/>
+    <w:lsdException w:qFormat="1" w:unhideWhenUsed="0" w:uiPriority="62" w:semiHidden="0" w:name="Light Grid Accent 1"/>
+    <w:lsdException w:qFormat="1" w:unhideWhenUsed="0" w:uiPriority="63" w:semiHidden="0" w:name="Medium Shading 1 Accent 1"/>
+    <w:lsdException w:qFormat="1" w:unhideWhenUsed="0" w:uiPriority="64" w:semiHidden="0" w:name="Medium Shading 2 Accent 1"/>
+    <w:lsdException w:qFormat="1" w:unhideWhenUsed="0" w:uiPriority="65" w:semiHidden="0" w:name="Medium List 1 Accent 1"/>
     <w:lsdException w:qFormat="1" w:unhideWhenUsed="0" w:uiPriority="34" w:semiHidden="0" w:name="List Paragraph"/>
     <w:lsdException w:qFormat="1" w:unhideWhenUsed="0" w:uiPriority="29" w:semiHidden="0" w:name="Quote"/>
     <w:lsdException w:qFormat="1" w:unhideWhenUsed="0" w:uiPriority="30" w:semiHidden="0" w:name="Intense Quote"/>
-    <w:lsdException w:unhideWhenUsed="0" w:uiPriority="66" w:semiHidden="0" w:name="Medium List 2 Accent 1"/>
-    <w:lsdException w:unhideWhenUsed="0" w:uiPriority="67" w:semiHidden="0" w:name="Medium Grid 1 Accent 1"/>
-    <w:lsdException w:unhideWhenUsed="0" w:uiPriority="68" w:semiHidden="0" w:name="Medium Grid 2 Accent 1"/>
+    <w:lsdException w:qFormat="1" w:unhideWhenUsed="0" w:uiPriority="66" w:semiHidden="0" w:name="Medium List 2 Accent 1"/>
+    <w:lsdException w:qFormat="1" w:unhideWhenUsed="0" w:uiPriority="67" w:semiHidden="0" w:name="Medium Grid 1 Accent 1"/>
+    <w:lsdException w:qFormat="1" w:unhideWhenUsed="0" w:uiPriority="68" w:semiHidden="0" w:name="Medium Grid 2 Accent 1"/>
     <w:lsdException w:unhideWhenUsed="0" w:uiPriority="69" w:semiHidden="0" w:name="Medium Grid 3 Accent 1"/>
-    <w:lsdException w:unhideWhenUsed="0" w:uiPriority="70" w:semiHidden="0" w:name="Dark List Accent 1"/>
-    <w:lsdException w:unhideWhenUsed="0" w:uiPriority="71" w:semiHidden="0" w:name="Colorful Shading Accent 1"/>
+    <w:lsdException w:qFormat="1" w:unhideWhenUsed="0" w:uiPriority="70" w:semiHidden="0" w:name="Dark List Accent 1"/>
+    <w:lsdException w:qFormat="1" w:unhideWhenUsed="0" w:uiPriority="71" w:semiHidden="0" w:name="Colorful Shading Accent 1"/>
     <w:lsdException w:unhideWhenUsed="0" w:uiPriority="72" w:semiHidden="0" w:name="Colorful List Accent 1"/>
-    <w:lsdException w:unhideWhenUsed="0" w:uiPriority="73" w:semiHidden="0" w:name="Colorful Grid Accent 1"/>
-    <w:lsdException w:unhideWhenUsed="0" w:uiPriority="60" w:semiHidden="0" w:name="Light Shading Accent 2"/>
-    <w:lsdException w:unhideWhenUsed="0" w:uiPriority="61" w:semiHidden="0" w:name="Light List Accent 2"/>
-    <w:lsdException w:unhideWhenUsed="0" w:uiPriority="62" w:semiHidden="0" w:name="Light Grid Accent 2"/>
+    <w:lsdException w:qFormat="1" w:unhideWhenUsed="0" w:uiPriority="73" w:semiHidden="0" w:name="Colorful Grid Accent 1"/>
+    <w:lsdException w:qFormat="1" w:unhideWhenUsed="0" w:uiPriority="60" w:semiHidden="0" w:name="Light Shading Accent 2"/>
+    <w:lsdException w:qFormat="1" w:unhideWhenUsed="0" w:uiPriority="61" w:semiHidden="0" w:name="Light List Accent 2"/>
+    <w:lsdException w:qFormat="1" w:unhideWhenUsed="0" w:uiPriority="62" w:semiHidden="0" w:name="Light Grid Accent 2"/>
     <w:lsdException w:unhideWhenUsed="0" w:uiPriority="63" w:semiHidden="0" w:name="Medium Shading 1 Accent 2"/>
-    <w:lsdException w:unhideWhenUsed="0" w:uiPriority="64" w:semiHidden="0" w:name="Medium Shading 2 Accent 2"/>
+    <w:lsdException w:qFormat="1" w:unhideWhenUsed="0" w:uiPriority="64" w:semiHidden="0" w:name="Medium Shading 2 Accent 2"/>
     <w:lsdException w:unhideWhenUsed="0" w:uiPriority="65" w:semiHidden="0" w:name="Medium List 1 Accent 2"/>
-    <w:lsdException w:unhideWhenUsed="0" w:uiPriority="66" w:semiHidden="0" w:name="Medium List 2 Accent 2"/>
-    <w:lsdException w:unhideWhenUsed="0" w:uiPriority="67" w:semiHidden="0" w:name="Medium Grid 1 Accent 2"/>
+    <w:lsdException w:qFormat="1" w:unhideWhenUsed="0" w:uiPriority="66" w:semiHidden="0" w:name="Medium List 2 Accent 2"/>
+    <w:lsdException w:qFormat="1" w:unhideWhenUsed="0" w:uiPriority="67" w:semiHidden="0" w:name="Medium Grid 1 Accent 2"/>
     <w:lsdException w:unhideWhenUsed="0" w:uiPriority="68" w:semiHidden="0" w:name="Medium Grid 2 Accent 2"/>
-    <w:lsdException w:unhideWhenUsed="0" w:uiPriority="69" w:semiHidden="0" w:name="Medium Grid 3 Accent 2"/>
-    <w:lsdException w:unhideWhenUsed="0" w:uiPriority="70" w:semiHidden="0" w:name="Dark List Accent 2"/>
-    <w:lsdException w:unhideWhenUsed="0" w:uiPriority="71" w:semiHidden="0" w:name="Colorful Shading Accent 2"/>
-    <w:lsdException w:unhideWhenUsed="0" w:uiPriority="72" w:semiHidden="0" w:name="Colorful List Accent 2"/>
-    <w:lsdException w:unhideWhenUsed="0" w:uiPriority="73" w:semiHidden="0" w:name="Colorful Grid Accent 2"/>
+    <w:lsdException w:qFormat="1" w:unhideWhenUsed="0" w:uiPriority="69" w:semiHidden="0" w:name="Medium Grid 3 Accent 2"/>
+    <w:lsdException w:qFormat="1" w:unhideWhenUsed="0" w:uiPriority="70" w:semiHidden="0" w:name="Dark List Accent 2"/>
+    <w:lsdException w:qFormat="1" w:unhideWhenUsed="0" w:uiPriority="71" w:semiHidden="0" w:name="Colorful Shading Accent 2"/>
+    <w:lsdException w:qFormat="1" w:unhideWhenUsed="0" w:uiPriority="72" w:semiHidden="0" w:name="Colorful List Accent 2"/>
+    <w:lsdException w:qFormat="1" w:unhideWhenUsed="0" w:uiPriority="73" w:semiHidden="0" w:name="Colorful Grid Accent 2"/>
     <w:lsdException w:unhideWhenUsed="0" w:uiPriority="60" w:semiHidden="0" w:name="Light Shading Accent 3"/>
-    <w:lsdException w:unhideWhenUsed="0" w:uiPriority="61" w:semiHidden="0" w:name="Light List Accent 3"/>
+    <w:lsdException w:qFormat="1" w:unhideWhenUsed="0" w:uiPriority="61" w:semiHidden="0" w:name="Light List Accent 3"/>
     <w:lsdException w:qFormat="1" w:unhideWhenUsed="0" w:uiPriority="62" w:semiHidden="0" w:name="Light Grid Accent 3"/>
-    <w:lsdException w:unhideWhenUsed="0" w:uiPriority="63" w:semiHidden="0" w:name="Medium Shading 1 Accent 3"/>
-    <w:lsdException w:unhideWhenUsed="0" w:uiPriority="64" w:semiHidden="0" w:name="Medium Shading 2 Accent 3"/>
-    <w:lsdException w:unhideWhenUsed="0" w:uiPriority="65" w:semiHidden="0" w:name="Medium List 1 Accent 3"/>
-    <w:lsdException w:unhideWhenUsed="0" w:uiPriority="66" w:semiHidden="0" w:name="Medium List 2 Accent 3"/>
-    <w:lsdException w:qFormat="1" w:unhideWhenUsed="0" w:uiPriority="67" w:semiHidden="0" w:name="Medium Grid 1 Accent 3"/>
-    <w:lsdException w:unhideWhenUsed="0" w:uiPriority="68" w:semiHidden="0" w:name="Medium Grid 2 Accent 3"/>
-    <w:lsdException w:unhideWhenUsed="0" w:uiPriority="69" w:semiHidden="0" w:name="Medium Grid 3 Accent 3"/>
-    <w:lsdException w:unhideWhenUsed="0" w:uiPriority="70" w:semiHidden="0" w:name="Dark List Accent 3"/>
-    <w:lsdException w:unhideWhenUsed="0" w:uiPriority="71" w:semiHidden="0" w:name="Colorful Shading Accent 3"/>
-    <w:lsdException w:unhideWhenUsed="0" w:uiPriority="72" w:semiHidden="0" w:name="Colorful List Accent 3"/>
-    <w:lsdException w:unhideWhenUsed="0" w:uiPriority="73" w:semiHidden="0" w:name="Colorful Grid Accent 3"/>
-    <w:lsdException w:unhideWhenUsed="0" w:uiPriority="60" w:semiHidden="0" w:name="Light Shading Accent 4"/>
+    <w:lsdException w:qFormat="1" w:unhideWhenUsed="0" w:uiPriority="63" w:semiHidden="0" w:name="Medium Shading 1 Accent 3"/>
+    <w:lsdException w:qFormat="1" w:unhideWhenUsed="0" w:uiPriority="64" w:semiHidden="0" w:name="Medium Shading 2 Accent 3"/>
+    <w:lsdException w:qFormat="1" w:unhideWhenUsed="0" w:uiPriority="65" w:semiHidden="0" w:name="Medium List 1 Accent 3"/>
+    <w:lsdException w:qFormat="1" w:unhideWhenUsed="0" w:uiPriority="66" w:semiHidden="0" w:name="Medium List 2 Accent 3"/>
+    <w:lsdException w:unhideWhenUsed="0" w:uiPriority="67" w:semiHidden="0" w:name="Medium Grid 1 Accent 3"/>
+    <w:lsdException w:qFormat="1" w:unhideWhenUsed="0" w:uiPriority="68" w:semiHidden="0" w:name="Medium Grid 2 Accent 3"/>
+    <w:lsdException w:qFormat="1" w:unhideWhenUsed="0" w:uiPriority="69" w:semiHidden="0" w:name="Medium Grid 3 Accent 3"/>
+    <w:lsdException w:qFormat="1" w:unhideWhenUsed="0" w:uiPriority="70" w:semiHidden="0" w:name="Dark List Accent 3"/>
+    <w:lsdException w:qFormat="1" w:unhideWhenUsed="0" w:uiPriority="71" w:semiHidden="0" w:name="Colorful Shading Accent 3"/>
+    <w:lsdException w:qFormat="1" w:unhideWhenUsed="0" w:uiPriority="72" w:semiHidden="0" w:name="Colorful List Accent 3"/>
+    <w:lsdException w:qFormat="1" w:unhideWhenUsed="0" w:uiPriority="73" w:semiHidden="0" w:name="Colorful Grid Accent 3"/>
+    <w:lsdException w:qFormat="1" w:unhideWhenUsed="0" w:uiPriority="60" w:semiHidden="0" w:name="Light Shading Accent 4"/>
     <w:lsdException w:unhideWhenUsed="0" w:uiPriority="61" w:semiHidden="0" w:name="Light List Accent 4"/>
     <w:lsdException w:qFormat="1" w:unhideWhenUsed="0" w:uiPriority="62" w:semiHidden="0" w:name="Light Grid Accent 4"/>
-    <w:lsdException w:unhideWhenUsed="0" w:uiPriority="63" w:semiHidden="0" w:name="Medium Shading 1 Accent 4"/>
-    <w:lsdException w:unhideWhenUsed="0" w:uiPriority="64" w:semiHidden="0" w:name="Medium Shading 2 Accent 4"/>
+    <w:lsdException w:qFormat="1" w:unhideWhenUsed="0" w:uiPriority="63" w:semiHidden="0" w:name="Medium Shading 1 Accent 4"/>
+    <w:lsdException w:qFormat="1" w:unhideWhenUsed="0" w:uiPriority="64" w:semiHidden="0" w:name="Medium Shading 2 Accent 4"/>
     <w:lsdException w:qFormat="1" w:unhideWhenUsed="0" w:uiPriority="65" w:semiHidden="0" w:name="Medium List 1 Accent 4"/>
-    <w:lsdException w:unhideWhenUsed="0" w:uiPriority="66" w:semiHidden="0" w:name="Medium List 2 Accent 4"/>
-    <w:lsdException w:unhideWhenUsed="0" w:uiPriority="67" w:semiHidden="0" w:name="Medium Grid 1 Accent 4"/>
+    <w:lsdException w:qFormat="1" w:unhideWhenUsed="0" w:uiPriority="66" w:semiHidden="0" w:name="Medium List 2 Accent 4"/>
+    <w:lsdException w:qFormat="1" w:unhideWhenUsed="0" w:uiPriority="67" w:semiHidden="0" w:name="Medium Grid 1 Accent 4"/>
     <w:lsdException w:unhideWhenUsed="0" w:uiPriority="68" w:semiHidden="0" w:name="Medium Grid 2 Accent 4"/>
     <w:lsdException w:unhideWhenUsed="0" w:uiPriority="69" w:semiHidden="0" w:name="Medium Grid 3 Accent 4"/>
-    <w:lsdException w:unhideWhenUsed="0" w:uiPriority="70" w:semiHidden="0" w:name="Dark List Accent 4"/>
-    <w:lsdException w:unhideWhenUsed="0" w:uiPriority="71" w:semiHidden="0" w:name="Colorful Shading Accent 4"/>
-    <w:lsdException w:unhideWhenUsed="0" w:uiPriority="72" w:semiHidden="0" w:name="Colorful List Accent 4"/>
-    <w:lsdException w:unhideWhenUsed="0" w:uiPriority="73" w:semiHidden="0" w:name="Colorful Grid Accent 4"/>
-    <w:lsdException w:unhideWhenUsed="0" w:uiPriority="60" w:semiHidden="0" w:name="Light Shading Accent 5"/>
-    <w:lsdException w:unhideWhenUsed="0" w:uiPriority="61" w:semiHidden="0" w:name="Light List Accent 5"/>
+    <w:lsdException w:qFormat="1" w:unhideWhenUsed="0" w:uiPriority="70" w:semiHidden="0" w:name="Dark List Accent 4"/>
+    <w:lsdException w:qFormat="1" w:unhideWhenUsed="0" w:uiPriority="71" w:semiHidden="0" w:name="Colorful Shading Accent 4"/>
+    <w:lsdException w:qFormat="1" w:unhideWhenUsed="0" w:uiPriority="72" w:semiHidden="0" w:name="Colorful List Accent 4"/>
+    <w:lsdException w:qFormat="1" w:unhideWhenUsed="0" w:uiPriority="73" w:semiHidden="0" w:name="Colorful Grid Accent 4"/>
+    <w:lsdException w:qFormat="1" w:unhideWhenUsed="0" w:uiPriority="60" w:semiHidden="0" w:name="Light Shading Accent 5"/>
+    <w:lsdException w:qFormat="1" w:unhideWhenUsed="0" w:uiPriority="61" w:semiHidden="0" w:name="Light List Accent 5"/>
     <w:lsdException w:unhideWhenUsed="0" w:uiPriority="62" w:semiHidden="0" w:name="Light Grid Accent 5"/>
-    <w:lsdException w:unhideWhenUsed="0" w:uiPriority="63" w:semiHidden="0" w:name="Medium Shading 1 Accent 5"/>
-    <w:lsdException w:unhideWhenUsed="0" w:uiPriority="64" w:semiHidden="0" w:name="Medium Shading 2 Accent 5"/>
+    <w:lsdException w:qFormat="1" w:unhideWhenUsed="0" w:uiPriority="63" w:semiHidden="0" w:name="Medium Shading 1 Accent 5"/>
+    <w:lsdException w:qFormat="1" w:unhideWhenUsed="0" w:uiPriority="64" w:semiHidden="0" w:name="Medium Shading 2 Accent 5"/>
     <w:lsdException w:unhideWhenUsed="0" w:uiPriority="65" w:semiHidden="0" w:name="Medium List 1 Accent 5"/>
-    <w:lsdException w:unhideWhenUsed="0" w:uiPriority="66" w:semiHidden="0" w:name="Medium List 2 Accent 5"/>
-    <w:lsdException w:qFormat="1" w:unhideWhenUsed="0" w:uiPriority="67" w:semiHidden="0" w:name="Medium Grid 1 Accent 5"/>
+    <w:lsdException w:qFormat="1" w:unhideWhenUsed="0" w:uiPriority="66" w:semiHidden="0" w:name="Medium List 2 Accent 5"/>
+    <w:lsdException w:unhideWhenUsed="0" w:uiPriority="67" w:semiHidden="0" w:name="Medium Grid 1 Accent 5"/>
     <w:lsdException w:unhideWhenUsed="0" w:uiPriority="68" w:semiHidden="0" w:name="Medium Grid 2 Accent 5"/>
     <w:lsdException w:unhideWhenUsed="0" w:uiPriority="69" w:semiHidden="0" w:name="Medium Grid 3 Accent 5"/>
-    <w:lsdException w:unhideWhenUsed="0" w:uiPriority="70" w:semiHidden="0" w:name="Dark List Accent 5"/>
-    <w:lsdException w:qFormat="1" w:unhideWhenUsed="0" w:uiPriority="71" w:semiHidden="0" w:name="Colorful Shading Accent 5"/>
-    <w:lsdException w:unhideWhenUsed="0" w:uiPriority="72" w:semiHidden="0" w:name="Colorful List Accent 5"/>
-    <w:lsdException w:unhideWhenUsed="0" w:uiPriority="73" w:semiHidden="0" w:name="Colorful Grid Accent 5"/>
-    <w:lsdException w:unhideWhenUsed="0" w:uiPriority="60" w:semiHidden="0" w:name="Light Shading Accent 6"/>
-    <w:lsdException w:unhideWhenUsed="0" w:uiPriority="61" w:semiHidden="0" w:name="Light List Accent 6"/>
+    <w:lsdException w:qFormat="1" w:unhideWhenUsed="0" w:uiPriority="70" w:semiHidden="0" w:name="Dark List Accent 5"/>
+    <w:lsdException w:unhideWhenUsed="0" w:uiPriority="71" w:semiHidden="0" w:name="Colorful Shading Accent 5"/>
+    <w:lsdException w:qFormat="1" w:unhideWhenUsed="0" w:uiPriority="72" w:semiHidden="0" w:name="Colorful List Accent 5"/>
+    <w:lsdException w:qFormat="1" w:unhideWhenUsed="0" w:uiPriority="73" w:semiHidden="0" w:name="Colorful Grid Accent 5"/>
+    <w:lsdException w:qFormat="1" w:unhideWhenUsed="0" w:uiPriority="60" w:semiHidden="0" w:name="Light Shading Accent 6"/>
+    <w:lsdException w:qFormat="1" w:unhideWhenUsed="0" w:uiPriority="61" w:semiHidden="0" w:name="Light List Accent 6"/>
     <w:lsdException w:unhideWhenUsed="0" w:uiPriority="62" w:semiHidden="0" w:name="Light Grid Accent 6"/>
-    <w:lsdException w:unhideWhenUsed="0" w:uiPriority="63" w:semiHidden="0" w:name="Medium Shading 1 Accent 6"/>
-    <w:lsdException w:unhideWhenUsed="0" w:uiPriority="64" w:semiHidden="0" w:name="Medium Shading 2 Accent 6"/>
-    <w:lsdException w:unhideWhenUsed="0" w:uiPriority="65" w:semiHidden="0" w:name="Medium List 1 Accent 6"/>
-    <w:lsdException w:unhideWhenUsed="0" w:uiPriority="66" w:semiHidden="0" w:name="Medium List 2 Accent 6"/>
+    <w:lsdException w:qFormat="1" w:unhideWhenUsed="0" w:uiPriority="63" w:semiHidden="0" w:name="Medium Shading 1 Accent 6"/>
+    <w:lsdException w:qFormat="1" w:unhideWhenUsed="0" w:uiPriority="64" w:semiHidden="0" w:name="Medium Shading 2 Accent 6"/>
+    <w:lsdException w:qFormat="1" w:unhideWhenUsed="0" w:uiPriority="65" w:semiHidden="0" w:name="Medium List 1 Accent 6"/>
+    <w:lsdException w:qFormat="1" w:unhideWhenUsed="0" w:uiPriority="66" w:semiHidden="0" w:name="Medium List 2 Accent 6"/>
     <w:lsdException w:qFormat="1" w:unhideWhenUsed="0" w:uiPriority="67" w:semiHidden="0" w:name="Medium Grid 1 Accent 6"/>
-    <w:lsdException w:unhideWhenUsed="0" w:uiPriority="68" w:semiHidden="0" w:name="Medium Grid 2 Accent 6"/>
-    <w:lsdException w:unhideWhenUsed="0" w:uiPriority="69" w:semiHidden="0" w:name="Medium Grid 3 Accent 6"/>
+    <w:lsdException w:qFormat="1" w:unhideWhenUsed="0" w:uiPriority="68" w:semiHidden="0" w:name="Medium Grid 2 Accent 6"/>
+    <w:lsdException w:qFormat="1" w:unhideWhenUsed="0" w:uiPriority="69" w:semiHidden="0" w:name="Medium Grid 3 Accent 6"/>
     <w:lsdException w:unhideWhenUsed="0" w:uiPriority="70" w:semiHidden="0" w:name="Dark List Accent 6"/>
     <w:lsdException w:qFormat="1" w:unhideWhenUsed="0" w:uiPriority="71" w:semiHidden="0" w:name="Colorful Shading Accent 6"/>
     <w:lsdException w:unhideWhenUsed="0" w:uiPriority="72" w:semiHidden="0" w:name="Colorful List Accent 6"/>
-    <w:lsdException w:unhideWhenUsed="0" w:uiPriority="73" w:semiHidden="0" w:name="Colorful Grid Accent 6"/>
+    <w:lsdException w:qFormat="1" w:unhideWhenUsed="0" w:uiPriority="73" w:semiHidden="0" w:name="Colorful Grid Accent 6"/>
   </w:latentStyles>
   <w:style w:type="paragraph" w:default="1" w:styleId="1">
     <w:name w:val="Normal"/>
     <w:qFormat/>
     <w:uiPriority w:val="0"/>
     <w:pPr>
-      <w:spacing w:after="120" w:line="300" w:lineRule="auto"/>
+      <w:spacing w:before="0" w:after="120" w:line="264" w:lineRule="auto"/>
     </w:pPr>
     <w:rPr>
-      <w:rFonts w:ascii="Calibri" w:hAnsi="Calibri" w:eastAsia="Calibri" w:cstheme="minorBidi"/>
-      <w:color w:val="222222"/>
+      <w:rFonts w:ascii="Calibri" w:hAnsi="Calibri" w:eastAsia="微软雅黑" w:cstheme="minorBidi"/>
       <w:sz w:val="22"/>
       <w:szCs w:val="22"/>
       <w:lang w:val="en-US" w:eastAsia="en-US" w:bidi="ar-SA"/>
@@ -4526,7 +4352,7 @@
     <w:pPr>
       <w:keepNext/>
       <w:keepLines/>
-      <w:spacing w:before="360" w:after="200"/>
+      <w:spacing w:before="320" w:after="160" w:line="264" w:lineRule="auto"/>
       <w:outlineLvl w:val="0"/>
     </w:pPr>
     <w:rPr>
@@ -4549,7 +4375,7 @@
     <w:pPr>
       <w:keepNext/>
       <w:keepLines/>
-      <w:spacing w:before="280" w:after="140"/>
+      <w:spacing w:before="240" w:after="120" w:line="264" w:lineRule="auto"/>
       <w:outlineLvl w:val="1"/>
     </w:pPr>
     <w:rPr>
@@ -4572,7 +4398,7 @@
     <w:pPr>
       <w:keepNext/>
       <w:keepLines/>
-      <w:spacing w:before="200" w:after="100"/>
+      <w:spacing w:before="160" w:after="80" w:line="264" w:lineRule="auto"/>
       <w:outlineLvl w:val="2"/>
     </w:pPr>
     <w:rPr>
@@ -4747,12 +4573,14 @@
     <w:name w:val="Default Paragraph Font"/>
     <w:semiHidden/>
     <w:unhideWhenUsed/>
+    <w:qFormat/>
     <w:uiPriority w:val="1"/>
   </w:style>
   <w:style w:type="table" w:default="1" w:styleId="32">
     <w:name w:val="Normal Table"/>
     <w:semiHidden/>
     <w:unhideWhenUsed/>
+    <w:qFormat/>
     <w:uiPriority w:val="99"/>
     <w:tblPr>
       <w:tblCellMar>
@@ -4767,6 +4595,7 @@
     <w:name w:val="macro"/>
     <w:link w:val="147"/>
     <w:unhideWhenUsed/>
+    <w:qFormat/>
     <w:uiPriority w:val="99"/>
     <w:pPr>
       <w:tabs>
@@ -4791,6 +4620,7 @@
     <w:name w:val="List 3"/>
     <w:basedOn w:val="1"/>
     <w:unhideWhenUsed/>
+    <w:qFormat/>
     <w:uiPriority w:val="99"/>
     <w:pPr>
       <w:ind w:left="1080" w:hanging="360"/>
@@ -4801,6 +4631,7 @@
     <w:name w:val="List Number 2"/>
     <w:basedOn w:val="1"/>
     <w:unhideWhenUsed/>
+    <w:qFormat/>
     <w:uiPriority w:val="99"/>
     <w:pPr>
       <w:numPr>
@@ -4851,6 +4682,7 @@
     <w:name w:val="List Bullet"/>
     <w:basedOn w:val="1"/>
     <w:unhideWhenUsed/>
+    <w:qFormat/>
     <w:uiPriority w:val="99"/>
     <w:pPr>
       <w:numPr>
@@ -4892,6 +4724,7 @@
     <w:basedOn w:val="1"/>
     <w:link w:val="144"/>
     <w:unhideWhenUsed/>
+    <w:qFormat/>
     <w:uiPriority w:val="99"/>
     <w:pPr>
       <w:spacing w:after="120"/>
@@ -4914,6 +4747,7 @@
     <w:name w:val="List 2"/>
     <w:basedOn w:val="1"/>
     <w:unhideWhenUsed/>
+    <w:qFormat/>
     <w:uiPriority w:val="99"/>
     <w:pPr>
       <w:ind w:left="720" w:hanging="360"/>
@@ -4924,6 +4758,7 @@
     <w:name w:val="List Continue"/>
     <w:basedOn w:val="1"/>
     <w:unhideWhenUsed/>
+    <w:qFormat/>
     <w:uiPriority w:val="99"/>
     <w:pPr>
       <w:spacing w:after="120"/>
@@ -4963,6 +4798,7 @@
     <w:basedOn w:val="1"/>
     <w:link w:val="135"/>
     <w:unhideWhenUsed/>
+    <w:qFormat/>
     <w:uiPriority w:val="99"/>
     <w:pPr>
       <w:tabs>
@@ -4998,6 +4834,7 @@
     <w:name w:val="List"/>
     <w:basedOn w:val="1"/>
     <w:unhideWhenUsed/>
+    <w:qFormat/>
     <w:uiPriority w:val="99"/>
     <w:pPr>
       <w:ind w:left="360" w:hanging="360"/>
@@ -5062,6 +4899,7 @@
   <w:style w:type="table" w:styleId="33">
     <w:name w:val="Table Grid"/>
     <w:basedOn w:val="32"/>
+    <w:qFormat/>
     <w:uiPriority w:val="59"/>
     <w:pPr>
       <w:spacing w:after="0" w:line="240" w:lineRule="auto"/>
@@ -5086,6 +4924,7 @@
   <w:style w:type="table" w:styleId="34">
     <w:name w:val="Light Shading"/>
     <w:basedOn w:val="32"/>
+    <w:qFormat/>
     <w:uiPriority w:val="60"/>
     <w:pPr>
       <w:spacing w:after="0" w:line="240" w:lineRule="auto"/>
@@ -5284,6 +5123,7 @@
   <w:style w:type="table" w:styleId="36">
     <w:name w:val="Light Shading Accent 2"/>
     <w:basedOn w:val="32"/>
+    <w:qFormat/>
     <w:uiPriority w:val="60"/>
     <w:pPr>
       <w:spacing w:after="0" w:line="240" w:lineRule="auto"/>
@@ -5482,6 +5322,7 @@
   <w:style w:type="table" w:styleId="38">
     <w:name w:val="Light Shading Accent 4"/>
     <w:basedOn w:val="32"/>
+    <w:qFormat/>
     <w:uiPriority w:val="60"/>
     <w:pPr>
       <w:spacing w:after="0" w:line="240" w:lineRule="auto"/>
@@ -5581,6 +5422,7 @@
   <w:style w:type="table" w:styleId="39">
     <w:name w:val="Light Shading Accent 5"/>
     <w:basedOn w:val="32"/>
+    <w:qFormat/>
     <w:uiPriority w:val="60"/>
     <w:pPr>
       <w:spacing w:after="0" w:line="240" w:lineRule="auto"/>
@@ -5680,6 +5522,7 @@
   <w:style w:type="table" w:styleId="40">
     <w:name w:val="Light Shading Accent 6"/>
     <w:basedOn w:val="32"/>
+    <w:qFormat/>
     <w:uiPriority w:val="60"/>
     <w:pPr>
       <w:spacing w:after="0" w:line="240" w:lineRule="auto"/>
@@ -5872,6 +5715,7 @@
   <w:style w:type="table" w:styleId="42">
     <w:name w:val="Light List Accent 1"/>
     <w:basedOn w:val="32"/>
+    <w:qFormat/>
     <w:uiPriority w:val="61"/>
     <w:pPr>
       <w:spacing w:after="0" w:line="240" w:lineRule="auto"/>
@@ -5965,6 +5809,7 @@
   <w:style w:type="table" w:styleId="43">
     <w:name w:val="Light List Accent 2"/>
     <w:basedOn w:val="32"/>
+    <w:qFormat/>
     <w:uiPriority w:val="61"/>
     <w:pPr>
       <w:spacing w:after="0" w:line="240" w:lineRule="auto"/>
@@ -6058,6 +5903,7 @@
   <w:style w:type="table" w:styleId="44">
     <w:name w:val="Light List Accent 3"/>
     <w:basedOn w:val="32"/>
+    <w:qFormat/>
     <w:uiPriority w:val="61"/>
     <w:pPr>
       <w:spacing w:after="0" w:line="240" w:lineRule="auto"/>
@@ -6244,6 +6090,7 @@
   <w:style w:type="table" w:styleId="46">
     <w:name w:val="Light List Accent 5"/>
     <w:basedOn w:val="32"/>
+    <w:qFormat/>
     <w:uiPriority w:val="61"/>
     <w:pPr>
       <w:spacing w:after="0" w:line="240" w:lineRule="auto"/>
@@ -6337,6 +6184,7 @@
   <w:style w:type="table" w:styleId="47">
     <w:name w:val="Light List Accent 6"/>
     <w:basedOn w:val="32"/>
+    <w:qFormat/>
     <w:uiPriority w:val="61"/>
     <w:pPr>
       <w:spacing w:after="0" w:line="240" w:lineRule="auto"/>
@@ -6430,6 +6278,7 @@
   <w:style w:type="table" w:styleId="48">
     <w:name w:val="Light Grid"/>
     <w:basedOn w:val="32"/>
+    <w:qFormat/>
     <w:uiPriority w:val="62"/>
     <w:pPr>
       <w:spacing w:after="0" w:line="240" w:lineRule="auto"/>
@@ -6556,6 +6405,7 @@
   <w:style w:type="table" w:styleId="49">
     <w:name w:val="Light Grid Accent 1"/>
     <w:basedOn w:val="32"/>
+    <w:qFormat/>
     <w:uiPriority w:val="62"/>
     <w:pPr>
       <w:spacing w:after="0" w:line="240" w:lineRule="auto"/>
@@ -6682,6 +6532,7 @@
   <w:style w:type="table" w:styleId="50">
     <w:name w:val="Light Grid Accent 2"/>
     <w:basedOn w:val="32"/>
+    <w:qFormat/>
     <w:uiPriority w:val="62"/>
     <w:pPr>
       <w:spacing w:after="0" w:line="240" w:lineRule="auto"/>
@@ -7314,6 +7165,7 @@
   <w:style w:type="table" w:styleId="55">
     <w:name w:val="Medium Shading 1"/>
     <w:basedOn w:val="32"/>
+    <w:qFormat/>
     <w:uiPriority w:val="63"/>
     <w:pPr>
       <w:spacing w:after="0" w:line="240" w:lineRule="auto"/>
@@ -7421,6 +7273,7 @@
   <w:style w:type="table" w:styleId="56">
     <w:name w:val="Medium Shading 1 Accent 1"/>
     <w:basedOn w:val="32"/>
+    <w:qFormat/>
     <w:uiPriority w:val="63"/>
     <w:pPr>
       <w:spacing w:after="0" w:line="240" w:lineRule="auto"/>
@@ -7635,6 +7488,7 @@
   <w:style w:type="table" w:styleId="58">
     <w:name w:val="Medium Shading 1 Accent 3"/>
     <w:basedOn w:val="32"/>
+    <w:qFormat/>
     <w:uiPriority w:val="63"/>
     <w:pPr>
       <w:spacing w:after="0" w:line="240" w:lineRule="auto"/>
@@ -7742,6 +7596,7 @@
   <w:style w:type="table" w:styleId="59">
     <w:name w:val="Medium Shading 1 Accent 4"/>
     <w:basedOn w:val="32"/>
+    <w:qFormat/>
     <w:uiPriority w:val="63"/>
     <w:pPr>
       <w:spacing w:after="0" w:line="240" w:lineRule="auto"/>
@@ -7849,6 +7704,7 @@
   <w:style w:type="table" w:styleId="60">
     <w:name w:val="Medium Shading 1 Accent 5"/>
     <w:basedOn w:val="32"/>
+    <w:qFormat/>
     <w:uiPriority w:val="63"/>
     <w:pPr>
       <w:spacing w:after="0" w:line="240" w:lineRule="auto"/>
@@ -7956,6 +7812,7 @@
   <w:style w:type="table" w:styleId="61">
     <w:name w:val="Medium Shading 1 Accent 6"/>
     <w:basedOn w:val="32"/>
+    <w:qFormat/>
     <w:uiPriority w:val="63"/>
     <w:pPr>
       <w:spacing w:after="0" w:line="240" w:lineRule="auto"/>
@@ -8063,6 +7920,7 @@
   <w:style w:type="table" w:styleId="62">
     <w:name w:val="Medium Shading 2"/>
     <w:basedOn w:val="32"/>
+    <w:qFormat/>
     <w:uiPriority w:val="64"/>
     <w:pPr>
       <w:spacing w:after="0" w:line="240" w:lineRule="auto"/>
@@ -8228,6 +8086,7 @@
   <w:style w:type="table" w:styleId="63">
     <w:name w:val="Medium Shading 2 Accent 1"/>
     <w:basedOn w:val="32"/>
+    <w:qFormat/>
     <w:uiPriority w:val="64"/>
     <w:pPr>
       <w:spacing w:after="0" w:line="240" w:lineRule="auto"/>
@@ -8393,6 +8252,7 @@
   <w:style w:type="table" w:styleId="64">
     <w:name w:val="Medium Shading 2 Accent 2"/>
     <w:basedOn w:val="32"/>
+    <w:qFormat/>
     <w:uiPriority w:val="64"/>
     <w:pPr>
       <w:spacing w:after="0" w:line="240" w:lineRule="auto"/>
@@ -8558,6 +8418,7 @@
   <w:style w:type="table" w:styleId="65">
     <w:name w:val="Medium Shading 2 Accent 3"/>
     <w:basedOn w:val="32"/>
+    <w:qFormat/>
     <w:uiPriority w:val="64"/>
     <w:pPr>
       <w:spacing w:after="0" w:line="240" w:lineRule="auto"/>
@@ -8723,6 +8584,7 @@
   <w:style w:type="table" w:styleId="66">
     <w:name w:val="Medium Shading 2 Accent 4"/>
     <w:basedOn w:val="32"/>
+    <w:qFormat/>
     <w:uiPriority w:val="64"/>
     <w:pPr>
       <w:spacing w:after="0" w:line="240" w:lineRule="auto"/>
@@ -8888,6 +8750,7 @@
   <w:style w:type="table" w:styleId="67">
     <w:name w:val="Medium Shading 2 Accent 5"/>
     <w:basedOn w:val="32"/>
+    <w:qFormat/>
     <w:uiPriority w:val="64"/>
     <w:pPr>
       <w:spacing w:after="0" w:line="240" w:lineRule="auto"/>
@@ -9053,6 +8916,7 @@
   <w:style w:type="table" w:styleId="68">
     <w:name w:val="Medium Shading 2 Accent 6"/>
     <w:basedOn w:val="32"/>
+    <w:qFormat/>
     <w:uiPriority w:val="64"/>
     <w:pPr>
       <w:spacing w:after="0" w:line="240" w:lineRule="auto"/>
@@ -9218,6 +9082,7 @@
   <w:style w:type="table" w:styleId="69">
     <w:name w:val="Medium List 1"/>
     <w:basedOn w:val="32"/>
+    <w:qFormat/>
     <w:uiPriority w:val="65"/>
     <w:pPr>
       <w:spacing w:after="0" w:line="240" w:lineRule="auto"/>
@@ -9308,6 +9173,7 @@
   <w:style w:type="table" w:styleId="70">
     <w:name w:val="Medium List 1 Accent 1"/>
     <w:basedOn w:val="32"/>
+    <w:qFormat/>
     <w:uiPriority w:val="65"/>
     <w:pPr>
       <w:spacing w:after="0" w:line="240" w:lineRule="auto"/>
@@ -9488,6 +9354,7 @@
   <w:style w:type="table" w:styleId="72">
     <w:name w:val="Medium List 1 Accent 3"/>
     <w:basedOn w:val="32"/>
+    <w:qFormat/>
     <w:uiPriority w:val="65"/>
     <w:pPr>
       <w:spacing w:after="0" w:line="240" w:lineRule="auto"/>
@@ -9759,6 +9626,7 @@
   <w:style w:type="table" w:styleId="75">
     <w:name w:val="Medium List 1 Accent 6"/>
     <w:basedOn w:val="32"/>
+    <w:qFormat/>
     <w:uiPriority w:val="65"/>
     <w:pPr>
       <w:spacing w:after="0" w:line="240" w:lineRule="auto"/>
@@ -9978,6 +9846,7 @@
   <w:style w:type="table" w:styleId="77">
     <w:name w:val="Medium List 2 Accent 1"/>
     <w:basedOn w:val="32"/>
+    <w:qFormat/>
     <w:uiPriority w:val="66"/>
     <w:pPr>
       <w:spacing w:after="0" w:line="240" w:lineRule="auto"/>
@@ -10107,6 +9976,7 @@
   <w:style w:type="table" w:styleId="78">
     <w:name w:val="Medium List 2 Accent 2"/>
     <w:basedOn w:val="32"/>
+    <w:qFormat/>
     <w:uiPriority w:val="66"/>
     <w:pPr>
       <w:spacing w:after="0" w:line="240" w:lineRule="auto"/>
@@ -10236,6 +10106,7 @@
   <w:style w:type="table" w:styleId="79">
     <w:name w:val="Medium List 2 Accent 3"/>
     <w:basedOn w:val="32"/>
+    <w:qFormat/>
     <w:uiPriority w:val="66"/>
     <w:pPr>
       <w:spacing w:after="0" w:line="240" w:lineRule="auto"/>
@@ -10365,6 +10236,7 @@
   <w:style w:type="table" w:styleId="80">
     <w:name w:val="Medium List 2 Accent 4"/>
     <w:basedOn w:val="32"/>
+    <w:qFormat/>
     <w:uiPriority w:val="66"/>
     <w:pPr>
       <w:spacing w:after="0" w:line="240" w:lineRule="auto"/>
@@ -10494,6 +10366,7 @@
   <w:style w:type="table" w:styleId="81">
     <w:name w:val="Medium List 2 Accent 5"/>
     <w:basedOn w:val="32"/>
+    <w:qFormat/>
     <w:uiPriority w:val="66"/>
     <w:pPr>
       <w:spacing w:after="0" w:line="240" w:lineRule="auto"/>
@@ -10623,6 +10496,7 @@
   <w:style w:type="table" w:styleId="82">
     <w:name w:val="Medium List 2 Accent 6"/>
     <w:basedOn w:val="32"/>
+    <w:qFormat/>
     <w:uiPriority w:val="66"/>
     <w:pPr>
       <w:spacing w:after="0" w:line="240" w:lineRule="auto"/>
@@ -10821,6 +10695,7 @@
   <w:style w:type="table" w:styleId="84">
     <w:name w:val="Medium Grid 1 Accent 1"/>
     <w:basedOn w:val="32"/>
+    <w:qFormat/>
     <w:uiPriority w:val="67"/>
     <w:pPr>
       <w:spacing w:after="0" w:line="240" w:lineRule="auto"/>
@@ -10890,6 +10765,7 @@
   <w:style w:type="table" w:styleId="85">
     <w:name w:val="Medium Grid 1 Accent 2"/>
     <w:basedOn w:val="32"/>
+    <w:qFormat/>
     <w:uiPriority w:val="67"/>
     <w:pPr>
       <w:spacing w:after="0" w:line="240" w:lineRule="auto"/>
@@ -10959,7 +10835,6 @@
   <w:style w:type="table" w:styleId="86">
     <w:name w:val="Medium Grid 1 Accent 3"/>
     <w:basedOn w:val="32"/>
-    <w:qFormat/>
     <w:uiPriority w:val="67"/>
     <w:pPr>
       <w:spacing w:after="0" w:line="240" w:lineRule="auto"/>
@@ -11029,6 +10904,7 @@
   <w:style w:type="table" w:styleId="87">
     <w:name w:val="Medium Grid 1 Accent 4"/>
     <w:basedOn w:val="32"/>
+    <w:qFormat/>
     <w:uiPriority w:val="67"/>
     <w:pPr>
       <w:spacing w:after="0" w:line="240" w:lineRule="auto"/>
@@ -11098,7 +10974,6 @@
   <w:style w:type="table" w:styleId="88">
     <w:name w:val="Medium Grid 1 Accent 5"/>
     <w:basedOn w:val="32"/>
-    <w:qFormat/>
     <w:uiPriority w:val="67"/>
     <w:pPr>
       <w:spacing w:after="0" w:line="240" w:lineRule="auto"/>
@@ -11238,6 +11113,7 @@
   <w:style w:type="table" w:styleId="90">
     <w:name w:val="Medium Grid 2"/>
     <w:basedOn w:val="32"/>
+    <w:qFormat/>
     <w:uiPriority w:val="68"/>
     <w:pPr>
       <w:spacing w:after="0" w:line="240" w:lineRule="auto"/>
@@ -11384,6 +11260,7 @@
   <w:style w:type="table" w:styleId="91">
     <w:name w:val="Medium Grid 2 Accent 1"/>
     <w:basedOn w:val="32"/>
+    <w:qFormat/>
     <w:uiPriority w:val="68"/>
     <w:pPr>
       <w:spacing w:after="0" w:line="240" w:lineRule="auto"/>
@@ -11676,6 +11553,7 @@
   <w:style w:type="table" w:styleId="93">
     <w:name w:val="Medium Grid 2 Accent 3"/>
     <w:basedOn w:val="32"/>
+    <w:qFormat/>
     <w:uiPriority w:val="68"/>
     <w:pPr>
       <w:spacing w:after="0" w:line="240" w:lineRule="auto"/>
@@ -12114,6 +11992,7 @@
   <w:style w:type="table" w:styleId="96">
     <w:name w:val="Medium Grid 2 Accent 6"/>
     <w:basedOn w:val="32"/>
+    <w:qFormat/>
     <w:uiPriority w:val="68"/>
     <w:pPr>
       <w:spacing w:after="0" w:line="240" w:lineRule="auto"/>
@@ -12260,6 +12139,7 @@
   <w:style w:type="table" w:styleId="97">
     <w:name w:val="Medium Grid 3"/>
     <w:basedOn w:val="32"/>
+    <w:qFormat/>
     <w:uiPriority w:val="69"/>
     <w:pPr>
       <w:spacing w:after="0" w:line="240" w:lineRule="auto"/>
@@ -12574,6 +12454,7 @@
   <w:style w:type="table" w:styleId="99">
     <w:name w:val="Medium Grid 3 Accent 2"/>
     <w:basedOn w:val="32"/>
+    <w:qFormat/>
     <w:uiPriority w:val="69"/>
     <w:pPr>
       <w:spacing w:after="0" w:line="240" w:lineRule="auto"/>
@@ -12731,6 +12612,7 @@
   <w:style w:type="table" w:styleId="100">
     <w:name w:val="Medium Grid 3 Accent 3"/>
     <w:basedOn w:val="32"/>
+    <w:qFormat/>
     <w:uiPriority w:val="69"/>
     <w:pPr>
       <w:spacing w:after="0" w:line="240" w:lineRule="auto"/>
@@ -13202,6 +13084,7 @@
   <w:style w:type="table" w:styleId="103">
     <w:name w:val="Medium Grid 3 Accent 6"/>
     <w:basedOn w:val="32"/>
+    <w:qFormat/>
     <w:uiPriority w:val="69"/>
     <w:pPr>
       <w:spacing w:after="0" w:line="240" w:lineRule="auto"/>
@@ -13359,6 +13242,7 @@
   <w:style w:type="table" w:styleId="104">
     <w:name w:val="Dark List"/>
     <w:basedOn w:val="32"/>
+    <w:qFormat/>
     <w:uiPriority w:val="70"/>
     <w:pPr>
       <w:spacing w:after="0" w:line="240" w:lineRule="auto"/>
@@ -13474,6 +13358,7 @@
   <w:style w:type="table" w:styleId="105">
     <w:name w:val="Dark List Accent 1"/>
     <w:basedOn w:val="32"/>
+    <w:qFormat/>
     <w:uiPriority w:val="70"/>
     <w:pPr>
       <w:spacing w:after="0" w:line="240" w:lineRule="auto"/>
@@ -13589,6 +13474,7 @@
   <w:style w:type="table" w:styleId="106">
     <w:name w:val="Dark List Accent 2"/>
     <w:basedOn w:val="32"/>
+    <w:qFormat/>
     <w:uiPriority w:val="70"/>
     <w:pPr>
       <w:spacing w:after="0" w:line="240" w:lineRule="auto"/>
@@ -13704,6 +13590,7 @@
   <w:style w:type="table" w:styleId="107">
     <w:name w:val="Dark List Accent 3"/>
     <w:basedOn w:val="32"/>
+    <w:qFormat/>
     <w:uiPriority w:val="70"/>
     <w:pPr>
       <w:spacing w:after="0" w:line="240" w:lineRule="auto"/>
@@ -13819,6 +13706,7 @@
   <w:style w:type="table" w:styleId="108">
     <w:name w:val="Dark List Accent 4"/>
     <w:basedOn w:val="32"/>
+    <w:qFormat/>
     <w:uiPriority w:val="70"/>
     <w:pPr>
       <w:spacing w:after="0" w:line="240" w:lineRule="auto"/>
@@ -13934,6 +13822,7 @@
   <w:style w:type="table" w:styleId="109">
     <w:name w:val="Dark List Accent 5"/>
     <w:basedOn w:val="32"/>
+    <w:qFormat/>
     <w:uiPriority w:val="70"/>
     <w:pPr>
       <w:spacing w:after="0" w:line="240" w:lineRule="auto"/>
@@ -14164,6 +14053,7 @@
   <w:style w:type="table" w:styleId="111">
     <w:name w:val="Colorful Shading"/>
     <w:basedOn w:val="32"/>
+    <w:qFormat/>
     <w:uiPriority w:val="71"/>
     <w:pPr>
       <w:spacing w:after="0" w:line="240" w:lineRule="auto"/>
@@ -14312,6 +14202,7 @@
   <w:style w:type="table" w:styleId="112">
     <w:name w:val="Colorful Shading Accent 1"/>
     <w:basedOn w:val="32"/>
+    <w:qFormat/>
     <w:uiPriority w:val="71"/>
     <w:pPr>
       <w:spacing w:after="0" w:line="240" w:lineRule="auto"/>
@@ -14460,6 +14351,7 @@
   <w:style w:type="table" w:styleId="113">
     <w:name w:val="Colorful Shading Accent 2"/>
     <w:basedOn w:val="32"/>
+    <w:qFormat/>
     <w:uiPriority w:val="71"/>
     <w:pPr>
       <w:spacing w:after="0" w:line="240" w:lineRule="auto"/>
@@ -14608,6 +14500,7 @@
   <w:style w:type="table" w:styleId="114">
     <w:name w:val="Colorful Shading Accent 3"/>
     <w:basedOn w:val="32"/>
+    <w:qFormat/>
     <w:uiPriority w:val="71"/>
     <w:pPr>
       <w:spacing w:after="0" w:line="240" w:lineRule="auto"/>
@@ -14736,6 +14629,7 @@
   <w:style w:type="table" w:styleId="115">
     <w:name w:val="Colorful Shading Accent 4"/>
     <w:basedOn w:val="32"/>
+    <w:qFormat/>
     <w:uiPriority w:val="71"/>
     <w:pPr>
       <w:spacing w:after="0" w:line="240" w:lineRule="auto"/>
@@ -14884,7 +14778,6 @@
   <w:style w:type="table" w:styleId="116">
     <w:name w:val="Colorful Shading Accent 5"/>
     <w:basedOn w:val="32"/>
-    <w:qFormat/>
     <w:uiPriority w:val="71"/>
     <w:pPr>
       <w:spacing w:after="0" w:line="240" w:lineRule="auto"/>
@@ -15182,6 +15075,7 @@
   <w:style w:type="table" w:styleId="118">
     <w:name w:val="Colorful List"/>
     <w:basedOn w:val="32"/>
+    <w:qFormat/>
     <w:uiPriority w:val="72"/>
     <w:pPr>
       <w:spacing w:after="0" w:line="240" w:lineRule="auto"/>
@@ -15366,6 +15260,7 @@
   <w:style w:type="table" w:styleId="120">
     <w:name w:val="Colorful List Accent 2"/>
     <w:basedOn w:val="32"/>
+    <w:qFormat/>
     <w:uiPriority w:val="72"/>
     <w:pPr>
       <w:spacing w:after="0" w:line="240" w:lineRule="auto"/>
@@ -15458,6 +15353,7 @@
   <w:style w:type="table" w:styleId="121">
     <w:name w:val="Colorful List Accent 3"/>
     <w:basedOn w:val="32"/>
+    <w:qFormat/>
     <w:uiPriority w:val="72"/>
     <w:pPr>
       <w:spacing w:after="0" w:line="240" w:lineRule="auto"/>
@@ -15550,6 +15446,7 @@
   <w:style w:type="table" w:styleId="122">
     <w:name w:val="Colorful List Accent 4"/>
     <w:basedOn w:val="32"/>
+    <w:qFormat/>
     <w:uiPriority w:val="72"/>
     <w:pPr>
       <w:spacing w:after="0" w:line="240" w:lineRule="auto"/>
@@ -15642,6 +15539,7 @@
   <w:style w:type="table" w:styleId="123">
     <w:name w:val="Colorful List Accent 5"/>
     <w:basedOn w:val="32"/>
+    <w:qFormat/>
     <w:uiPriority w:val="72"/>
     <w:pPr>
       <w:spacing w:after="0" w:line="240" w:lineRule="auto"/>
@@ -15826,6 +15724,7 @@
   <w:style w:type="table" w:styleId="125">
     <w:name w:val="Colorful Grid"/>
     <w:basedOn w:val="32"/>
+    <w:qFormat/>
     <w:uiPriority w:val="73"/>
     <w:pPr>
       <w:spacing w:after="0" w:line="240" w:lineRule="auto"/>
@@ -15922,6 +15821,7 @@
   <w:style w:type="table" w:styleId="126">
     <w:name w:val="Colorful Grid Accent 1"/>
     <w:basedOn w:val="32"/>
+    <w:qFormat/>
     <w:uiPriority w:val="73"/>
     <w:pPr>
       <w:spacing w:after="0" w:line="240" w:lineRule="auto"/>
@@ -16018,6 +15918,7 @@
   <w:style w:type="table" w:styleId="127">
     <w:name w:val="Colorful Grid Accent 2"/>
     <w:basedOn w:val="32"/>
+    <w:qFormat/>
     <w:uiPriority w:val="73"/>
     <w:pPr>
       <w:spacing w:after="0" w:line="240" w:lineRule="auto"/>
@@ -16114,6 +16015,7 @@
   <w:style w:type="table" w:styleId="128">
     <w:name w:val="Colorful Grid Accent 3"/>
     <w:basedOn w:val="32"/>
+    <w:qFormat/>
     <w:uiPriority w:val="73"/>
     <w:pPr>
       <w:spacing w:after="0" w:line="240" w:lineRule="auto"/>
@@ -16210,6 +16112,7 @@
   <w:style w:type="table" w:styleId="129">
     <w:name w:val="Colorful Grid Accent 4"/>
     <w:basedOn w:val="32"/>
+    <w:qFormat/>
     <w:uiPriority w:val="73"/>
     <w:pPr>
       <w:spacing w:after="0" w:line="240" w:lineRule="auto"/>
@@ -16306,6 +16209,7 @@
   <w:style w:type="table" w:styleId="130">
     <w:name w:val="Colorful Grid Accent 5"/>
     <w:basedOn w:val="32"/>
+    <w:qFormat/>
     <w:uiPriority w:val="73"/>
     <w:pPr>
       <w:spacing w:after="0" w:line="240" w:lineRule="auto"/>
@@ -16402,6 +16306,7 @@
   <w:style w:type="table" w:styleId="131">
     <w:name w:val="Colorful Grid Accent 6"/>
     <w:basedOn w:val="32"/>
+    <w:qFormat/>
     <w:uiPriority w:val="73"/>
     <w:pPr>
       <w:spacing w:after="0" w:line="240" w:lineRule="auto"/>
